--- a/01-项目实践/机械革命项目/SC-RRT小论文编写/第二版-SC-RRT英文翻译/第二十七版SC-RRT，一种基于自适应非对称双椭球域约束采样的SC-RRT算法.docx
+++ b/01-项目实践/机械革命项目/SC-RRT小论文编写/第二版-SC-RRT英文翻译/第二十七版SC-RRT，一种基于自适应非对称双椭球域约束采样的SC-RRT算法.docx
@@ -27,13 +27,63 @@
         <w:spacing w:line="235" w:lineRule="auto"/>
         <w:jc w:val="center"/>
         <w:rPr>
+          <w:rFonts w:eastAsiaTheme="minorEastAsia"/>
+          <w:color w:val="EE0000"/>
+          <w:sz w:val="28"/>
+          <w:szCs w:val="28"/>
+          <w:lang w:eastAsia="zh-CN"/>
+        </w:rPr>
+      </w:pPr>
+      <w:r>
+        <w:rPr>
           <w:rFonts w:eastAsiaTheme="minorEastAsia" w:hint="eastAsia"/>
           <w:color w:val="EE0000"/>
           <w:sz w:val="28"/>
           <w:szCs w:val="28"/>
           <w:lang w:eastAsia="zh-CN"/>
         </w:rPr>
-      </w:pPr>
+        <w:t>搜索状态驱动的</w:t>
+      </w:r>
+      <w:r>
+        <w:rPr>
+          <w:rFonts w:eastAsiaTheme="minorEastAsia"/>
+          <w:color w:val="EE0000"/>
+          <w:sz w:val="28"/>
+          <w:szCs w:val="28"/>
+          <w:lang w:eastAsia="zh-CN"/>
+        </w:rPr>
+        <w:t>自适应</w:t>
+      </w:r>
+      <w:r>
+        <w:rPr>
+          <w:rFonts w:eastAsiaTheme="minorEastAsia"/>
+          <w:color w:val="EE0000"/>
+          <w:sz w:val="28"/>
+          <w:szCs w:val="28"/>
+          <w:lang w:eastAsia="zh-CN"/>
+        </w:rPr>
+        <w:t>非对称双椭球</w:t>
+      </w:r>
+      <w:r>
+        <w:rPr>
+          <w:rFonts w:eastAsiaTheme="minorEastAsia"/>
+          <w:color w:val="EE0000"/>
+          <w:sz w:val="28"/>
+          <w:szCs w:val="28"/>
+          <w:lang w:eastAsia="zh-CN"/>
+        </w:rPr>
+        <w:t>约束采样</w:t>
+      </w:r>
+      <w:r>
+        <w:rPr>
+          <w:rFonts w:eastAsiaTheme="minorEastAsia"/>
+          <w:color w:val="EE0000"/>
+          <w:sz w:val="28"/>
+          <w:szCs w:val="28"/>
+          <w:lang w:eastAsia="zh-CN"/>
+        </w:rPr>
+        <w:t>SC-RRT</w:t>
+      </w:r>
       <w:r>
         <w:rPr>
           <w:rFonts w:eastAsiaTheme="minorEastAsia" w:hint="eastAsia"/>
@@ -42,56 +92,6 @@
           <w:szCs w:val="28"/>
           <w:lang w:eastAsia="zh-CN"/>
         </w:rPr>
-        <w:t>搜索状态驱动的</w:t>
-      </w:r>
-      <w:r>
-        <w:rPr>
-          <w:rFonts w:eastAsiaTheme="minorEastAsia"/>
-          <w:color w:val="EE0000"/>
-          <w:sz w:val="28"/>
-          <w:szCs w:val="28"/>
-          <w:lang w:eastAsia="zh-CN"/>
-        </w:rPr>
-        <w:t>自适应</w:t>
-      </w:r>
-      <w:r>
-        <w:rPr>
-          <w:rFonts w:eastAsiaTheme="minorEastAsia"/>
-          <w:color w:val="EE0000"/>
-          <w:sz w:val="28"/>
-          <w:szCs w:val="28"/>
-          <w:lang w:eastAsia="zh-CN"/>
-        </w:rPr>
-        <w:t>非对称双椭球</w:t>
-      </w:r>
-      <w:r>
-        <w:rPr>
-          <w:rFonts w:eastAsiaTheme="minorEastAsia"/>
-          <w:color w:val="EE0000"/>
-          <w:sz w:val="28"/>
-          <w:szCs w:val="28"/>
-          <w:lang w:eastAsia="zh-CN"/>
-        </w:rPr>
-        <w:t>约束采样</w:t>
-      </w:r>
-      <w:r>
-        <w:rPr>
-          <w:rFonts w:eastAsiaTheme="minorEastAsia"/>
-          <w:color w:val="EE0000"/>
-          <w:sz w:val="28"/>
-          <w:szCs w:val="28"/>
-          <w:lang w:eastAsia="zh-CN"/>
-        </w:rPr>
-        <w:t>SC-RRT</w:t>
-      </w:r>
-      <w:r>
-        <w:rPr>
-          <w:rFonts w:eastAsiaTheme="minorEastAsia" w:hint="eastAsia"/>
-          <w:color w:val="EE0000"/>
-          <w:sz w:val="28"/>
-          <w:szCs w:val="28"/>
-          <w:lang w:eastAsia="zh-CN"/>
-        </w:rPr>
         <w:t>路径规划</w:t>
       </w:r>
       <w:r>
@@ -417,7 +417,34 @@
           <w:szCs w:val="22"/>
           <w:lang w:eastAsia="zh-CN"/>
         </w:rPr>
-        <w:t>By constructing scalable and asymmetric bidirectional informed sampling subsets, the sampling process progressively concentrates on feasible paths with greater potential for improvement. This forms an Adaptive Dual-Ellipsoid Constrained Sampling (ADCS) strategy, which significantly increases the density of effective samples while maintaining exploration coverage.</w:t>
+        <w:t xml:space="preserve">By constructing scalable and asymmetric bidirectional informed sampling subsets, the sampling process progressively concentrates on feasible paths with greater potential for improvement. This forms an Adaptive </w:t>
+      </w:r>
+      <w:r>
+        <w:rPr>
+          <w:rFonts w:eastAsiaTheme="minorEastAsia"/>
+          <w:sz w:val="22"/>
+          <w:szCs w:val="22"/>
+          <w:lang w:eastAsia="zh-CN"/>
+        </w:rPr>
+        <w:t>Asymmetric</w:t>
+      </w:r>
+      <w:r>
+        <w:rPr>
+          <w:rFonts w:eastAsiaTheme="minorEastAsia"/>
+          <w:sz w:val="22"/>
+          <w:szCs w:val="22"/>
+          <w:lang w:eastAsia="zh-CN"/>
+        </w:rPr>
+        <w:t xml:space="preserve"> </w:t>
+      </w:r>
+      <w:r>
+        <w:rPr>
+          <w:rFonts w:eastAsiaTheme="minorEastAsia"/>
+          <w:sz w:val="22"/>
+          <w:szCs w:val="22"/>
+          <w:lang w:eastAsia="zh-CN"/>
+        </w:rPr>
+        <w:t>Dual-Ellipsoid Constrained Sampling (ADCS) strategy, which significantly increases the density of effective samples while maintaining exploration coverage.</w:t>
       </w:r>
       <w:bookmarkStart w:id="2" w:name="OLE_LINK7"/>
       <w:r>
@@ -579,7 +606,7 @@
         <w:ind w:firstLineChars="200" w:firstLine="440"/>
         <w:jc w:val="both"/>
         <w:rPr>
-          <w:rFonts w:eastAsiaTheme="minorEastAsia" w:hint="eastAsia"/>
+          <w:rFonts w:eastAsiaTheme="minorEastAsia"/>
           <w:lang w:eastAsia="zh-CN"/>
         </w:rPr>
       </w:pPr>
@@ -824,14 +851,7 @@
           <w:rFonts w:eastAsiaTheme="minorEastAsia"/>
           <w:lang w:eastAsia="zh-CN"/>
         </w:rPr>
-        <w:t xml:space="preserve"> </w:t>
-      </w:r>
-      <w:r>
-        <w:rPr>
-          <w:rFonts w:eastAsiaTheme="minorEastAsia"/>
-          <w:lang w:eastAsia="zh-CN"/>
-        </w:rPr>
-        <w:t>.</w:t>
+        <w:t xml:space="preserve"> .</w:t>
       </w:r>
       <w:r>
         <w:t xml:space="preserve"> </w:t>
@@ -1308,7 +1328,7 @@
         <w:spacing w:line="262" w:lineRule="auto"/>
         <w:jc w:val="both"/>
         <w:rPr>
-          <w:rFonts w:eastAsiaTheme="minorEastAsia" w:hint="eastAsia"/>
+          <w:rFonts w:eastAsiaTheme="minorEastAsia"/>
           <w:lang w:eastAsia="zh-CN"/>
         </w:rPr>
       </w:pPr>
@@ -1318,14 +1338,7 @@
           <w:lang w:eastAsia="zh-CN"/>
         </w:rPr>
         <w:lastRenderedPageBreak/>
-        <w:t>exacerbate the difficulty of planning. The shrinkage of feasible regions under sampling constraints and the decline in tree growth efficiency become particularly pronounced</w:t>
-      </w:r>
-      <w:r>
-        <w:rPr>
-          <w:rFonts w:eastAsiaTheme="minorEastAsia"/>
-          <w:lang w:eastAsia="zh-CN"/>
-        </w:rPr>
-        <w:t xml:space="preserve"> </w:t>
+        <w:t xml:space="preserve">exacerbate the difficulty of planning. The shrinkage of feasible regions under sampling constraints and the decline in tree growth efficiency become particularly pronounced </w:t>
       </w:r>
       <w:r>
         <w:rPr>
@@ -1520,7 +1533,7 @@
         <w:ind w:firstLineChars="200" w:firstLine="440"/>
         <w:jc w:val="both"/>
         <w:rPr>
-          <w:rFonts w:eastAsiaTheme="minorEastAsia" w:hint="eastAsia"/>
+          <w:rFonts w:eastAsiaTheme="minorEastAsia"/>
           <w:lang w:eastAsia="zh-CN"/>
         </w:rPr>
       </w:pPr>
@@ -2247,13 +2260,119 @@
           <w:rFonts w:eastAsiaTheme="minorEastAsia"/>
           <w:lang w:eastAsia="zh-CN"/>
         </w:rPr>
-        <w:t>Building upon this foundation, Gammell et al. further proposed the BIT* algorithm</w:t>
-      </w:r>
-      <w:r>
-        <w:rPr>
-          <w:rFonts w:eastAsiaTheme="minorEastAsia"/>
-          <w:lang w:eastAsia="zh-CN"/>
-        </w:rPr>
+        <w:t xml:space="preserve">Building upon this foundation, Gammell et al. further proposed the BIT* algorithm </w:t>
+      </w:r>
+      <w:r>
+        <w:rPr>
+          <w:rFonts w:eastAsiaTheme="minorEastAsia"/>
+          <w:lang w:eastAsia="zh-CN"/>
+        </w:rPr>
+        <w:fldChar w:fldCharType="begin"/>
+      </w:r>
+      <w:r>
+        <w:rPr>
+          <w:rFonts w:eastAsiaTheme="minorEastAsia"/>
+          <w:lang w:eastAsia="zh-CN"/>
+        </w:rPr>
+        <w:instrText xml:space="preserve"> </w:instrText>
+      </w:r>
+      <w:r>
+        <w:rPr>
+          <w:rFonts w:eastAsiaTheme="minorEastAsia" w:hint="eastAsia"/>
+          <w:lang w:eastAsia="zh-CN"/>
+        </w:rPr>
+        <w:instrText>REF _Ref223790273 \r \h</w:instrText>
+      </w:r>
+      <w:r>
+        <w:rPr>
+          <w:rFonts w:eastAsiaTheme="minorEastAsia"/>
+          <w:lang w:eastAsia="zh-CN"/>
+        </w:rPr>
+        <w:instrText xml:space="preserve"> </w:instrText>
+      </w:r>
+      <w:r>
+        <w:rPr>
+          <w:rFonts w:eastAsiaTheme="minorEastAsia"/>
+          <w:lang w:eastAsia="zh-CN"/>
+        </w:rPr>
+        <w:instrText xml:space="preserve"> \* MERGEFORMAT </w:instrText>
+      </w:r>
+      <w:r>
+        <w:rPr>
+          <w:rFonts w:eastAsiaTheme="minorEastAsia"/>
+          <w:lang w:eastAsia="zh-CN"/>
+        </w:rPr>
+      </w:r>
+      <w:r>
+        <w:rPr>
+          <w:rFonts w:eastAsiaTheme="minorEastAsia"/>
+          <w:lang w:eastAsia="zh-CN"/>
+        </w:rPr>
+        <w:fldChar w:fldCharType="separate"/>
+      </w:r>
+      <w:r>
+        <w:rPr>
+          <w:rFonts w:eastAsiaTheme="minorEastAsia"/>
+          <w:lang w:eastAsia="zh-CN"/>
+        </w:rPr>
+        <w:t>[25]</w:t>
+      </w:r>
+      <w:r>
+        <w:rPr>
+          <w:rFonts w:eastAsiaTheme="minorEastAsia"/>
+          <w:lang w:eastAsia="zh-CN"/>
+        </w:rPr>
+        <w:fldChar w:fldCharType="end"/>
+      </w:r>
+      <w:r>
+        <w:rPr>
+          <w:rFonts w:eastAsiaTheme="minorEastAsia"/>
+          <w:lang w:eastAsia="zh-CN"/>
+        </w:rPr>
+        <w:fldChar w:fldCharType="begin"/>
+      </w:r>
+      <w:r>
+        <w:rPr>
+          <w:rFonts w:eastAsiaTheme="minorEastAsia"/>
+          <w:lang w:eastAsia="zh-CN"/>
+        </w:rPr>
+        <w:instrText xml:space="preserve"> REF _Ref223801612 \r \h </w:instrText>
+      </w:r>
+      <w:r>
+        <w:rPr>
+          <w:rFonts w:eastAsiaTheme="minorEastAsia"/>
+          <w:lang w:eastAsia="zh-CN"/>
+        </w:rPr>
+        <w:instrText xml:space="preserve"> \* MERGEFORMAT </w:instrText>
+      </w:r>
+      <w:r>
+        <w:rPr>
+          <w:rFonts w:eastAsiaTheme="minorEastAsia"/>
+          <w:lang w:eastAsia="zh-CN"/>
+        </w:rPr>
+      </w:r>
+      <w:r>
+        <w:rPr>
+          <w:rFonts w:eastAsiaTheme="minorEastAsia"/>
+          <w:lang w:eastAsia="zh-CN"/>
+        </w:rPr>
+        <w:fldChar w:fldCharType="separate"/>
+      </w:r>
+      <w:r>
+        <w:rPr>
+          <w:rFonts w:eastAsiaTheme="minorEastAsia"/>
+          <w:lang w:eastAsia="zh-CN"/>
+        </w:rPr>
+        <w:t>[26]</w:t>
+      </w:r>
+      <w:r>
+        <w:rPr>
+          <w:rFonts w:eastAsiaTheme="minorEastAsia"/>
+          <w:lang w:eastAsia="zh-CN"/>
+        </w:rPr>
+        <w:fldChar w:fldCharType="end"/>
+      </w:r>
+      <w:r>
         <w:t xml:space="preserve"> </w:t>
       </w:r>
       <w:r>
@@ -2261,6 +2380,27 @@
           <w:rFonts w:eastAsiaTheme="minorEastAsia"/>
           <w:lang w:eastAsia="zh-CN"/>
         </w:rPr>
+        <w:t>, which unifies informed sampling and graph search into a heuristic search over an implicit random geometric graph, thereby further improving planning efficiency in high-dimensional scenarios.</w:t>
+      </w:r>
+      <w:r>
+        <w:rPr>
+          <w:rFonts w:eastAsiaTheme="minorEastAsia" w:hint="eastAsia"/>
+          <w:lang w:eastAsia="zh-CN"/>
+        </w:rPr>
+        <w:t xml:space="preserve"> </w:t>
+      </w:r>
+      <w:r>
+        <w:rPr>
+          <w:rFonts w:eastAsiaTheme="minorEastAsia"/>
+          <w:lang w:eastAsia="zh-CN"/>
+        </w:rPr>
+        <w:t xml:space="preserve">To further reduce the sensitivity of fixed ellipsoids to cost estimation bias, recent studies have attempted to introduce dynamic corridor constraints </w:t>
+      </w:r>
+      <w:r>
+        <w:rPr>
+          <w:rFonts w:eastAsiaTheme="minorEastAsia"/>
+          <w:lang w:eastAsia="zh-CN"/>
+        </w:rPr>
         <w:fldChar w:fldCharType="begin"/>
       </w:r>
       <w:r>
@@ -2275,7 +2415,7 @@
           <w:rFonts w:eastAsiaTheme="minorEastAsia" w:hint="eastAsia"/>
           <w:lang w:eastAsia="zh-CN"/>
         </w:rPr>
-        <w:instrText>REF _Ref223790273 \r \h</w:instrText>
+        <w:instrText>REF _Ref223791442 \r \h</w:instrText>
       </w:r>
       <w:r>
         <w:rPr>
@@ -2309,7 +2449,7 @@
           <w:rFonts w:eastAsiaTheme="minorEastAsia"/>
           <w:lang w:eastAsia="zh-CN"/>
         </w:rPr>
-        <w:t>[25]</w:t>
+        <w:t>[27]</w:t>
       </w:r>
       <w:r>
         <w:rPr>
@@ -2319,54 +2459,6 @@
         <w:fldChar w:fldCharType="end"/>
       </w:r>
       <w:r>
-        <w:rPr>
-          <w:rFonts w:eastAsiaTheme="minorEastAsia"/>
-          <w:lang w:eastAsia="zh-CN"/>
-        </w:rPr>
-        <w:fldChar w:fldCharType="begin"/>
-      </w:r>
-      <w:r>
-        <w:rPr>
-          <w:rFonts w:eastAsiaTheme="minorEastAsia"/>
-          <w:lang w:eastAsia="zh-CN"/>
-        </w:rPr>
-        <w:instrText xml:space="preserve"> REF _Ref223801612 \r \h </w:instrText>
-      </w:r>
-      <w:r>
-        <w:rPr>
-          <w:rFonts w:eastAsiaTheme="minorEastAsia"/>
-          <w:lang w:eastAsia="zh-CN"/>
-        </w:rPr>
-        <w:instrText xml:space="preserve"> \* MERGEFORMAT </w:instrText>
-      </w:r>
-      <w:r>
-        <w:rPr>
-          <w:rFonts w:eastAsiaTheme="minorEastAsia"/>
-          <w:lang w:eastAsia="zh-CN"/>
-        </w:rPr>
-      </w:r>
-      <w:r>
-        <w:rPr>
-          <w:rFonts w:eastAsiaTheme="minorEastAsia"/>
-          <w:lang w:eastAsia="zh-CN"/>
-        </w:rPr>
-        <w:fldChar w:fldCharType="separate"/>
-      </w:r>
-      <w:r>
-        <w:rPr>
-          <w:rFonts w:eastAsiaTheme="minorEastAsia"/>
-          <w:lang w:eastAsia="zh-CN"/>
-        </w:rPr>
-        <w:t>[26]</w:t>
-      </w:r>
-      <w:r>
-        <w:rPr>
-          <w:rFonts w:eastAsiaTheme="minorEastAsia"/>
-          <w:lang w:eastAsia="zh-CN"/>
-        </w:rPr>
-        <w:fldChar w:fldCharType="end"/>
-      </w:r>
-      <w:r>
         <w:t xml:space="preserve"> </w:t>
       </w:r>
       <w:r>
@@ -2374,107 +2466,7 @@
           <w:rFonts w:eastAsiaTheme="minorEastAsia"/>
           <w:lang w:eastAsia="zh-CN"/>
         </w:rPr>
-        <w:t>, which unifies informed sampling and graph search into a heuristic search over an implicit random geometric graph, thereby further improving planning efficiency in high-dimensional scenarios.</w:t>
-      </w:r>
-      <w:r>
-        <w:rPr>
-          <w:rFonts w:eastAsiaTheme="minorEastAsia" w:hint="eastAsia"/>
-          <w:lang w:eastAsia="zh-CN"/>
-        </w:rPr>
-        <w:t xml:space="preserve"> </w:t>
-      </w:r>
-      <w:r>
-        <w:rPr>
-          <w:rFonts w:eastAsiaTheme="minorEastAsia"/>
-          <w:lang w:eastAsia="zh-CN"/>
-        </w:rPr>
-        <w:t>To further reduce the sensitivity of fixed ellipsoids to cost estimation bias, recent studies have attempted to introduce dynamic corridor constraints</w:t>
-      </w:r>
-      <w:r>
-        <w:rPr>
-          <w:rFonts w:eastAsiaTheme="minorEastAsia"/>
-          <w:lang w:eastAsia="zh-CN"/>
-        </w:rPr>
-        <w:t xml:space="preserve"> </w:t>
-      </w:r>
-      <w:r>
-        <w:rPr>
-          <w:rFonts w:eastAsiaTheme="minorEastAsia"/>
-          <w:lang w:eastAsia="zh-CN"/>
-        </w:rPr>
-        <w:fldChar w:fldCharType="begin"/>
-      </w:r>
-      <w:r>
-        <w:rPr>
-          <w:rFonts w:eastAsiaTheme="minorEastAsia"/>
-          <w:lang w:eastAsia="zh-CN"/>
-        </w:rPr>
-        <w:instrText xml:space="preserve"> </w:instrText>
-      </w:r>
-      <w:r>
-        <w:rPr>
-          <w:rFonts w:eastAsiaTheme="minorEastAsia" w:hint="eastAsia"/>
-          <w:lang w:eastAsia="zh-CN"/>
-        </w:rPr>
-        <w:instrText>REF _Ref223791442 \r \h</w:instrText>
-      </w:r>
-      <w:r>
-        <w:rPr>
-          <w:rFonts w:eastAsiaTheme="minorEastAsia"/>
-          <w:lang w:eastAsia="zh-CN"/>
-        </w:rPr>
-        <w:instrText xml:space="preserve"> </w:instrText>
-      </w:r>
-      <w:r>
-        <w:rPr>
-          <w:rFonts w:eastAsiaTheme="minorEastAsia"/>
-          <w:lang w:eastAsia="zh-CN"/>
-        </w:rPr>
-        <w:instrText xml:space="preserve"> \* MERGEFORMAT </w:instrText>
-      </w:r>
-      <w:r>
-        <w:rPr>
-          <w:rFonts w:eastAsiaTheme="minorEastAsia"/>
-          <w:lang w:eastAsia="zh-CN"/>
-        </w:rPr>
-      </w:r>
-      <w:r>
-        <w:rPr>
-          <w:rFonts w:eastAsiaTheme="minorEastAsia"/>
-          <w:lang w:eastAsia="zh-CN"/>
-        </w:rPr>
-        <w:fldChar w:fldCharType="separate"/>
-      </w:r>
-      <w:r>
-        <w:rPr>
-          <w:rFonts w:eastAsiaTheme="minorEastAsia"/>
-          <w:lang w:eastAsia="zh-CN"/>
-        </w:rPr>
-        <w:t>[27]</w:t>
-      </w:r>
-      <w:r>
-        <w:rPr>
-          <w:rFonts w:eastAsiaTheme="minorEastAsia"/>
-          <w:lang w:eastAsia="zh-CN"/>
-        </w:rPr>
-        <w:fldChar w:fldCharType="end"/>
-      </w:r>
-      <w:r>
-        <w:t xml:space="preserve"> </w:t>
-      </w:r>
-      <w:r>
-        <w:rPr>
-          <w:rFonts w:eastAsiaTheme="minorEastAsia"/>
-          <w:lang w:eastAsia="zh-CN"/>
-        </w:rPr>
-        <w:t>or adaptive bidirectional hyper-ellipsoidal sampling</w:t>
-      </w:r>
-      <w:r>
-        <w:rPr>
-          <w:rFonts w:eastAsiaTheme="minorEastAsia"/>
-          <w:lang w:eastAsia="zh-CN"/>
-        </w:rPr>
-        <w:t xml:space="preserve"> </w:t>
+        <w:t xml:space="preserve">or adaptive bidirectional hyper-ellipsoidal sampling </w:t>
       </w:r>
       <w:r>
         <w:rPr>
@@ -2827,7 +2819,6 @@
         <w:spacing w:before="109"/>
         <w:ind w:left="255" w:hanging="255"/>
         <w:rPr>
-          <w:rFonts w:hint="eastAsia"/>
           <w:spacing w:val="-2"/>
           <w:w w:val="110"/>
         </w:rPr>
@@ -3048,10 +3039,10 @@
             <v:path o:extrusionok="f" gradientshapeok="t" o:connecttype="rect"/>
             <o:lock v:ext="edit" aspectratio="t"/>
           </v:shapetype>
-          <v:shape id="_x0000_i1224" type="#_x0000_t75" style="width:48.1pt;height:18.9pt" o:ole="">
+          <v:shape id="_x0000_i1374" type="#_x0000_t75" style="width:48.1pt;height:18.9pt" o:ole="">
             <v:imagedata r:id="rId9" o:title=""/>
           </v:shape>
-          <o:OLEObject Type="Embed" ProgID="Equation.DSMT4" ShapeID="_x0000_i1224" DrawAspect="Content" ObjectID="_1835296846" r:id="rId10"/>
+          <o:OLEObject Type="Embed" ProgID="Equation.DSMT4" ShapeID="_x0000_i1374" DrawAspect="Content" ObjectID="_1835377743" r:id="rId10"/>
         </w:object>
       </w:r>
       <w:r>
@@ -3078,10 +3069,10 @@
           <w:lang w:eastAsia="zh-CN"/>
         </w:rPr>
         <w:object w:dxaOrig="880" w:dyaOrig="380" w14:anchorId="5F403BD7">
-          <v:shape id="_x0000_i1225" type="#_x0000_t75" style="width:43.85pt;height:18.9pt" o:ole="">
+          <v:shape id="_x0000_i1375" type="#_x0000_t75" style="width:43.85pt;height:18.9pt" o:ole="">
             <v:imagedata r:id="rId11" o:title=""/>
           </v:shape>
-          <o:OLEObject Type="Embed" ProgID="Equation.DSMT4" ShapeID="_x0000_i1225" DrawAspect="Content" ObjectID="_1835296847" r:id="rId12"/>
+          <o:OLEObject Type="Embed" ProgID="Equation.DSMT4" ShapeID="_x0000_i1375" DrawAspect="Content" ObjectID="_1835377744" r:id="rId12"/>
         </w:object>
       </w:r>
       <w:r>
@@ -3277,10 +3268,10 @@
           <w:lang w:eastAsia="zh-CN"/>
         </w:rPr>
         <w:object w:dxaOrig="639" w:dyaOrig="279" w14:anchorId="535116C1">
-          <v:shape id="_x0000_i1226" type="#_x0000_t75" style="width:32.1pt;height:13.9pt" o:ole="">
+          <v:shape id="_x0000_i1376" type="#_x0000_t75" style="width:32.1pt;height:13.9pt" o:ole="">
             <v:imagedata r:id="rId13" o:title=""/>
           </v:shape>
-          <o:OLEObject Type="Embed" ProgID="Equation.DSMT4" ShapeID="_x0000_i1226" DrawAspect="Content" ObjectID="_1835296848" r:id="rId14"/>
+          <o:OLEObject Type="Embed" ProgID="Equation.DSMT4" ShapeID="_x0000_i1376" DrawAspect="Content" ObjectID="_1835377745" r:id="rId14"/>
         </w:object>
       </w:r>
       <w:r>
@@ -3316,10 +3307,10 @@
           <w:lang w:eastAsia="zh-CN"/>
         </w:rPr>
         <w:object w:dxaOrig="480" w:dyaOrig="420" w14:anchorId="20B8BBB4">
-          <v:shape id="_x0000_i1227" type="#_x0000_t75" style="width:23.9pt;height:21.05pt" o:ole="">
+          <v:shape id="_x0000_i1377" type="#_x0000_t75" style="width:23.9pt;height:21.05pt" o:ole="">
             <v:imagedata r:id="rId15" o:title=""/>
           </v:shape>
-          <o:OLEObject Type="Embed" ProgID="Equation.DSMT4" ShapeID="_x0000_i1227" DrawAspect="Content" ObjectID="_1835296849" r:id="rId16"/>
+          <o:OLEObject Type="Embed" ProgID="Equation.DSMT4" ShapeID="_x0000_i1377" DrawAspect="Content" ObjectID="_1835377746" r:id="rId16"/>
         </w:object>
       </w:r>
       <w:bookmarkEnd w:id="8"/>
@@ -3339,6 +3330,7 @@
         </w:rPr>
         <w:t xml:space="preserve"> </w:t>
       </w:r>
+      <w:bookmarkStart w:id="9" w:name="OLE_LINK1"/>
       <w:r>
         <w:rPr>
           <w:rFonts w:eastAsiaTheme="minorEastAsia"/>
@@ -3347,12 +3339,13 @@
           <w:lang w:eastAsia="zh-CN"/>
         </w:rPr>
         <w:object w:dxaOrig="420" w:dyaOrig="380" w14:anchorId="617D2E9A">
-          <v:shape id="_x0000_i1228" type="#_x0000_t75" style="width:21.05pt;height:18.9pt" o:ole="">
+          <v:shape id="_x0000_i1378" type="#_x0000_t75" style="width:21.05pt;height:18.9pt" o:ole="">
             <v:imagedata r:id="rId17" o:title=""/>
           </v:shape>
-          <o:OLEObject Type="Embed" ProgID="Equation.DSMT4" ShapeID="_x0000_i1228" DrawAspect="Content" ObjectID="_1835296850" r:id="rId18"/>
+          <o:OLEObject Type="Embed" ProgID="Equation.DSMT4" ShapeID="_x0000_i1378" DrawAspect="Content" ObjectID="_1835377747" r:id="rId18"/>
         </w:object>
       </w:r>
+      <w:bookmarkEnd w:id="9"/>
       <w:r>
         <w:rPr>
           <w:rFonts w:eastAsiaTheme="minorEastAsia"/>
@@ -3375,10 +3368,10 @@
           <w:lang w:eastAsia="zh-CN"/>
         </w:rPr>
         <w:object w:dxaOrig="1440" w:dyaOrig="420" w14:anchorId="019677B2">
-          <v:shape id="_x0000_i1229" type="#_x0000_t75" style="width:1in;height:21.05pt" o:ole="">
+          <v:shape id="_x0000_i1379" type="#_x0000_t75" style="width:1in;height:21.05pt" o:ole="">
             <v:imagedata r:id="rId19" o:title=""/>
           </v:shape>
-          <o:OLEObject Type="Embed" ProgID="Equation.DSMT4" ShapeID="_x0000_i1229" DrawAspect="Content" ObjectID="_1835296851" r:id="rId20"/>
+          <o:OLEObject Type="Embed" ProgID="Equation.DSMT4" ShapeID="_x0000_i1379" DrawAspect="Content" ObjectID="_1835377748" r:id="rId20"/>
         </w:object>
       </w:r>
       <w:r>
@@ -3403,10 +3396,10 @@
           <w:lang w:eastAsia="zh-CN"/>
         </w:rPr>
         <w:object w:dxaOrig="1920" w:dyaOrig="420" w14:anchorId="2E5C8514">
-          <v:shape id="_x0000_i1241" type="#_x0000_t75" style="width:95.9pt;height:21.05pt" o:ole="">
+          <v:shape id="_x0000_i1380" type="#_x0000_t75" style="width:95.9pt;height:21.05pt" o:ole="">
             <v:imagedata r:id="rId21" o:title=""/>
           </v:shape>
-          <o:OLEObject Type="Embed" ProgID="Equation.DSMT4" ShapeID="_x0000_i1241" DrawAspect="Content" ObjectID="_1835296852" r:id="rId22"/>
+          <o:OLEObject Type="Embed" ProgID="Equation.DSMT4" ShapeID="_x0000_i1380" DrawAspect="Content" ObjectID="_1835377749" r:id="rId22"/>
         </w:object>
       </w:r>
       <w:r>
@@ -3439,6 +3432,9 @@
         <w:spacing w:line="300" w:lineRule="auto"/>
         <w:ind w:firstLine="486"/>
         <w:jc w:val="both"/>
+        <w:rPr>
+          <w:lang w:eastAsia="zh-CN"/>
+        </w:rPr>
       </w:pPr>
       <w:r>
         <w:rPr>
@@ -3625,10 +3621,10 @@
           <w:lang w:eastAsia="zh-CN"/>
         </w:rPr>
         <w:object w:dxaOrig="520" w:dyaOrig="380" w14:anchorId="08C48297">
-          <v:shape id="_x0000_i1248" type="#_x0000_t75" style="width:26pt;height:18.9pt" o:ole="">
+          <v:shape id="_x0000_i1381" type="#_x0000_t75" style="width:26pt;height:18.9pt" o:ole="">
             <v:imagedata r:id="rId23" o:title=""/>
           </v:shape>
-          <o:OLEObject Type="Embed" ProgID="Equation.DSMT4" ShapeID="_x0000_i1248" DrawAspect="Content" ObjectID="_1835296853" r:id="rId24"/>
+          <o:OLEObject Type="Embed" ProgID="Equation.DSMT4" ShapeID="_x0000_i1381" DrawAspect="Content" ObjectID="_1835377750" r:id="rId24"/>
         </w:object>
       </w:r>
       <w:r>
@@ -3657,100 +3653,63 @@
       </w:r>
       <w:r>
         <w:rPr>
+          <w:rFonts w:eastAsiaTheme="minorEastAsia"/>
+          <w:color w:val="000000" w:themeColor="text1"/>
+          <w:lang w:eastAsia="zh-CN"/>
+        </w:rPr>
+        <w:t>The intermediate point</w:t>
+      </w:r>
+      <w:r>
+        <w:rPr>
           <w:rFonts w:eastAsiaTheme="minorEastAsia" w:hint="eastAsia"/>
           <w:color w:val="000000" w:themeColor="text1"/>
           <w:lang w:eastAsia="zh-CN"/>
         </w:rPr>
-        <w:t>其中</w:t>
-      </w:r>
-      <w:r>
-        <w:rPr>
-          <w:rFonts w:eastAsiaTheme="minorEastAsia"/>
-          <w:color w:val="000000" w:themeColor="text1"/>
-          <w:lang w:eastAsia="zh-CN"/>
-        </w:rPr>
-        <w:t>中介点</w:t>
-      </w:r>
-      <w:r>
-        <w:rPr>
-          <w:rFonts w:eastAsiaTheme="minorEastAsia"/>
-          <w:color w:val="000000" w:themeColor="text1"/>
-          <w:lang w:eastAsia="zh-CN"/>
-        </w:rPr>
         <w:t xml:space="preserve"> </w:t>
       </w:r>
-      <m:oMath>
-        <m:sSub>
-          <m:sSubPr>
-            <m:ctrlPr>
-              <w:rPr>
-                <w:rFonts w:ascii="Cambria Math" w:eastAsiaTheme="minorEastAsia" w:hAnsi="Cambria Math"/>
-                <w:color w:val="000000" w:themeColor="text1"/>
-                <w:lang w:eastAsia="zh-CN"/>
-              </w:rPr>
-            </m:ctrlPr>
-          </m:sSubPr>
-          <m:e>
-            <m:r>
-              <m:rPr>
-                <m:sty m:val="bi"/>
-              </m:rPr>
-              <w:rPr>
-                <w:rFonts w:ascii="Cambria Math" w:eastAsiaTheme="minorEastAsia" w:hAnsi="Cambria Math"/>
-                <w:color w:val="000000" w:themeColor="text1"/>
-                <w:lang w:eastAsia="zh-CN"/>
-              </w:rPr>
-              <m:t>x</m:t>
-            </m:r>
-          </m:e>
-          <m:sub>
-            <m:r>
-              <m:rPr>
-                <m:sty m:val="bi"/>
-              </m:rPr>
-              <w:rPr>
-                <w:rFonts w:ascii="Cambria Math" w:eastAsiaTheme="minorEastAsia" w:hAnsi="Cambria Math"/>
-                <w:color w:val="000000" w:themeColor="text1"/>
-                <w:lang w:eastAsia="zh-CN"/>
-              </w:rPr>
-              <m:t>meet</m:t>
-            </m:r>
-          </m:sub>
-        </m:sSub>
-      </m:oMath>
+      <w:r>
+        <w:rPr>
+          <w:rFonts w:eastAsiaTheme="minorEastAsia"/>
+          <w:color w:val="000000" w:themeColor="text1"/>
+          <w:position w:val="-12"/>
+          <w:lang w:eastAsia="zh-CN"/>
+        </w:rPr>
+        <w:object w:dxaOrig="620" w:dyaOrig="380" w14:anchorId="4C24B290">
+          <v:shape id="_x0000_i1385" type="#_x0000_t75" style="width:31pt;height:18.9pt" o:ole="">
+            <v:imagedata r:id="rId25" o:title=""/>
+          </v:shape>
+          <o:OLEObject Type="Embed" ProgID="Equation.DSMT4" ShapeID="_x0000_i1385" DrawAspect="Content" ObjectID="_1835377751" r:id="rId26"/>
+        </w:object>
+      </w:r>
+      <w:r>
+        <w:rPr>
+          <w:rFonts w:eastAsiaTheme="minorEastAsia"/>
+          <w:color w:val="000000" w:themeColor="text1"/>
+          <w:lang w:eastAsia="zh-CN"/>
+        </w:rPr>
+        <w:t>is updated online based on the bidirectional search states. Unlike a traditional single static ellipsoid, the super-ellipsoid constructed in this paper does not maintain a fixed shape. Its parameters are dynamically updated as the path cost improves and the intermediate point shifts. Using</w:t>
+      </w:r>
       <w:r>
         <w:rPr>
           <w:rFonts w:eastAsiaTheme="minorEastAsia" w:hint="eastAsia"/>
           <w:color w:val="000000" w:themeColor="text1"/>
           <w:lang w:eastAsia="zh-CN"/>
         </w:rPr>
-        <w:t>基于双树搜索状态在线更新。</w:t>
-      </w:r>
-      <w:r>
-        <w:rPr>
-          <w:rFonts w:eastAsiaTheme="minorEastAsia"/>
-          <w:color w:val="000000" w:themeColor="text1"/>
-          <w:lang w:eastAsia="zh-CN"/>
-        </w:rPr>
-        <w:t>与传统单一静态椭球不同，本文所构建的超椭球</w:t>
-      </w:r>
-      <w:proofErr w:type="gramStart"/>
-      <w:r>
-        <w:rPr>
-          <w:rFonts w:eastAsiaTheme="minorEastAsia"/>
-          <w:color w:val="000000" w:themeColor="text1"/>
-          <w:lang w:eastAsia="zh-CN"/>
-        </w:rPr>
-        <w:t>体并非</w:t>
-      </w:r>
-      <w:proofErr w:type="gramEnd"/>
-      <w:r>
-        <w:rPr>
-          <w:rFonts w:eastAsiaTheme="minorEastAsia"/>
-          <w:color w:val="000000" w:themeColor="text1"/>
-          <w:lang w:eastAsia="zh-CN"/>
-        </w:rPr>
-        <w:t>固定形状，</w:t>
+        <w:t xml:space="preserve"> </w:t>
+      </w:r>
+      <w:r>
+        <w:rPr>
+          <w:rFonts w:eastAsiaTheme="minorEastAsia"/>
+          <w:color w:val="000000" w:themeColor="text1"/>
+          <w:position w:val="-12"/>
+          <w:lang w:eastAsia="zh-CN"/>
+        </w:rPr>
+        <w:object w:dxaOrig="620" w:dyaOrig="380" w14:anchorId="3ADBAD07">
+          <v:shape id="_x0000_i1386" type="#_x0000_t75" style="width:31pt;height:18.9pt" o:ole="">
+            <v:imagedata r:id="rId25" o:title=""/>
+          </v:shape>
+          <o:OLEObject Type="Embed" ProgID="Equation.DSMT4" ShapeID="_x0000_i1386" DrawAspect="Content" ObjectID="_1835377752" r:id="rId27"/>
+        </w:object>
       </w:r>
       <w:r>
         <w:rPr>
@@ -3758,136 +3717,15 @@
           <w:color w:val="000000" w:themeColor="text1"/>
           <w:lang w:eastAsia="zh-CN"/>
         </w:rPr>
-        <w:t>其</w:t>
-      </w:r>
-      <w:r>
-        <w:rPr>
-          <w:rFonts w:eastAsiaTheme="minorEastAsia"/>
-          <w:color w:val="000000" w:themeColor="text1"/>
-          <w:lang w:eastAsia="zh-CN"/>
-        </w:rPr>
-        <w:t>参数随路径代价改进与中介点迁移更新</w:t>
-      </w:r>
-      <w:r>
-        <w:rPr>
-          <w:rFonts w:eastAsiaTheme="minorEastAsia" w:hint="eastAsia"/>
-          <w:color w:val="000000" w:themeColor="text1"/>
-          <w:lang w:eastAsia="zh-CN"/>
-        </w:rPr>
-        <w:t>，以</w:t>
-      </w:r>
-      <m:oMath>
-        <m:sSub>
-          <m:sSubPr>
-            <m:ctrlPr>
-              <w:rPr>
-                <w:rFonts w:ascii="Cambria Math" w:eastAsiaTheme="minorEastAsia" w:hAnsi="Cambria Math"/>
-                <w:color w:val="000000" w:themeColor="text1"/>
-                <w:lang w:eastAsia="zh-CN"/>
-              </w:rPr>
-            </m:ctrlPr>
-          </m:sSubPr>
-          <m:e>
-            <m:r>
-              <m:rPr>
-                <m:sty m:val="bi"/>
-              </m:rPr>
-              <w:rPr>
-                <w:rFonts w:ascii="Cambria Math" w:eastAsiaTheme="minorEastAsia" w:hAnsi="Cambria Math"/>
-                <w:color w:val="000000" w:themeColor="text1"/>
-                <w:lang w:eastAsia="zh-CN"/>
-              </w:rPr>
-              <m:t>x</m:t>
-            </m:r>
-          </m:e>
-          <m:sub>
-            <m:r>
-              <m:rPr>
-                <m:sty m:val="bi"/>
-              </m:rPr>
-              <w:rPr>
-                <w:rFonts w:ascii="Cambria Math" w:eastAsiaTheme="minorEastAsia" w:hAnsi="Cambria Math"/>
-                <w:color w:val="000000" w:themeColor="text1"/>
-                <w:lang w:eastAsia="zh-CN"/>
-              </w:rPr>
-              <m:t>meet</m:t>
-            </m:r>
-          </m:sub>
-        </m:sSub>
-      </m:oMath>
-      <w:r>
-        <w:rPr>
-          <w:rFonts w:eastAsiaTheme="minorEastAsia" w:hint="eastAsia"/>
-          <w:color w:val="000000" w:themeColor="text1"/>
-          <w:lang w:eastAsia="zh-CN"/>
-        </w:rPr>
-        <w:t>为桥梁，</w:t>
-      </w:r>
-      <w:r>
-        <w:rPr>
-          <w:rFonts w:eastAsiaTheme="minorEastAsia"/>
-          <w:color w:val="000000" w:themeColor="text1"/>
-          <w:lang w:eastAsia="zh-CN"/>
-        </w:rPr>
-        <w:t>根据搜索过程中的路径代价变化与扩展状态自适应地进行伸缩</w:t>
-      </w:r>
-      <w:r>
-        <w:rPr>
-          <w:rFonts w:eastAsiaTheme="minorEastAsia" w:hint="eastAsia"/>
-          <w:color w:val="000000" w:themeColor="text1"/>
-          <w:lang w:eastAsia="zh-CN"/>
-        </w:rPr>
-        <w:t>，在</w:t>
-      </w:r>
-      <w:r>
-        <w:rPr>
-          <w:rFonts w:eastAsiaTheme="minorEastAsia"/>
-          <w:color w:val="000000" w:themeColor="text1"/>
-          <w:lang w:eastAsia="zh-CN"/>
-        </w:rPr>
-        <w:t>起点侧与目标</w:t>
-      </w:r>
-      <w:proofErr w:type="gramStart"/>
-      <w:r>
-        <w:rPr>
-          <w:rFonts w:eastAsiaTheme="minorEastAsia" w:hint="eastAsia"/>
-          <w:color w:val="000000" w:themeColor="text1"/>
-          <w:lang w:eastAsia="zh-CN"/>
-        </w:rPr>
-        <w:t>点</w:t>
-      </w:r>
-      <w:r>
-        <w:rPr>
-          <w:rFonts w:eastAsiaTheme="minorEastAsia"/>
-          <w:color w:val="000000" w:themeColor="text1"/>
-          <w:lang w:eastAsia="zh-CN"/>
-        </w:rPr>
-        <w:t>侧</w:t>
-      </w:r>
-      <w:r>
-        <w:rPr>
-          <w:rFonts w:eastAsiaTheme="minorEastAsia" w:hint="eastAsia"/>
-          <w:color w:val="000000" w:themeColor="text1"/>
-          <w:lang w:eastAsia="zh-CN"/>
-        </w:rPr>
-        <w:t>分别在构建超</w:t>
-      </w:r>
-      <w:proofErr w:type="gramEnd"/>
-      <w:r>
-        <w:rPr>
-          <w:rFonts w:eastAsiaTheme="minorEastAsia" w:hint="eastAsia"/>
-          <w:color w:val="000000" w:themeColor="text1"/>
-          <w:lang w:eastAsia="zh-CN"/>
-        </w:rPr>
-        <w:t>椭球体采样约束，</w:t>
-      </w:r>
-      <w:r>
-        <w:rPr>
-          <w:rFonts w:eastAsiaTheme="minorEastAsia"/>
-          <w:color w:val="000000" w:themeColor="text1"/>
-          <w:lang w:eastAsia="zh-CN"/>
-        </w:rPr>
-        <w:t>在保证潜在最优路径覆盖性的同时，逐步收紧采样域边界，有效减少无效采样。</w:t>
+        <w:t xml:space="preserve"> </w:t>
+      </w:r>
+      <w:r>
+        <w:rPr>
+          <w:rFonts w:eastAsiaTheme="minorEastAsia"/>
+          <w:color w:val="000000" w:themeColor="text1"/>
+          <w:lang w:eastAsia="zh-CN"/>
+        </w:rPr>
+        <w:t>as a bridge, the super-ellipsoid adaptively expands and contracts according to changes in path cost and the exploration states during the search process. Sampling constraints are constructed separately on the start side and the goal side, ensuring coverage of potentially optimal paths while progressively tightening the sampling domain boundaries, thereby effectively reducing invalid samples.</w:t>
       </w:r>
       <w:r>
         <w:rPr>
@@ -3911,6 +3749,7 @@
         <w:spacing w:before="109"/>
         <w:ind w:left="391" w:hanging="391"/>
         <w:rPr>
+          <w:rFonts w:ascii="Times New Roman" w:hAnsi="Times New Roman" w:cs="Times New Roman"/>
           <w:spacing w:val="-2"/>
           <w:w w:val="110"/>
           <w:lang w:eastAsia="zh-CN"/>
@@ -3918,30 +3757,93 @@
       </w:pPr>
       <w:r>
         <w:rPr>
-          <w:rFonts w:ascii="宋体" w:eastAsia="宋体" w:hAnsi="宋体" w:cs="宋体" w:hint="eastAsia"/>
+          <w:rFonts w:ascii="Times New Roman" w:eastAsia="宋体" w:hAnsi="Times New Roman" w:cs="Times New Roman"/>
           <w:spacing w:val="-2"/>
           <w:w w:val="110"/>
           <w:lang w:eastAsia="zh-CN"/>
         </w:rPr>
-        <w:t>自适应非对称双椭球采样</w:t>
-      </w:r>
-      <w:r>
-        <w:rPr>
-          <w:rFonts w:ascii="宋体" w:eastAsia="宋体" w:hAnsi="宋体" w:cs="宋体" w:hint="eastAsia"/>
-          <w:spacing w:val="-2"/>
-          <w:w w:val="110"/>
-          <w:lang w:eastAsia="zh-CN"/>
-        </w:rPr>
-        <w:t>子集</w:t>
-      </w:r>
-      <w:r>
-        <w:rPr>
-          <w:rFonts w:ascii="宋体" w:eastAsia="宋体" w:hAnsi="宋体" w:cs="宋体" w:hint="eastAsia"/>
-          <w:spacing w:val="-2"/>
-          <w:w w:val="110"/>
-          <w:lang w:eastAsia="zh-CN"/>
-        </w:rPr>
-        <w:t>约束策略</w:t>
+        <w:t>A</w:t>
+      </w:r>
+      <w:r>
+        <w:rPr>
+          <w:rFonts w:ascii="Times New Roman" w:eastAsiaTheme="minorEastAsia" w:hAnsi="Times New Roman" w:cs="Times New Roman"/>
+          <w:sz w:val="22"/>
+          <w:szCs w:val="22"/>
+          <w:lang w:eastAsia="zh-CN"/>
+        </w:rPr>
+        <w:t>n Adaptive</w:t>
+      </w:r>
+      <w:r>
+        <w:rPr>
+          <w:rFonts w:ascii="Times New Roman" w:eastAsiaTheme="minorEastAsia" w:hAnsi="Times New Roman" w:cs="Times New Roman" w:hint="eastAsia"/>
+          <w:sz w:val="22"/>
+          <w:szCs w:val="22"/>
+          <w:lang w:eastAsia="zh-CN"/>
+        </w:rPr>
+        <w:t xml:space="preserve"> </w:t>
+      </w:r>
+      <w:r>
+        <w:rPr>
+          <w:rFonts w:ascii="Times New Roman" w:eastAsiaTheme="minorEastAsia" w:hAnsi="Times New Roman" w:cs="Times New Roman"/>
+          <w:sz w:val="22"/>
+          <w:szCs w:val="22"/>
+          <w:lang w:eastAsia="zh-CN"/>
+        </w:rPr>
+        <w:t>Asymmetric</w:t>
+      </w:r>
+      <w:r>
+        <w:rPr>
+          <w:rFonts w:ascii="Times New Roman" w:eastAsiaTheme="minorEastAsia" w:hAnsi="Times New Roman" w:cs="Times New Roman"/>
+          <w:sz w:val="22"/>
+          <w:szCs w:val="22"/>
+          <w:lang w:eastAsia="zh-CN"/>
+        </w:rPr>
+        <w:t xml:space="preserve"> Dual-Ellipsoid Constrained Sampling </w:t>
+      </w:r>
+      <w:r>
+        <w:rPr>
+          <w:rFonts w:ascii="Times New Roman" w:eastAsiaTheme="minorEastAsia" w:hAnsi="Times New Roman" w:cs="Times New Roman" w:hint="eastAsia"/>
+          <w:sz w:val="22"/>
+          <w:szCs w:val="22"/>
+          <w:lang w:eastAsia="zh-CN"/>
+        </w:rPr>
+        <w:t>(ADCS</w:t>
+      </w:r>
+      <w:r>
+        <w:rPr>
+          <w:rFonts w:ascii="Times New Roman" w:eastAsiaTheme="minorEastAsia" w:hAnsi="Times New Roman" w:cs="Times New Roman" w:hint="eastAsia"/>
+          <w:sz w:val="22"/>
+          <w:szCs w:val="22"/>
+          <w:lang w:eastAsia="zh-CN"/>
+        </w:rPr>
+        <w:t>）</w:t>
+      </w:r>
+      <w:r>
+        <w:rPr>
+          <w:rFonts w:ascii="Times New Roman" w:eastAsiaTheme="minorEastAsia" w:hAnsi="Times New Roman" w:cs="Times New Roman" w:hint="eastAsia"/>
+          <w:sz w:val="22"/>
+          <w:szCs w:val="22"/>
+          <w:lang w:eastAsia="zh-CN"/>
+        </w:rPr>
+        <w:t xml:space="preserve"> </w:t>
+      </w:r>
+      <w:r>
+        <w:rPr>
+          <w:rFonts w:ascii="Times New Roman" w:eastAsiaTheme="minorEastAsia" w:hAnsi="Times New Roman" w:cs="Times New Roman" w:hint="eastAsia"/>
+          <w:sz w:val="22"/>
+          <w:szCs w:val="22"/>
+          <w:lang w:eastAsia="zh-CN"/>
+        </w:rPr>
+        <w:t>S</w:t>
+      </w:r>
+      <w:r>
+        <w:rPr>
+          <w:rFonts w:ascii="Times New Roman" w:eastAsiaTheme="minorEastAsia" w:hAnsi="Times New Roman" w:cs="Times New Roman"/>
+          <w:sz w:val="22"/>
+          <w:szCs w:val="22"/>
+          <w:lang w:eastAsia="zh-CN"/>
+        </w:rPr>
+        <w:t>trategy</w:t>
       </w:r>
     </w:p>
     <w:p>
@@ -3954,29 +3856,38 @@
           <w:lang w:eastAsia="zh-CN"/>
         </w:rPr>
       </w:pPr>
-      <w:bookmarkStart w:id="9" w:name="OLE_LINK9"/>
-      <w:r>
-        <w:rPr>
-          <w:rFonts w:eastAsiaTheme="minorEastAsia"/>
-          <w:color w:val="000000" w:themeColor="text1"/>
-          <w:lang w:eastAsia="zh-CN"/>
-        </w:rPr>
-        <w:t>本文提出一种</w:t>
-      </w:r>
-      <w:r>
-        <w:rPr>
-          <w:rFonts w:eastAsiaTheme="minorEastAsia"/>
-          <w:lang w:eastAsia="zh-CN"/>
-        </w:rPr>
-        <w:t>非对称双椭球</w:t>
-      </w:r>
-      <w:r>
-        <w:rPr>
-          <w:rFonts w:eastAsiaTheme="minorEastAsia"/>
-          <w:color w:val="000000" w:themeColor="text1"/>
-          <w:lang w:eastAsia="zh-CN"/>
-        </w:rPr>
-        <w:t>约束采样</w:t>
+      <w:bookmarkStart w:id="10" w:name="OLE_LINK9"/>
+      <w:r>
+        <w:rPr>
+          <w:rFonts w:eastAsiaTheme="minorEastAsia"/>
+          <w:color w:val="000000" w:themeColor="text1"/>
+          <w:lang w:eastAsia="zh-CN"/>
+        </w:rPr>
+        <w:t>This paper proposes an asymmetric bi-ellipsoidal constrained sampling subset mechanism to achieve asymmetric regulation of the sampling domain. Unlike the Probabilistic Roadmap (PRM) method</w:t>
+      </w:r>
+      <w:r>
+        <w:rPr>
+          <w:rFonts w:eastAsiaTheme="minorEastAsia"/>
+          <w:color w:val="000000" w:themeColor="text1"/>
+          <w:lang w:eastAsia="zh-CN"/>
+        </w:rPr>
+        <w:t xml:space="preserve"> </w:t>
+      </w:r>
+      <w:r>
+        <w:rPr>
+          <w:rFonts w:eastAsiaTheme="minorEastAsia"/>
+          <w:color w:val="000000" w:themeColor="text1"/>
+          <w:lang w:eastAsia="zh-CN"/>
+        </w:rPr>
+        <w:fldChar w:fldCharType="begin"/>
+      </w:r>
+      <w:r>
+        <w:rPr>
+          <w:rFonts w:eastAsiaTheme="minorEastAsia"/>
+          <w:color w:val="000000" w:themeColor="text1"/>
+          <w:lang w:eastAsia="zh-CN"/>
+        </w:rPr>
+        <w:instrText xml:space="preserve"> </w:instrText>
       </w:r>
       <w:r>
         <w:rPr>
@@ -3984,71 +3895,7 @@
           <w:color w:val="000000" w:themeColor="text1"/>
           <w:lang w:eastAsia="zh-CN"/>
         </w:rPr>
-        <w:t>子集</w:t>
-      </w:r>
-      <w:r>
-        <w:rPr>
-          <w:rFonts w:eastAsiaTheme="minorEastAsia"/>
-          <w:color w:val="000000" w:themeColor="text1"/>
-          <w:lang w:eastAsia="zh-CN"/>
-        </w:rPr>
-        <w:t>机制</w:t>
-      </w:r>
-      <w:r>
-        <w:rPr>
-          <w:rFonts w:eastAsiaTheme="minorEastAsia" w:hint="eastAsia"/>
-          <w:color w:val="000000" w:themeColor="text1"/>
-          <w:lang w:eastAsia="zh-CN"/>
-        </w:rPr>
-        <w:t>，</w:t>
-      </w:r>
-      <w:r>
-        <w:rPr>
-          <w:rFonts w:eastAsiaTheme="minorEastAsia"/>
-          <w:color w:val="000000" w:themeColor="text1"/>
-          <w:lang w:eastAsia="zh-CN"/>
-        </w:rPr>
-        <w:t>实现非对称采样范围调节</w:t>
-      </w:r>
-      <w:r>
-        <w:rPr>
-          <w:rFonts w:eastAsiaTheme="minorEastAsia" w:hint="eastAsia"/>
-          <w:color w:val="000000" w:themeColor="text1"/>
-          <w:lang w:eastAsia="zh-CN"/>
-        </w:rPr>
-        <w:t>。</w:t>
-      </w:r>
-      <w:r>
-        <w:rPr>
-          <w:rFonts w:eastAsiaTheme="minorEastAsia" w:hint="eastAsia"/>
-          <w:color w:val="000000" w:themeColor="text1"/>
-          <w:lang w:eastAsia="zh-CN"/>
-        </w:rPr>
-        <w:t>与概率路线图方法（</w:t>
-      </w:r>
-      <w:r>
-        <w:rPr>
-          <w:rFonts w:eastAsiaTheme="minorEastAsia"/>
-          <w:color w:val="000000" w:themeColor="text1"/>
-          <w:lang w:eastAsia="zh-CN"/>
-        </w:rPr>
-        <w:t>PRM</w:t>
-      </w:r>
-      <w:r>
-        <w:rPr>
-          <w:rFonts w:eastAsiaTheme="minorEastAsia" w:hint="eastAsia"/>
-          <w:color w:val="000000" w:themeColor="text1"/>
-          <w:lang w:eastAsia="zh-CN"/>
-        </w:rPr>
-        <w:t>）</w:t>
-      </w:r>
-      <w:r>
-        <w:rPr>
-          <w:rFonts w:eastAsiaTheme="minorEastAsia"/>
-          <w:color w:val="000000" w:themeColor="text1"/>
-          <w:lang w:eastAsia="zh-CN"/>
-        </w:rPr>
-        <w:fldChar w:fldCharType="begin"/>
+        <w:instrText>REF _Ref223814085 \r \h</w:instrText>
       </w:r>
       <w:r>
         <w:rPr>
@@ -4060,22 +3907,6 @@
       </w:r>
       <w:r>
         <w:rPr>
-          <w:rFonts w:eastAsiaTheme="minorEastAsia" w:hint="eastAsia"/>
-          <w:color w:val="000000" w:themeColor="text1"/>
-          <w:lang w:eastAsia="zh-CN"/>
-        </w:rPr>
-        <w:instrText>REF _Ref223814085 \r \h</w:instrText>
-      </w:r>
-      <w:r>
-        <w:rPr>
-          <w:rFonts w:eastAsiaTheme="minorEastAsia"/>
-          <w:color w:val="000000" w:themeColor="text1"/>
-          <w:lang w:eastAsia="zh-CN"/>
-        </w:rPr>
-        <w:instrText xml:space="preserve"> </w:instrText>
-      </w:r>
-      <w:r>
-        <w:rPr>
           <w:rFonts w:eastAsiaTheme="minorEastAsia"/>
           <w:color w:val="000000" w:themeColor="text1"/>
           <w:lang w:eastAsia="zh-CN"/>
@@ -4113,153 +3944,15 @@
         </w:rPr>
         <w:fldChar w:fldCharType="end"/>
       </w:r>
-      <w:r>
-        <w:rPr>
-          <w:rFonts w:eastAsiaTheme="minorEastAsia" w:hint="eastAsia"/>
-          <w:color w:val="000000" w:themeColor="text1"/>
-          <w:lang w:eastAsia="zh-CN"/>
-        </w:rPr>
-        <w:t>基于多查询</w:t>
-      </w:r>
-      <w:proofErr w:type="gramStart"/>
-      <w:r>
-        <w:rPr>
-          <w:rFonts w:eastAsiaTheme="minorEastAsia" w:hint="eastAsia"/>
-          <w:color w:val="000000" w:themeColor="text1"/>
-          <w:lang w:eastAsia="zh-CN"/>
-        </w:rPr>
-        <w:t>图结构</w:t>
-      </w:r>
-      <w:proofErr w:type="gramEnd"/>
-      <w:r>
-        <w:rPr>
-          <w:rFonts w:eastAsiaTheme="minorEastAsia" w:hint="eastAsia"/>
-          <w:color w:val="000000" w:themeColor="text1"/>
-          <w:lang w:eastAsia="zh-CN"/>
-        </w:rPr>
-        <w:t>的离线规划模式不同，本方法</w:t>
-      </w:r>
-      <w:proofErr w:type="gramStart"/>
-      <w:r>
-        <w:rPr>
-          <w:rFonts w:eastAsiaTheme="minorEastAsia" w:hint="eastAsia"/>
-          <w:color w:val="000000" w:themeColor="text1"/>
-          <w:lang w:eastAsia="zh-CN"/>
-        </w:rPr>
-        <w:t>在双树扩展</w:t>
-      </w:r>
-      <w:proofErr w:type="gramEnd"/>
-      <w:r>
-        <w:rPr>
-          <w:rFonts w:eastAsiaTheme="minorEastAsia" w:hint="eastAsia"/>
-          <w:color w:val="000000" w:themeColor="text1"/>
-          <w:lang w:eastAsia="zh-CN"/>
-        </w:rPr>
-        <w:t>中</w:t>
-      </w:r>
-      <w:r>
-        <w:rPr>
-          <w:rFonts w:eastAsiaTheme="minorEastAsia"/>
-          <w:color w:val="000000" w:themeColor="text1"/>
-          <w:lang w:eastAsia="zh-CN"/>
-        </w:rPr>
-        <w:t>兼顾全局探索与局部精细搜索，最终实现</w:t>
-      </w:r>
-      <w:r>
-        <w:rPr>
-          <w:rFonts w:eastAsiaTheme="minorEastAsia" w:hint="eastAsia"/>
-          <w:lang w:eastAsia="zh-CN"/>
-        </w:rPr>
-        <w:t>路径长度</w:t>
-      </w:r>
-      <w:r>
-        <w:rPr>
-          <w:rFonts w:eastAsiaTheme="minorEastAsia"/>
-          <w:color w:val="000000" w:themeColor="text1"/>
-          <w:lang w:eastAsia="zh-CN"/>
-        </w:rPr>
-        <w:t>、</w:t>
-      </w:r>
-      <w:r>
-        <w:rPr>
-          <w:rFonts w:eastAsiaTheme="minorEastAsia" w:hint="eastAsia"/>
-          <w:lang w:eastAsia="zh-CN"/>
-        </w:rPr>
-        <w:t>规划时间</w:t>
-      </w:r>
-      <w:r>
-        <w:rPr>
-          <w:rFonts w:eastAsiaTheme="minorEastAsia"/>
-          <w:color w:val="000000" w:themeColor="text1"/>
-          <w:lang w:eastAsia="zh-CN"/>
-        </w:rPr>
-        <w:t>及节点规模的同步降低，</w:t>
-      </w:r>
-      <w:r>
-        <w:rPr>
-          <w:rFonts w:eastAsiaTheme="minorEastAsia" w:hint="eastAsia"/>
-          <w:color w:val="000000" w:themeColor="text1"/>
-          <w:lang w:eastAsia="zh-CN"/>
-        </w:rPr>
-        <w:t>策略</w:t>
-      </w:r>
-      <w:r>
-        <w:rPr>
-          <w:rFonts w:eastAsiaTheme="minorEastAsia"/>
-          <w:color w:val="000000" w:themeColor="text1"/>
-          <w:lang w:eastAsia="zh-CN"/>
-        </w:rPr>
-        <w:t>整体思想如</w:t>
-      </w:r>
-      <w:r>
-        <w:rPr>
-          <w:rFonts w:eastAsiaTheme="minorEastAsia" w:hint="eastAsia"/>
-          <w:color w:val="000000" w:themeColor="text1"/>
-          <w:lang w:eastAsia="zh-CN"/>
-        </w:rPr>
-        <w:t>示意</w:t>
-      </w:r>
-      <w:r>
-        <w:rPr>
-          <w:rFonts w:eastAsiaTheme="minorEastAsia"/>
-          <w:color w:val="000000" w:themeColor="text1"/>
-          <w:lang w:eastAsia="zh-CN"/>
-        </w:rPr>
-        <w:t>图</w:t>
-      </w:r>
-      <w:r>
-        <w:rPr>
-          <w:rFonts w:eastAsiaTheme="minorEastAsia"/>
-          <w:color w:val="000000" w:themeColor="text1"/>
-          <w:lang w:eastAsia="zh-CN"/>
-        </w:rPr>
-        <w:t xml:space="preserve"> </w:t>
-      </w:r>
-      <w:r>
-        <w:rPr>
-          <w:rFonts w:eastAsiaTheme="minorEastAsia" w:hint="eastAsia"/>
-          <w:color w:val="000000" w:themeColor="text1"/>
-          <w:lang w:eastAsia="zh-CN"/>
-        </w:rPr>
-        <w:t xml:space="preserve">1 </w:t>
-      </w:r>
-      <w:r>
-        <w:rPr>
-          <w:rFonts w:eastAsiaTheme="minorEastAsia"/>
-          <w:color w:val="000000" w:themeColor="text1"/>
-          <w:lang w:eastAsia="zh-CN"/>
-        </w:rPr>
-        <w:t>所示</w:t>
-      </w:r>
-      <w:r>
-        <w:rPr>
-          <w:rFonts w:eastAsiaTheme="minorEastAsia" w:hint="eastAsia"/>
-          <w:color w:val="000000" w:themeColor="text1"/>
-          <w:lang w:eastAsia="zh-CN"/>
-        </w:rPr>
-        <w:t>。</w:t>
-      </w:r>
-      <w:bookmarkEnd w:id="9"/>
+      <w:bookmarkEnd w:id="10"/>
+      <w:r>
+        <w:rPr>
+          <w:rFonts w:eastAsiaTheme="minorEastAsia"/>
+          <w:color w:val="000000" w:themeColor="text1"/>
+          <w:lang w:eastAsia="zh-CN"/>
+        </w:rPr>
+        <w:t>, which adopts an offline planning paradigm based on a multi-query graph structure, the proposed approach balances global exploration and local refined search during bidirectional tree expansion. Ultimately, it achieves simultaneous reductions in path length, planning time, and the number of nodes. The overall concept of the strategy is illustrated in Figure 1.</w:t>
+      </w:r>
     </w:p>
     <w:p>
       <w:pPr>
@@ -4278,6 +3971,7 @@
           <w:color w:val="EE0000"/>
           <w:lang w:eastAsia="zh-CN"/>
         </w:rPr>
+        <w:lastRenderedPageBreak/>
         <w:drawing>
           <wp:inline distT="0" distB="0" distL="0" distR="0" wp14:anchorId="70AE7BC8" wp14:editId="70CFAC94">
             <wp:extent cx="5410955" cy="6115904"/>
@@ -4294,7 +3988,7 @@
                     <pic:cNvPicPr/>
                   </pic:nvPicPr>
                   <pic:blipFill>
-                    <a:blip r:embed="rId25"/>
+                    <a:blip r:embed="rId28"/>
                     <a:stretch>
                       <a:fillRect/>
                     </a:stretch>
@@ -4317,123 +4011,45 @@
     </w:p>
     <w:p>
       <w:pPr>
-        <w:ind w:firstLineChars="200" w:firstLine="440"/>
-        <w:jc w:val="center"/>
-        <w:rPr>
-          <w:rFonts w:eastAsiaTheme="minorEastAsia"/>
-          <w:color w:val="EE0000"/>
-          <w:lang w:eastAsia="zh-CN"/>
-        </w:rPr>
-      </w:pPr>
-      <w:r>
-        <w:rPr>
-          <w:rFonts w:eastAsiaTheme="minorEastAsia" w:hint="eastAsia"/>
-          <w:lang w:eastAsia="zh-CN"/>
-        </w:rPr>
-        <w:t>图</w:t>
-      </w:r>
-      <w:r>
-        <w:rPr>
-          <w:rFonts w:eastAsiaTheme="minorEastAsia" w:hint="eastAsia"/>
-          <w:lang w:eastAsia="zh-CN"/>
-        </w:rPr>
-        <w:t>2</w:t>
-      </w:r>
-      <w:r>
-        <w:rPr>
-          <w:rFonts w:eastAsiaTheme="minorEastAsia" w:hint="eastAsia"/>
-          <w:lang w:eastAsia="zh-CN"/>
-        </w:rPr>
-        <w:t>：</w:t>
-      </w:r>
-      <w:r>
-        <w:rPr>
-          <w:rFonts w:eastAsiaTheme="minorEastAsia"/>
-          <w:lang w:eastAsia="zh-CN"/>
-        </w:rPr>
-        <w:t>自适应双椭球约束采样策略</w:t>
-      </w:r>
-      <w:r>
-        <w:rPr>
-          <w:rFonts w:eastAsiaTheme="minorEastAsia" w:hint="eastAsia"/>
-          <w:lang w:eastAsia="zh-CN"/>
-        </w:rPr>
-        <w:t>，</w:t>
-      </w:r>
-      <w:r>
-        <w:rPr>
-          <w:rFonts w:eastAsiaTheme="minorEastAsia" w:hint="eastAsia"/>
-          <w:lang w:eastAsia="zh-CN"/>
-        </w:rPr>
-        <w:t>ADCS</w:t>
-      </w:r>
-    </w:p>
-    <w:p>
-      <w:pPr>
         <w:spacing w:line="300" w:lineRule="auto"/>
         <w:ind w:firstLineChars="300" w:firstLine="660"/>
         <w:jc w:val="both"/>
         <w:rPr>
           <w:rFonts w:eastAsiaTheme="minorEastAsia"/>
-          <w:color w:val="EE0000"/>
-          <w:lang w:eastAsia="zh-CN"/>
-        </w:rPr>
-      </w:pPr>
-      <w:r>
-        <w:rPr>
-          <w:rFonts w:eastAsiaTheme="minorEastAsia" w:hint="eastAsia"/>
-          <w:color w:val="EE0000"/>
-          <w:lang w:eastAsia="zh-CN"/>
-        </w:rPr>
-        <w:t>该采样策略的核心是动态计算超椭球体的约束参数</w:t>
-      </w:r>
-      <w:r>
-        <w:rPr>
-          <w:rFonts w:eastAsiaTheme="minorEastAsia"/>
-          <w:color w:val="EE0000"/>
-          <w:lang w:eastAsia="zh-CN"/>
-        </w:rPr>
-        <w:t>，</w:t>
-      </w:r>
-      <w:r>
-        <w:rPr>
-          <w:rFonts w:ascii="宋体" w:eastAsia="宋体" w:hAnsi="宋体" w:cs="宋体" w:hint="eastAsia"/>
-          <w:color w:val="EE0000"/>
-          <w:lang w:eastAsia="zh-CN"/>
-        </w:rPr>
-        <w:t>对于任意一个方向，以起点侧为例，</w:t>
-      </w:r>
-      <w:r>
-        <w:rPr>
-          <w:rFonts w:eastAsiaTheme="minorEastAsia"/>
-          <w:color w:val="EE0000"/>
-          <w:lang w:eastAsia="zh-CN"/>
-        </w:rPr>
-        <w:t>其</w:t>
-      </w:r>
-      <w:r>
-        <w:rPr>
-          <w:rFonts w:eastAsiaTheme="minorEastAsia" w:hint="eastAsia"/>
-          <w:color w:val="EE0000"/>
-          <w:lang w:eastAsia="zh-CN"/>
-        </w:rPr>
-        <w:t>定义</w:t>
-      </w:r>
-      <w:r>
-        <w:rPr>
-          <w:rFonts w:eastAsiaTheme="minorEastAsia"/>
-          <w:color w:val="EE0000"/>
-          <w:lang w:eastAsia="zh-CN"/>
-        </w:rPr>
-        <w:t>为</w:t>
-      </w:r>
-      <w:r>
-        <w:rPr>
-          <w:rFonts w:eastAsiaTheme="minorEastAsia" w:hint="eastAsia"/>
-          <w:color w:val="EE0000"/>
-          <w:lang w:eastAsia="zh-CN"/>
-        </w:rPr>
-        <w:t>：</w:t>
+          <w:lang w:eastAsia="zh-CN"/>
+        </w:rPr>
+      </w:pPr>
+      <w:r>
+        <w:rPr>
+          <w:rFonts w:eastAsiaTheme="minorEastAsia"/>
+          <w:lang w:eastAsia="zh-CN"/>
+        </w:rPr>
+        <w:t>Fig. 1 Flowchart of the Adaptive Asymmetric Dual-Ellipsoid Constrained Sampling Strategy</w:t>
+      </w:r>
+    </w:p>
+    <w:p>
+      <w:pPr>
+        <w:spacing w:line="300" w:lineRule="auto"/>
+        <w:ind w:firstLineChars="300" w:firstLine="660"/>
+        <w:jc w:val="both"/>
+        <w:rPr>
+          <w:rFonts w:eastAsiaTheme="minorEastAsia"/>
+          <w:lang w:eastAsia="zh-CN"/>
+        </w:rPr>
+      </w:pPr>
+      <w:r>
+        <w:rPr>
+          <w:rFonts w:eastAsiaTheme="minorEastAsia"/>
+          <w:lang w:eastAsia="zh-CN"/>
+        </w:rPr>
+        <w:t>The core of this sampling strategy lies in dynamically computing the constraint parameters of the super-ellipsoid. For either direction, taking the start side as an example, it is defined as follows:</w:t>
+      </w:r>
+      <w:r>
+        <w:rPr>
+          <w:rFonts w:eastAsiaTheme="minorEastAsia"/>
+          <w:lang w:eastAsia="zh-CN"/>
+        </w:rPr>
+        <w:t xml:space="preserve"> </w:t>
       </w:r>
     </w:p>
     <w:p>
@@ -4442,20 +4058,21 @@
         <w:keepNext/>
         <w:jc w:val="right"/>
         <w:rPr>
+          <w:rFonts w:ascii="Times New Roman" w:hAnsi="Times New Roman" w:cs="Times New Roman"/>
           <w:color w:val="EE0000"/>
         </w:rPr>
       </w:pPr>
       <w:r>
         <w:rPr>
-          <w:rFonts w:hint="eastAsia"/>
+          <w:rFonts w:ascii="Times New Roman" w:hAnsi="Times New Roman" w:cs="Times New Roman"/>
           <w:color w:val="EE0000"/>
           <w:position w:val="-18"/>
         </w:rPr>
-        <w:object w:dxaOrig="8620" w:dyaOrig="520" w14:anchorId="1EA4156F">
-          <v:shape id="_x0000_i1027" type="#_x0000_t75" style="width:362.5pt;height:22.45pt" o:ole="">
-            <v:imagedata r:id="rId26" o:title=""/>
+        <w:object w:dxaOrig="9520" w:dyaOrig="520" w14:anchorId="1EA4156F">
+          <v:shape id="_x0000_i1387" type="#_x0000_t75" style="width:400.3pt;height:22.45pt" o:ole="">
+            <v:imagedata r:id="rId29" o:title=""/>
           </v:shape>
-          <o:OLEObject Type="Embed" ProgID="Equation.DSMT4" ShapeID="_x0000_i1027" DrawAspect="Content" ObjectID="_1835296854" r:id="rId27"/>
+          <o:OLEObject Type="Embed" ProgID="Equation.DSMT4" ShapeID="_x0000_i1387" DrawAspect="Content" ObjectID="_1835377753" r:id="rId30"/>
         </w:object>
       </w:r>
     </w:p>
@@ -4463,17 +4080,15 @@
       <w:pPr>
         <w:rPr>
           <w:rFonts w:eastAsiaTheme="minorEastAsia"/>
-          <w:color w:val="EE0000"/>
-          <w:lang w:eastAsia="zh-CN"/>
-        </w:rPr>
-      </w:pPr>
-      <w:r>
-        <w:rPr>
-          <w:rFonts w:eastAsiaTheme="minorEastAsia" w:hint="eastAsia"/>
-          <w:color w:val="EE0000"/>
-          <w:lang w:eastAsia="zh-CN"/>
-        </w:rPr>
-        <w:t>其中</w:t>
+          <w:lang w:eastAsia="zh-CN"/>
+        </w:rPr>
+      </w:pPr>
+      <w:r>
+        <w:rPr>
+          <w:rFonts w:eastAsiaTheme="minorEastAsia"/>
+          <w:lang w:eastAsia="zh-CN"/>
+        </w:rPr>
+        <w:t>where:</w:t>
       </w:r>
     </w:p>
     <w:p>
@@ -4483,43 +4098,23 @@
           <w:numId w:val="7"/>
         </w:numPr>
         <w:rPr>
-          <w:color w:val="EE0000"/>
-          <w:lang w:eastAsia="zh-CN"/>
-        </w:rPr>
-      </w:pPr>
-      <w:r>
-        <w:rPr>
-          <w:rFonts w:hint="eastAsia"/>
-          <w:color w:val="EE0000"/>
+          <w:lang w:eastAsia="zh-CN"/>
+        </w:rPr>
+      </w:pPr>
+      <w:r>
+        <w:rPr>
           <w:position w:val="-10"/>
         </w:rPr>
         <w:object w:dxaOrig="220" w:dyaOrig="279" w14:anchorId="17D6F77A">
-          <v:shape id="_x0000_i1028" type="#_x0000_t75" style="width:10pt;height:12.5pt" o:ole="">
-            <v:imagedata r:id="rId28" o:title=""/>
+          <v:shape id="_x0000_i1382" type="#_x0000_t75" style="width:10pt;height:12.5pt" o:ole="">
+            <v:imagedata r:id="rId31" o:title=""/>
           </v:shape>
-          <o:OLEObject Type="Embed" ProgID="Equation.DSMT4" ShapeID="_x0000_i1028" DrawAspect="Content" ObjectID="_1835296855" r:id="rId29"/>
+          <o:OLEObject Type="Embed" ProgID="Equation.DSMT4" ShapeID="_x0000_i1382" DrawAspect="Content" ObjectID="_1835377754" r:id="rId32"/>
         </w:object>
       </w:r>
       <w:r>
         <w:rPr>
-          <w:rFonts w:eastAsiaTheme="minorEastAsia" w:hint="eastAsia"/>
-          <w:color w:val="EE0000"/>
-          <w:lang w:eastAsia="zh-CN"/>
-        </w:rPr>
-        <w:t>表示</w:t>
-      </w:r>
-      <w:r>
-        <w:rPr>
-          <w:rFonts w:eastAsiaTheme="minorEastAsia"/>
-          <w:color w:val="EE0000"/>
-          <w:lang w:eastAsia="zh-CN"/>
-        </w:rPr>
-        <w:t>为</w:t>
-      </w:r>
-      <w:r>
-        <w:rPr>
-          <w:rFonts w:eastAsiaTheme="minorEastAsia" w:hint="eastAsia"/>
-          <w:color w:val="EE0000"/>
+          <w:rFonts w:eastAsiaTheme="minorEastAsia"/>
           <w:lang w:eastAsia="zh-CN"/>
         </w:rPr>
         <w:t xml:space="preserve"> </w:t>
@@ -4527,18 +4122,16 @@
       <w:r>
         <w:rPr>
           <w:rFonts w:eastAsiaTheme="minorEastAsia"/>
-          <w:color w:val="EE0000"/>
-          <w:lang w:eastAsia="zh-CN"/>
-        </w:rPr>
-        <w:t xml:space="preserve">SSFOR </w:t>
-      </w:r>
-      <w:r>
-        <w:rPr>
-          <w:rFonts w:eastAsiaTheme="minorEastAsia"/>
-          <w:color w:val="EE0000"/>
-          <w:lang w:eastAsia="zh-CN"/>
-        </w:rPr>
-        <w:t>机制在线调节的膨胀系数；</w:t>
+          <w:lang w:eastAsia="zh-CN"/>
+        </w:rPr>
+        <w:t>Denotes the expansion coefficient adaptively adjusted online by the SSFOR mechanism;</w:t>
+      </w:r>
+      <w:r>
+        <w:rPr>
+          <w:rFonts w:eastAsiaTheme="minorEastAsia"/>
+          <w:lang w:eastAsia="zh-CN"/>
+        </w:rPr>
+        <w:t>；</w:t>
       </w:r>
     </w:p>
     <w:p>
@@ -4548,39 +4141,43 @@
           <w:numId w:val="7"/>
         </w:numPr>
         <w:rPr>
-          <w:color w:val="EE0000"/>
-          <w:lang w:eastAsia="zh-CN"/>
-        </w:rPr>
-      </w:pPr>
-      <w:r>
-        <w:rPr>
-          <w:rFonts w:hint="eastAsia"/>
-          <w:color w:val="EE0000"/>
+          <w:lang w:eastAsia="zh-CN"/>
+        </w:rPr>
+      </w:pPr>
+      <w:r>
+        <w:rPr>
           <w:position w:val="-16"/>
         </w:rPr>
         <w:object w:dxaOrig="460" w:dyaOrig="440" w14:anchorId="2CE0C6FB">
-          <v:shape id="_x0000_i1029" type="#_x0000_t75" style="width:22.45pt;height:22.45pt" o:ole="">
-            <v:imagedata r:id="rId30" o:title=""/>
+          <v:shape id="_x0000_i1383" type="#_x0000_t75" style="width:22.45pt;height:22.45pt" o:ole="">
+            <v:imagedata r:id="rId33" o:title=""/>
           </v:shape>
-          <o:OLEObject Type="Embed" ProgID="Equation.DSMT4" ShapeID="_x0000_i1029" DrawAspect="Content" ObjectID="_1835296856" r:id="rId31"/>
+          <o:OLEObject Type="Embed" ProgID="Equation.DSMT4" ShapeID="_x0000_i1383" DrawAspect="Content" ObjectID="_1835377755" r:id="rId34"/>
         </w:object>
       </w:r>
       <w:r>
         <w:rPr>
-          <w:rFonts w:eastAsiaTheme="minorEastAsia" w:hint="eastAsia"/>
-          <w:color w:val="EE0000"/>
-          <w:lang w:eastAsia="zh-CN"/>
-        </w:rPr>
-        <w:t>表示</w:t>
-      </w:r>
-      <w:r>
-        <w:rPr>
-          <w:rFonts w:eastAsiaTheme="minorEastAsia"/>
-          <w:color w:val="EE0000"/>
-          <w:lang w:eastAsia="zh-CN"/>
-        </w:rPr>
-        <w:t>从起点侧经启发式评估的最优总代价估计；</w:t>
-      </w:r>
+          <w:rFonts w:eastAsiaTheme="minorEastAsia"/>
+          <w:lang w:eastAsia="zh-CN"/>
+        </w:rPr>
+        <w:t xml:space="preserve"> </w:t>
+      </w:r>
+      <w:r>
+        <w:rPr>
+          <w:rFonts w:eastAsiaTheme="minorEastAsia"/>
+          <w:lang w:eastAsia="zh-CN"/>
+        </w:rPr>
+        <w:t xml:space="preserve">Denotes the estimated optimal total cost from the start side based on heuristic </w:t>
+      </w:r>
+      <w:proofErr w:type="gramStart"/>
+      <w:r>
+        <w:rPr>
+          <w:rFonts w:eastAsiaTheme="minorEastAsia"/>
+          <w:lang w:eastAsia="zh-CN"/>
+        </w:rPr>
+        <w:t>evaluation;</w:t>
+      </w:r>
+      <w:proofErr w:type="gramEnd"/>
     </w:p>
     <w:p>
       <w:pPr>
@@ -4590,53 +4187,48 @@
         </w:numPr>
         <w:rPr>
           <w:rFonts w:eastAsiaTheme="minorEastAsia"/>
-          <w:color w:val="EE0000"/>
-          <w:lang w:eastAsia="zh-CN"/>
-        </w:rPr>
-      </w:pPr>
-      <w:r>
-        <w:rPr>
-          <w:rFonts w:hint="eastAsia"/>
-          <w:color w:val="EE0000"/>
+          <w:lang w:eastAsia="zh-CN"/>
+        </w:rPr>
+      </w:pPr>
+      <w:r>
+        <w:rPr>
           <w:position w:val="-12"/>
         </w:rPr>
         <w:object w:dxaOrig="880" w:dyaOrig="360" w14:anchorId="463E65D9">
-          <v:shape id="_x0000_i1030" type="#_x0000_t75" style="width:44.55pt;height:17.45pt" o:ole="">
-            <v:imagedata r:id="rId32" o:title=""/>
+          <v:shape id="_x0000_i1384" type="#_x0000_t75" style="width:44.55pt;height:17.45pt" o:ole="">
+            <v:imagedata r:id="rId35" o:title=""/>
           </v:shape>
-          <o:OLEObject Type="Embed" ProgID="Equation.DSMT4" ShapeID="_x0000_i1030" DrawAspect="Content" ObjectID="_1835296857" r:id="rId33"/>
+          <o:OLEObject Type="Embed" ProgID="Equation.DSMT4" ShapeID="_x0000_i1384" DrawAspect="Content" ObjectID="_1835377756" r:id="rId36"/>
         </w:object>
       </w:r>
       <w:r>
         <w:rPr>
-          <w:rFonts w:ascii="Cambria Math" w:eastAsiaTheme="minorEastAsia" w:hAnsi="Cambria Math" w:hint="eastAsia"/>
+          <w:rFonts w:eastAsiaTheme="minorEastAsia"/>
+          <w:lang w:eastAsia="zh-CN"/>
+        </w:rPr>
+        <w:t xml:space="preserve"> </w:t>
+      </w:r>
+      <w:r>
+        <w:rPr>
+          <w:rFonts w:eastAsiaTheme="minorEastAsia"/>
           <w:iCs/>
-          <w:color w:val="EE0000"/>
-          <w:lang w:eastAsia="zh-CN"/>
-        </w:rPr>
-        <w:t>是</w:t>
-      </w:r>
-      <w:r>
-        <w:rPr>
-          <w:rFonts w:eastAsiaTheme="minorEastAsia"/>
-          <w:color w:val="EE0000"/>
-          <w:lang w:eastAsia="zh-CN"/>
-        </w:rPr>
-        <w:t>从起点</w:t>
+          <w:lang w:eastAsia="zh-CN"/>
+        </w:rPr>
+        <w:t xml:space="preserve">Denotes the accumulated path cost from the start node </w:t>
       </w:r>
       <w:proofErr w:type="spellStart"/>
       <w:r>
         <w:rPr>
-          <w:rFonts w:eastAsiaTheme="minorEastAsia" w:hint="eastAsia"/>
-          <w:color w:val="EE0000"/>
+          <w:rFonts w:eastAsiaTheme="minorEastAsia"/>
+          <w:iCs/>
           <w:lang w:eastAsia="zh-CN"/>
         </w:rPr>
         <w:t>x</w:t>
       </w:r>
       <w:r>
         <w:rPr>
-          <w:rFonts w:eastAsiaTheme="minorEastAsia" w:hint="eastAsia"/>
-          <w:color w:val="EE0000"/>
+          <w:rFonts w:eastAsiaTheme="minorEastAsia"/>
+          <w:iCs/>
           <w:vertAlign w:val="subscript"/>
           <w:lang w:eastAsia="zh-CN"/>
         </w:rPr>
@@ -4646,31 +4238,24 @@
       <w:r>
         <w:rPr>
           <w:rFonts w:eastAsiaTheme="minorEastAsia"/>
-          <w:color w:val="EE0000"/>
-          <w:lang w:eastAsia="zh-CN"/>
-        </w:rPr>
-        <w:t>到节点</w:t>
-      </w:r>
-      <w:r>
-        <w:rPr>
-          <w:rFonts w:eastAsiaTheme="minorEastAsia" w:hint="eastAsia"/>
-          <w:color w:val="EE0000"/>
-          <w:lang w:eastAsia="zh-CN"/>
-        </w:rPr>
-        <w:t>x</w:t>
-      </w:r>
-      <w:r>
-        <w:rPr>
-          <w:rFonts w:eastAsiaTheme="minorEastAsia"/>
-          <w:color w:val="EE0000"/>
-          <w:lang w:eastAsia="zh-CN"/>
-        </w:rPr>
-        <w:t>的累积路径代价；</w:t>
-      </w:r>
-      <w:r>
-        <w:rPr>
-          <w:rFonts w:eastAsiaTheme="minorEastAsia"/>
-          <w:color w:val="EE0000"/>
+          <w:iCs/>
+          <w:lang w:eastAsia="zh-CN"/>
+        </w:rPr>
+        <w:t xml:space="preserve"> to node </w:t>
+      </w:r>
+      <w:proofErr w:type="gramStart"/>
+      <w:r>
+        <w:rPr>
+          <w:rFonts w:eastAsiaTheme="minorEastAsia"/>
+          <w:iCs/>
+          <w:lang w:eastAsia="zh-CN"/>
+        </w:rPr>
+        <w:t>x;</w:t>
+      </w:r>
+      <w:proofErr w:type="gramEnd"/>
+      <w:r>
+        <w:rPr>
+          <w:rFonts w:eastAsiaTheme="minorEastAsia"/>
           <w:lang w:eastAsia="zh-CN"/>
         </w:rPr>
         <w:t xml:space="preserve"> </w:t>
@@ -4683,69 +4268,39 @@
           <w:numId w:val="7"/>
         </w:numPr>
         <w:rPr>
-          <w:color w:val="EE0000"/>
-          <w:lang w:eastAsia="zh-CN"/>
-        </w:rPr>
-      </w:pPr>
-      <w:r>
-        <w:rPr>
-          <w:rFonts w:hint="eastAsia"/>
-          <w:color w:val="EE0000"/>
+          <w:lang w:eastAsia="zh-CN"/>
+        </w:rPr>
+      </w:pPr>
+      <w:r>
+        <w:rPr>
           <w:position w:val="-12"/>
         </w:rPr>
         <w:object w:dxaOrig="920" w:dyaOrig="360" w14:anchorId="62D6076D">
-          <v:shape id="_x0000_i1031" type="#_x0000_t75" style="width:47.05pt;height:17.45pt" o:ole="">
-            <v:imagedata r:id="rId34" o:title=""/>
+          <v:shape id="_x0000_i1388" type="#_x0000_t75" style="width:47.05pt;height:17.45pt" o:ole="">
+            <v:imagedata r:id="rId37" o:title=""/>
           </v:shape>
-          <o:OLEObject Type="Embed" ProgID="Equation.DSMT4" ShapeID="_x0000_i1031" DrawAspect="Content" ObjectID="_1835296858" r:id="rId35"/>
+          <o:OLEObject Type="Embed" ProgID="Equation.DSMT4" ShapeID="_x0000_i1388" DrawAspect="Content" ObjectID="_1835377757" r:id="rId38"/>
         </w:object>
       </w:r>
       <w:r>
         <w:rPr>
-          <w:rFonts w:eastAsiaTheme="minorEastAsia" w:hint="eastAsia"/>
-          <w:color w:val="EE0000"/>
-          <w:lang w:eastAsia="zh-CN"/>
-        </w:rPr>
-        <w:t>是</w:t>
-      </w:r>
-      <w:r>
-        <w:rPr>
-          <w:rFonts w:eastAsiaTheme="minorEastAsia"/>
-          <w:color w:val="EE0000"/>
-          <w:lang w:eastAsia="zh-CN"/>
-        </w:rPr>
-        <w:t>节点</w:t>
-      </w:r>
-      <w:r>
-        <w:rPr>
-          <w:rFonts w:eastAsiaTheme="minorEastAsia" w:hint="eastAsia"/>
-          <w:color w:val="EE0000"/>
-          <w:lang w:eastAsia="zh-CN"/>
-        </w:rPr>
-        <w:t>x</w:t>
-      </w:r>
-      <w:r>
-        <w:rPr>
-          <w:rFonts w:eastAsiaTheme="minorEastAsia"/>
-          <w:color w:val="EE0000"/>
-          <w:lang w:eastAsia="zh-CN"/>
-        </w:rPr>
-        <w:t>到中介点</w:t>
+          <w:rFonts w:eastAsiaTheme="minorEastAsia"/>
+          <w:lang w:eastAsia="zh-CN"/>
+        </w:rPr>
+        <w:t xml:space="preserve">Denotes the heuristic distance from node x to the intermediate point </w:t>
       </w:r>
       <w:proofErr w:type="spellStart"/>
       <w:r>
         <w:rPr>
-          <w:rFonts w:eastAsiaTheme="minorEastAsia" w:hint="eastAsia"/>
-          <w:color w:val="EE0000"/>
-          <w:lang w:eastAsia="zh-CN"/>
-        </w:rPr>
-        <w:t>x</w:t>
-      </w:r>
-      <w:r>
-        <w:rPr>
-          <w:rFonts w:eastAsiaTheme="minorEastAsia" w:hint="eastAsia"/>
-          <w:color w:val="EE0000"/>
-          <w:vertAlign w:val="subscript"/>
+          <w:rFonts w:eastAsiaTheme="minorEastAsia"/>
+          <w:lang w:eastAsia="zh-CN"/>
+        </w:rPr>
+        <w:t>x_</w:t>
+      </w:r>
+      <w:proofErr w:type="gramStart"/>
+      <w:r>
+        <w:rPr>
+          <w:rFonts w:eastAsiaTheme="minorEastAsia"/>
           <w:lang w:eastAsia="zh-CN"/>
         </w:rPr>
         <w:t>meet</w:t>
@@ -4754,27 +4309,11 @@
       <w:r>
         <w:rPr>
           <w:rFonts w:eastAsiaTheme="minorEastAsia"/>
-          <w:color w:val="EE0000"/>
-          <w:lang w:eastAsia="zh-CN"/>
-        </w:rPr>
-        <w:t>的启发式</w:t>
-      </w:r>
-      <w:r>
-        <w:rPr>
-          <w:rFonts w:eastAsiaTheme="minorEastAsia" w:hint="eastAsia"/>
-          <w:color w:val="EE0000"/>
-          <w:lang w:eastAsia="zh-CN"/>
-        </w:rPr>
-        <w:t>距离</w:t>
-      </w:r>
-      <w:r>
-        <w:rPr>
-          <w:rFonts w:eastAsiaTheme="minorEastAsia"/>
-          <w:color w:val="EE0000"/>
-          <w:lang w:eastAsia="zh-CN"/>
-        </w:rPr>
-        <w:t>；</w:t>
-      </w:r>
+          <w:lang w:eastAsia="zh-CN"/>
+        </w:rPr>
+        <w:t>;</w:t>
+      </w:r>
+      <w:proofErr w:type="gramEnd"/>
     </w:p>
     <w:p>
       <w:pPr>
@@ -4783,117 +4322,53 @@
         <w:jc w:val="both"/>
         <w:rPr>
           <w:rFonts w:eastAsiaTheme="minorEastAsia"/>
-          <w:color w:val="EE0000"/>
-          <w:lang w:eastAsia="zh-CN"/>
-        </w:rPr>
-      </w:pPr>
-      <w:proofErr w:type="gramStart"/>
-      <w:r>
-        <w:rPr>
-          <w:rFonts w:eastAsiaTheme="minorEastAsia" w:hint="eastAsia"/>
-          <w:color w:val="EE0000"/>
-          <w:lang w:eastAsia="zh-CN"/>
-        </w:rPr>
-        <w:t>终点侧以对应</w:t>
-      </w:r>
-      <w:proofErr w:type="gramEnd"/>
-      <w:r>
-        <w:rPr>
-          <w:rFonts w:eastAsiaTheme="minorEastAsia" w:hint="eastAsia"/>
-          <w:color w:val="EE0000"/>
-          <w:lang w:eastAsia="zh-CN"/>
-        </w:rPr>
-        <w:t>方式定义，两个椭球分别独立更新，形成非对称约束结构。每次迭代中，以概率</w:t>
-      </w:r>
-      <w:r>
-        <w:rPr>
-          <w:rFonts w:eastAsiaTheme="minorEastAsia" w:hint="eastAsia"/>
-          <w:color w:val="EE0000"/>
+          <w:lang w:eastAsia="zh-CN"/>
+        </w:rPr>
+      </w:pPr>
+      <w:r>
+        <w:rPr>
+          <w:rFonts w:eastAsiaTheme="minorEastAsia"/>
+          <w:lang w:eastAsia="zh-CN"/>
+        </w:rPr>
+        <w:t>The goal side is defined correspondingly. The two ellipsoids are updated independently, forming an asymmetric constraint structure.</w:t>
+      </w:r>
+      <w:r>
+        <w:rPr>
+          <w:rFonts w:eastAsiaTheme="minorEastAsia"/>
+          <w:lang w:eastAsia="zh-CN"/>
+        </w:rPr>
+        <w:t xml:space="preserve"> </w:t>
+      </w:r>
+      <w:r>
+        <w:rPr>
+          <w:rFonts w:eastAsiaTheme="minorEastAsia"/>
+          <w:lang w:eastAsia="zh-CN"/>
+        </w:rPr>
+        <w:t xml:space="preserve">In each iteration, informed sampling is conducted within the above ellipsoids with probability </w:t>
+      </w:r>
+      <w:r>
+        <w:rPr>
+          <w:rFonts w:eastAsiaTheme="minorEastAsia"/>
+          <w:i/>
+          <w:iCs/>
           <w:lang w:eastAsia="zh-CN"/>
         </w:rPr>
         <w:t>p</w:t>
       </w:r>
       <w:r>
         <w:rPr>
-          <w:rFonts w:eastAsiaTheme="minorEastAsia" w:hint="eastAsia"/>
-          <w:color w:val="EE0000"/>
-          <w:lang w:eastAsia="zh-CN"/>
-        </w:rPr>
-        <w:t>在上述椭球内执行知情采样，</w:t>
-      </w:r>
-      <w:r>
-        <w:rPr>
-          <w:rFonts w:eastAsiaTheme="minorEastAsia"/>
-          <w:color w:val="EE0000"/>
-          <w:lang w:eastAsia="zh-CN"/>
-        </w:rPr>
-        <w:t>以一定概率向对侧树</w:t>
-      </w:r>
-      <w:r>
-        <w:rPr>
-          <w:rFonts w:eastAsiaTheme="minorEastAsia"/>
-          <w:color w:val="EE0000"/>
-          <w:lang w:eastAsia="zh-CN"/>
-        </w:rPr>
-        <w:t xml:space="preserve"> Pareto </w:t>
-      </w:r>
-      <w:r>
-        <w:rPr>
-          <w:rFonts w:eastAsiaTheme="minorEastAsia" w:hint="eastAsia"/>
-          <w:color w:val="EE0000"/>
-          <w:lang w:eastAsia="zh-CN"/>
-        </w:rPr>
-        <w:t>支配原则选取的</w:t>
-      </w:r>
-      <w:r>
-        <w:rPr>
-          <w:rFonts w:eastAsiaTheme="minorEastAsia"/>
-          <w:color w:val="EE0000"/>
-          <w:lang w:eastAsia="zh-CN"/>
-        </w:rPr>
-        <w:t>最优节点方向偏置采样，以剩余概率执行全局均匀采样</w:t>
-      </w:r>
-      <w:r>
-        <w:rPr>
-          <w:rFonts w:eastAsiaTheme="minorEastAsia" w:hint="eastAsia"/>
-          <w:color w:val="EE0000"/>
-          <w:lang w:eastAsia="zh-CN"/>
-        </w:rPr>
-        <w:t>。</w:t>
-      </w:r>
-      <w:r>
-        <w:rPr>
-          <w:rFonts w:eastAsiaTheme="minorEastAsia"/>
-          <w:color w:val="EE0000"/>
-          <w:lang w:eastAsia="zh-CN"/>
-        </w:rPr>
-        <w:t>保证</w:t>
-      </w:r>
-      <w:proofErr w:type="gramStart"/>
-      <w:r>
-        <w:rPr>
-          <w:rFonts w:eastAsiaTheme="minorEastAsia"/>
-          <w:color w:val="EE0000"/>
-          <w:lang w:eastAsia="zh-CN"/>
-        </w:rPr>
-        <w:t>搜索既</w:t>
-      </w:r>
-      <w:proofErr w:type="gramEnd"/>
-      <w:r>
-        <w:rPr>
-          <w:rFonts w:eastAsiaTheme="minorEastAsia"/>
-          <w:color w:val="EE0000"/>
-          <w:lang w:eastAsia="zh-CN"/>
-        </w:rPr>
-        <w:t>集中于有效区域，又保留全局覆盖能力</w:t>
-      </w:r>
-      <w:r>
-        <w:rPr>
-          <w:rFonts w:eastAsiaTheme="minorEastAsia" w:hint="eastAsia"/>
-          <w:color w:val="EE0000"/>
-          <w:lang w:eastAsia="zh-CN"/>
-        </w:rPr>
-        <w:t>。</w:t>
+          <w:rFonts w:eastAsiaTheme="minorEastAsia"/>
+          <w:lang w:eastAsia="zh-CN"/>
+        </w:rPr>
+        <w:t xml:space="preserve">; with a certain probability, biased sampling is performed toward the optimal node selected from the opposite tree according to the Pareto dominance principle; and with the remaining probability, global uniform </w:t>
+      </w:r>
+      <w:r>
+        <w:rPr>
+          <w:rFonts w:eastAsiaTheme="minorEastAsia"/>
+          <w:lang w:eastAsia="zh-CN"/>
+        </w:rPr>
+        <w:lastRenderedPageBreak/>
+        <w:t>sampling is carried out. This ensures that the search remains focused on effective regions while preserving global coverage capability.</w:t>
       </w:r>
     </w:p>
     <w:p>
@@ -4906,58 +4381,13 @@
           <w:lang w:eastAsia="zh-CN"/>
         </w:rPr>
       </w:pPr>
-      <w:r>
-        <w:rPr>
-          <w:rFonts w:eastAsiaTheme="minorEastAsia"/>
-          <w:color w:val="000000" w:themeColor="text1"/>
-          <w:lang w:eastAsia="zh-CN"/>
-        </w:rPr>
-        <w:t>对每个新扩展节点，优先尝试与对侧</w:t>
-      </w:r>
-      <w:proofErr w:type="gramStart"/>
-      <w:r>
-        <w:rPr>
-          <w:rFonts w:eastAsiaTheme="minorEastAsia"/>
-          <w:color w:val="000000" w:themeColor="text1"/>
-          <w:lang w:eastAsia="zh-CN"/>
-        </w:rPr>
-        <w:t>树直接</w:t>
-      </w:r>
-      <w:proofErr w:type="gramEnd"/>
-      <w:r>
-        <w:rPr>
-          <w:rFonts w:eastAsiaTheme="minorEastAsia"/>
-          <w:color w:val="000000" w:themeColor="text1"/>
-          <w:lang w:eastAsia="zh-CN"/>
-        </w:rPr>
-        <w:t>连接，若超出阈值则由对树贪心逼近；</w:t>
-      </w:r>
-      <w:proofErr w:type="gramStart"/>
-      <w:r>
-        <w:rPr>
-          <w:rFonts w:eastAsiaTheme="minorEastAsia"/>
-          <w:color w:val="000000" w:themeColor="text1"/>
-          <w:lang w:eastAsia="zh-CN"/>
-        </w:rPr>
-        <w:t>一旦双树成功</w:t>
-      </w:r>
-      <w:proofErr w:type="gramEnd"/>
-      <w:r>
-        <w:rPr>
-          <w:rFonts w:eastAsiaTheme="minorEastAsia"/>
-          <w:color w:val="000000" w:themeColor="text1"/>
-          <w:lang w:eastAsia="zh-CN"/>
-        </w:rPr>
-        <w:t>连接，对拼接路径执行节点重连优化与自适应</w:t>
-      </w:r>
-      <w:bookmarkStart w:id="10" w:name="OLE_LINK10"/>
-      <w:r>
-        <w:rPr>
-          <w:rFonts w:eastAsiaTheme="minorEastAsia"/>
-          <w:color w:val="000000" w:themeColor="text1"/>
-          <w:lang w:eastAsia="zh-CN"/>
-        </w:rPr>
-        <w:t>平滑处理</w:t>
+      <w:bookmarkStart w:id="11" w:name="OLE_LINK10"/>
+      <w:r>
+        <w:rPr>
+          <w:rFonts w:eastAsiaTheme="minorEastAsia"/>
+          <w:lang w:eastAsia="zh-CN"/>
+        </w:rPr>
+        <w:t>For each newly expanded node, a direct connection to the opposite tree is attempted first. If the distance exceeds the threshold, the opposite tree greedily advances toward it. Once the two trees are successfully connected, node rewiring optimization and adaptive smoothing are performed on the concatenated path</w:t>
       </w:r>
       <w:r>
         <w:rPr>
@@ -5069,30 +4499,17 @@
         </w:rPr>
         <w:fldChar w:fldCharType="end"/>
       </w:r>
-      <w:r>
-        <w:rPr>
-          <w:rFonts w:eastAsiaTheme="minorEastAsia"/>
-          <w:color w:val="000000" w:themeColor="text1"/>
-          <w:lang w:eastAsia="zh-CN"/>
-        </w:rPr>
-        <w:t>，生成最</w:t>
-      </w:r>
-      <w:bookmarkEnd w:id="10"/>
-      <w:r>
-        <w:rPr>
-          <w:rFonts w:eastAsiaTheme="minorEastAsia"/>
-          <w:color w:val="000000" w:themeColor="text1"/>
-          <w:lang w:eastAsia="zh-CN"/>
-        </w:rPr>
-        <w:t>终可行路径</w:t>
-      </w:r>
-      <w:r>
-        <w:rPr>
-          <w:rFonts w:eastAsiaTheme="minorEastAsia" w:hint="eastAsia"/>
-          <w:color w:val="000000" w:themeColor="text1"/>
-          <w:lang w:eastAsia="zh-CN"/>
-        </w:rPr>
-        <w:t>。</w:t>
+      <w:bookmarkEnd w:id="11"/>
+      <w:r>
+        <w:t xml:space="preserve"> </w:t>
+      </w:r>
+      <w:r>
+        <w:rPr>
+          <w:rFonts w:eastAsiaTheme="minorEastAsia"/>
+          <w:color w:val="000000" w:themeColor="text1"/>
+          <w:lang w:eastAsia="zh-CN"/>
+        </w:rPr>
+        <w:t>, yielding the final feasible path.</w:t>
       </w:r>
     </w:p>
     <w:p>
@@ -5108,7 +4525,7 @@
         <w:spacing w:before="109"/>
         <w:ind w:left="391" w:hanging="391"/>
         <w:rPr>
-          <w:rFonts w:ascii="宋体" w:eastAsia="宋体" w:hAnsi="宋体" w:cs="宋体" w:hint="eastAsia"/>
+          <w:rFonts w:ascii="Times New Roman" w:eastAsia="宋体" w:hAnsi="Times New Roman" w:cs="Times New Roman"/>
           <w:spacing w:val="-2"/>
           <w:w w:val="110"/>
           <w:lang w:eastAsia="zh-CN"/>
@@ -5116,21 +4533,12 @@
       </w:pPr>
       <w:r>
         <w:rPr>
-          <w:rFonts w:ascii="宋体" w:eastAsia="宋体" w:hAnsi="宋体" w:cs="宋体" w:hint="eastAsia"/>
+          <w:rFonts w:ascii="Times New Roman" w:eastAsia="宋体" w:hAnsi="Times New Roman" w:cs="Times New Roman"/>
           <w:spacing w:val="-2"/>
           <w:w w:val="110"/>
           <w:lang w:eastAsia="zh-CN"/>
         </w:rPr>
-        <w:t>基于搜索状态的在线</w:t>
-      </w:r>
-      <w:r>
-        <w:rPr>
-          <w:rFonts w:ascii="宋体" w:eastAsia="宋体" w:hAnsi="宋体" w:cs="宋体" w:hint="eastAsia"/>
-          <w:spacing w:val="-2"/>
-          <w:w w:val="110"/>
-          <w:lang w:eastAsia="zh-CN"/>
-        </w:rPr>
-        <w:t>调节机制</w:t>
+        <w:t>Search State Feedback-Based Online Regulation (SSFOR) Mechanism</w:t>
       </w:r>
     </w:p>
     <w:p>
@@ -5170,7 +4578,7 @@
                     <pic:cNvPicPr/>
                   </pic:nvPicPr>
                   <pic:blipFill>
-                    <a:blip r:embed="rId36"/>
+                    <a:blip r:embed="rId39"/>
                     <a:stretch>
                       <a:fillRect/>
                     </a:stretch>
@@ -5201,42 +4609,834 @@
         <w:ind w:left="0" w:firstLine="0"/>
         <w:jc w:val="center"/>
         <w:rPr>
-          <w:rFonts w:eastAsiaTheme="minorEastAsia"/>
-          <w:color w:val="EE0000"/>
-          <w:lang w:eastAsia="zh-CN"/>
-        </w:rPr>
-      </w:pPr>
-      <w:r>
-        <w:rPr>
-          <w:rFonts w:eastAsiaTheme="minorEastAsia" w:hint="eastAsia"/>
-          <w:color w:val="EE0000"/>
-          <w:lang w:eastAsia="zh-CN"/>
-        </w:rPr>
-        <w:t>图</w:t>
-      </w:r>
-      <w:r>
-        <w:rPr>
-          <w:rFonts w:eastAsiaTheme="minorEastAsia" w:hint="eastAsia"/>
-          <w:color w:val="EE0000"/>
-          <w:lang w:eastAsia="zh-CN"/>
-        </w:rPr>
-        <w:t>3</w:t>
-      </w:r>
-      <w:r>
-        <w:rPr>
-          <w:rFonts w:eastAsiaTheme="minorEastAsia" w:hint="eastAsia"/>
-          <w:color w:val="EE0000"/>
-          <w:lang w:eastAsia="zh-CN"/>
-        </w:rPr>
-        <w:t>：基于搜索状态的在线调节机制，</w:t>
-      </w:r>
-      <w:r>
-        <w:rPr>
-          <w:rFonts w:eastAsiaTheme="minorEastAsia" w:hint="eastAsia"/>
-          <w:color w:val="EE0000"/>
-          <w:lang w:eastAsia="zh-CN"/>
-        </w:rPr>
-        <w:t>SSFOR</w:t>
+          <w:rFonts w:ascii="Times New Roman" w:eastAsiaTheme="minorEastAsia" w:hAnsi="Times New Roman" w:cs="Times New Roman"/>
+          <w:lang w:eastAsia="zh-CN"/>
+        </w:rPr>
+      </w:pPr>
+      <w:r>
+        <w:rPr>
+          <w:rFonts w:ascii="Times New Roman" w:eastAsiaTheme="minorEastAsia" w:hAnsi="Times New Roman" w:cs="Times New Roman"/>
+          <w:lang w:eastAsia="zh-CN"/>
+        </w:rPr>
+        <w:t xml:space="preserve">Fig. </w:t>
+      </w:r>
+      <w:r>
+        <w:rPr>
+          <w:rFonts w:ascii="Times New Roman" w:eastAsiaTheme="minorEastAsia" w:hAnsi="Times New Roman" w:cs="Times New Roman"/>
+          <w:lang w:eastAsia="zh-CN"/>
+        </w:rPr>
+        <w:t>2</w:t>
+      </w:r>
+      <w:r>
+        <w:rPr>
+          <w:rFonts w:ascii="Times New Roman" w:eastAsiaTheme="minorEastAsia" w:hAnsi="Times New Roman" w:cs="Times New Roman"/>
+          <w:lang w:eastAsia="zh-CN"/>
+        </w:rPr>
+        <w:t>. Flow diagram of the Search State Feedback-Based Online Regulation (SSFOR) mechanism.</w:t>
+      </w:r>
+    </w:p>
+    <w:p>
+      <w:pPr>
+        <w:pStyle w:val="11"/>
+        <w:ind w:left="219"/>
+        <w:jc w:val="both"/>
+        <w:rPr>
+          <w:rFonts w:ascii="宋体" w:eastAsia="宋体" w:hAnsi="宋体" w:cs="宋体"/>
+          <w:spacing w:val="-2"/>
+          <w:w w:val="110"/>
+          <w:lang w:eastAsia="zh-CN"/>
+        </w:rPr>
+      </w:pPr>
+      <w:r>
+        <w:rPr>
+          <w:rFonts w:ascii="宋体" w:eastAsia="宋体" w:hAnsi="宋体" w:cs="宋体"/>
+          <w:spacing w:val="-2"/>
+          <w:w w:val="110"/>
+          <w:lang w:eastAsia="zh-CN"/>
+        </w:rPr>
+        <w:tab/>
+      </w:r>
+      <w:r>
+        <w:rPr>
+          <w:rFonts w:ascii="宋体" w:eastAsia="宋体" w:hAnsi="宋体" w:cs="宋体" w:hint="eastAsia"/>
+          <w:spacing w:val="-2"/>
+          <w:w w:val="110"/>
+          <w:lang w:eastAsia="zh-CN"/>
+        </w:rPr>
+        <w:t xml:space="preserve">  </w:t>
+      </w:r>
+    </w:p>
+    <w:p>
+      <w:pPr>
+        <w:pStyle w:val="11"/>
+        <w:ind w:left="0" w:firstLine="720"/>
+        <w:jc w:val="both"/>
+        <w:rPr>
+          <w:rFonts w:ascii="Times New Roman" w:eastAsiaTheme="minorEastAsia" w:hAnsi="Times New Roman" w:cs="Times New Roman"/>
+          <w:b w:val="0"/>
+          <w:bCs w:val="0"/>
+          <w:color w:val="000000" w:themeColor="text1"/>
+          <w:sz w:val="22"/>
+          <w:szCs w:val="22"/>
+          <w:lang w:eastAsia="zh-CN"/>
+        </w:rPr>
+      </w:pPr>
+      <w:r>
+        <w:rPr>
+          <w:rFonts w:ascii="Times New Roman" w:eastAsiaTheme="minorEastAsia" w:hAnsi="Times New Roman" w:cs="Times New Roman"/>
+          <w:b w:val="0"/>
+          <w:bCs w:val="0"/>
+          <w:color w:val="000000" w:themeColor="text1"/>
+          <w:sz w:val="22"/>
+          <w:szCs w:val="22"/>
+          <w:lang w:eastAsia="zh-CN"/>
+        </w:rPr>
+        <w:t>The effectiveness of ADCS depends on the timely adjustment of the expansion coefficient γ and the informed sampling ratio p.</w:t>
+      </w:r>
+      <w:r>
+        <w:rPr>
+          <w:rFonts w:ascii="Times New Roman" w:eastAsiaTheme="minorEastAsia" w:hAnsi="Times New Roman" w:cs="Times New Roman"/>
+          <w:b w:val="0"/>
+          <w:bCs w:val="0"/>
+          <w:color w:val="000000" w:themeColor="text1"/>
+          <w:sz w:val="22"/>
+          <w:szCs w:val="22"/>
+          <w:lang w:eastAsia="zh-CN"/>
+        </w:rPr>
+        <w:t xml:space="preserve"> </w:t>
+      </w:r>
+      <w:r>
+        <w:rPr>
+          <w:rFonts w:ascii="Times New Roman" w:eastAsiaTheme="minorEastAsia" w:hAnsi="Times New Roman" w:cs="Times New Roman"/>
+          <w:b w:val="0"/>
+          <w:bCs w:val="0"/>
+          <w:color w:val="000000" w:themeColor="text1"/>
+          <w:sz w:val="22"/>
+          <w:szCs w:val="22"/>
+          <w:lang w:eastAsia="zh-CN"/>
+        </w:rPr>
+        <w:t>Existing convergence-acceleration methods—such as path-biased sampling</w:t>
+      </w:r>
+      <w:r>
+        <w:rPr>
+          <w:rFonts w:ascii="Times New Roman" w:eastAsiaTheme="minorEastAsia" w:hAnsi="Times New Roman" w:cs="Times New Roman"/>
+          <w:b w:val="0"/>
+          <w:bCs w:val="0"/>
+          <w:color w:val="000000" w:themeColor="text1"/>
+          <w:sz w:val="22"/>
+          <w:szCs w:val="22"/>
+          <w:lang w:eastAsia="zh-CN"/>
+        </w:rPr>
+        <w:fldChar w:fldCharType="begin"/>
+      </w:r>
+      <w:r>
+        <w:rPr>
+          <w:rFonts w:ascii="Times New Roman" w:eastAsiaTheme="minorEastAsia" w:hAnsi="Times New Roman" w:cs="Times New Roman"/>
+          <w:b w:val="0"/>
+          <w:bCs w:val="0"/>
+          <w:color w:val="000000" w:themeColor="text1"/>
+          <w:sz w:val="22"/>
+          <w:szCs w:val="22"/>
+          <w:lang w:eastAsia="zh-CN"/>
+        </w:rPr>
+        <w:instrText xml:space="preserve"> REF _Ref223815176 \r \h </w:instrText>
+      </w:r>
+      <w:r>
+        <w:rPr>
+          <w:rFonts w:ascii="Times New Roman" w:eastAsiaTheme="minorEastAsia" w:hAnsi="Times New Roman" w:cs="Times New Roman"/>
+          <w:b w:val="0"/>
+          <w:bCs w:val="0"/>
+          <w:color w:val="000000" w:themeColor="text1"/>
+          <w:sz w:val="22"/>
+          <w:szCs w:val="22"/>
+          <w:lang w:eastAsia="zh-CN"/>
+        </w:rPr>
+        <w:instrText xml:space="preserve"> \* MERGEFORMAT </w:instrText>
+      </w:r>
+      <w:r>
+        <w:rPr>
+          <w:rFonts w:ascii="Times New Roman" w:eastAsiaTheme="minorEastAsia" w:hAnsi="Times New Roman" w:cs="Times New Roman"/>
+          <w:b w:val="0"/>
+          <w:bCs w:val="0"/>
+          <w:color w:val="000000" w:themeColor="text1"/>
+          <w:sz w:val="22"/>
+          <w:szCs w:val="22"/>
+          <w:lang w:eastAsia="zh-CN"/>
+        </w:rPr>
+      </w:r>
+      <w:r>
+        <w:rPr>
+          <w:rFonts w:ascii="Times New Roman" w:eastAsiaTheme="minorEastAsia" w:hAnsi="Times New Roman" w:cs="Times New Roman"/>
+          <w:b w:val="0"/>
+          <w:bCs w:val="0"/>
+          <w:color w:val="000000" w:themeColor="text1"/>
+          <w:sz w:val="22"/>
+          <w:szCs w:val="22"/>
+          <w:lang w:eastAsia="zh-CN"/>
+        </w:rPr>
+        <w:fldChar w:fldCharType="separate"/>
+      </w:r>
+      <w:r>
+        <w:rPr>
+          <w:rFonts w:ascii="Times New Roman" w:eastAsiaTheme="minorEastAsia" w:hAnsi="Times New Roman" w:cs="Times New Roman"/>
+          <w:b w:val="0"/>
+          <w:bCs w:val="0"/>
+          <w:color w:val="000000" w:themeColor="text1"/>
+          <w:sz w:val="22"/>
+          <w:szCs w:val="22"/>
+          <w:lang w:eastAsia="zh-CN"/>
+        </w:rPr>
+        <w:t>[36]</w:t>
+      </w:r>
+      <w:r>
+        <w:rPr>
+          <w:rFonts w:ascii="Times New Roman" w:eastAsiaTheme="minorEastAsia" w:hAnsi="Times New Roman" w:cs="Times New Roman"/>
+          <w:b w:val="0"/>
+          <w:bCs w:val="0"/>
+          <w:color w:val="000000" w:themeColor="text1"/>
+          <w:sz w:val="22"/>
+          <w:szCs w:val="22"/>
+          <w:lang w:eastAsia="zh-CN"/>
+        </w:rPr>
+        <w:fldChar w:fldCharType="end"/>
+      </w:r>
+      <w:r>
+        <w:rPr>
+          <w:rFonts w:ascii="Times New Roman" w:eastAsia="Times New Roman" w:hAnsi="Times New Roman" w:cs="Times New Roman"/>
+          <w:b w:val="0"/>
+          <w:bCs w:val="0"/>
+          <w:sz w:val="22"/>
+          <w:szCs w:val="22"/>
+        </w:rPr>
+        <w:t xml:space="preserve"> </w:t>
+      </w:r>
+      <w:r>
+        <w:rPr>
+          <w:rFonts w:ascii="Times New Roman" w:eastAsiaTheme="minorEastAsia" w:hAnsi="Times New Roman" w:cs="Times New Roman"/>
+          <w:b w:val="0"/>
+          <w:bCs w:val="0"/>
+          <w:color w:val="000000" w:themeColor="text1"/>
+          <w:sz w:val="22"/>
+          <w:szCs w:val="22"/>
+          <w:lang w:eastAsia="zh-CN"/>
+        </w:rPr>
+        <w:t>, batch forward-propagation search</w:t>
+      </w:r>
+      <w:r>
+        <w:rPr>
+          <w:rFonts w:ascii="Times New Roman" w:eastAsiaTheme="minorEastAsia" w:hAnsi="Times New Roman" w:cs="Times New Roman"/>
+          <w:b w:val="0"/>
+          <w:bCs w:val="0"/>
+          <w:color w:val="000000" w:themeColor="text1"/>
+          <w:sz w:val="22"/>
+          <w:szCs w:val="22"/>
+          <w:lang w:eastAsia="zh-CN"/>
+        </w:rPr>
+        <w:fldChar w:fldCharType="begin"/>
+      </w:r>
+      <w:r>
+        <w:rPr>
+          <w:rFonts w:ascii="Times New Roman" w:eastAsiaTheme="minorEastAsia" w:hAnsi="Times New Roman" w:cs="Times New Roman"/>
+          <w:b w:val="0"/>
+          <w:bCs w:val="0"/>
+          <w:color w:val="000000" w:themeColor="text1"/>
+          <w:sz w:val="22"/>
+          <w:szCs w:val="22"/>
+          <w:lang w:eastAsia="zh-CN"/>
+        </w:rPr>
+        <w:instrText xml:space="preserve"> REF _Ref223815184 \r \h </w:instrText>
+      </w:r>
+      <w:r>
+        <w:rPr>
+          <w:rFonts w:ascii="Times New Roman" w:eastAsiaTheme="minorEastAsia" w:hAnsi="Times New Roman" w:cs="Times New Roman"/>
+          <w:b w:val="0"/>
+          <w:bCs w:val="0"/>
+          <w:color w:val="000000" w:themeColor="text1"/>
+          <w:sz w:val="22"/>
+          <w:szCs w:val="22"/>
+          <w:lang w:eastAsia="zh-CN"/>
+        </w:rPr>
+        <w:instrText xml:space="preserve"> \* MERGEFORMAT </w:instrText>
+      </w:r>
+      <w:r>
+        <w:rPr>
+          <w:rFonts w:ascii="Times New Roman" w:eastAsiaTheme="minorEastAsia" w:hAnsi="Times New Roman" w:cs="Times New Roman"/>
+          <w:b w:val="0"/>
+          <w:bCs w:val="0"/>
+          <w:color w:val="000000" w:themeColor="text1"/>
+          <w:sz w:val="22"/>
+          <w:szCs w:val="22"/>
+          <w:lang w:eastAsia="zh-CN"/>
+        </w:rPr>
+      </w:r>
+      <w:r>
+        <w:rPr>
+          <w:rFonts w:ascii="Times New Roman" w:eastAsiaTheme="minorEastAsia" w:hAnsi="Times New Roman" w:cs="Times New Roman"/>
+          <w:b w:val="0"/>
+          <w:bCs w:val="0"/>
+          <w:color w:val="000000" w:themeColor="text1"/>
+          <w:sz w:val="22"/>
+          <w:szCs w:val="22"/>
+          <w:lang w:eastAsia="zh-CN"/>
+        </w:rPr>
+        <w:fldChar w:fldCharType="separate"/>
+      </w:r>
+      <w:r>
+        <w:rPr>
+          <w:rFonts w:ascii="Times New Roman" w:eastAsiaTheme="minorEastAsia" w:hAnsi="Times New Roman" w:cs="Times New Roman"/>
+          <w:b w:val="0"/>
+          <w:bCs w:val="0"/>
+          <w:color w:val="000000" w:themeColor="text1"/>
+          <w:sz w:val="22"/>
+          <w:szCs w:val="22"/>
+          <w:lang w:eastAsia="zh-CN"/>
+        </w:rPr>
+        <w:t>[37]</w:t>
+      </w:r>
+      <w:r>
+        <w:rPr>
+          <w:rFonts w:ascii="Times New Roman" w:eastAsiaTheme="minorEastAsia" w:hAnsi="Times New Roman" w:cs="Times New Roman"/>
+          <w:b w:val="0"/>
+          <w:bCs w:val="0"/>
+          <w:color w:val="000000" w:themeColor="text1"/>
+          <w:sz w:val="22"/>
+          <w:szCs w:val="22"/>
+          <w:lang w:eastAsia="zh-CN"/>
+        </w:rPr>
+        <w:fldChar w:fldCharType="end"/>
+      </w:r>
+      <w:r>
+        <w:rPr>
+          <w:rFonts w:ascii="Times New Roman" w:eastAsiaTheme="minorEastAsia" w:hAnsi="Times New Roman" w:cs="Times New Roman"/>
+          <w:b w:val="0"/>
+          <w:bCs w:val="0"/>
+          <w:color w:val="000000" w:themeColor="text1"/>
+          <w:sz w:val="22"/>
+          <w:szCs w:val="22"/>
+          <w:lang w:eastAsia="zh-CN"/>
+        </w:rPr>
+        <w:t xml:space="preserve"> </w:t>
+      </w:r>
+      <w:r>
+        <w:rPr>
+          <w:rFonts w:ascii="Times New Roman" w:eastAsiaTheme="minorEastAsia" w:hAnsi="Times New Roman" w:cs="Times New Roman"/>
+          <w:b w:val="0"/>
+          <w:bCs w:val="0"/>
+          <w:color w:val="000000" w:themeColor="text1"/>
+          <w:sz w:val="22"/>
+          <w:szCs w:val="22"/>
+          <w:lang w:eastAsia="zh-CN"/>
+        </w:rPr>
+        <w:t xml:space="preserve">, cost lower-bound trade-off strategies </w:t>
+      </w:r>
+      <w:r>
+        <w:rPr>
+          <w:rFonts w:ascii="Times New Roman" w:eastAsiaTheme="minorEastAsia" w:hAnsi="Times New Roman" w:cs="Times New Roman"/>
+          <w:b w:val="0"/>
+          <w:bCs w:val="0"/>
+          <w:color w:val="000000" w:themeColor="text1"/>
+          <w:sz w:val="22"/>
+          <w:szCs w:val="22"/>
+          <w:lang w:eastAsia="zh-CN"/>
+        </w:rPr>
+        <w:fldChar w:fldCharType="begin"/>
+      </w:r>
+      <w:r>
+        <w:rPr>
+          <w:rFonts w:ascii="Times New Roman" w:eastAsiaTheme="minorEastAsia" w:hAnsi="Times New Roman" w:cs="Times New Roman"/>
+          <w:b w:val="0"/>
+          <w:bCs w:val="0"/>
+          <w:color w:val="000000" w:themeColor="text1"/>
+          <w:sz w:val="22"/>
+          <w:szCs w:val="22"/>
+          <w:lang w:eastAsia="zh-CN"/>
+        </w:rPr>
+        <w:instrText xml:space="preserve"> REF _Ref223815190 \r \h </w:instrText>
+      </w:r>
+      <w:r>
+        <w:rPr>
+          <w:rFonts w:ascii="Times New Roman" w:eastAsiaTheme="minorEastAsia" w:hAnsi="Times New Roman" w:cs="Times New Roman"/>
+          <w:b w:val="0"/>
+          <w:bCs w:val="0"/>
+          <w:color w:val="000000" w:themeColor="text1"/>
+          <w:sz w:val="22"/>
+          <w:szCs w:val="22"/>
+          <w:lang w:eastAsia="zh-CN"/>
+        </w:rPr>
+        <w:instrText xml:space="preserve"> \* MERGEFORMAT </w:instrText>
+      </w:r>
+      <w:r>
+        <w:rPr>
+          <w:rFonts w:ascii="Times New Roman" w:eastAsiaTheme="minorEastAsia" w:hAnsi="Times New Roman" w:cs="Times New Roman"/>
+          <w:b w:val="0"/>
+          <w:bCs w:val="0"/>
+          <w:color w:val="000000" w:themeColor="text1"/>
+          <w:sz w:val="22"/>
+          <w:szCs w:val="22"/>
+          <w:lang w:eastAsia="zh-CN"/>
+        </w:rPr>
+      </w:r>
+      <w:r>
+        <w:rPr>
+          <w:rFonts w:ascii="Times New Roman" w:eastAsiaTheme="minorEastAsia" w:hAnsi="Times New Roman" w:cs="Times New Roman"/>
+          <w:b w:val="0"/>
+          <w:bCs w:val="0"/>
+          <w:color w:val="000000" w:themeColor="text1"/>
+          <w:sz w:val="22"/>
+          <w:szCs w:val="22"/>
+          <w:lang w:eastAsia="zh-CN"/>
+        </w:rPr>
+        <w:fldChar w:fldCharType="separate"/>
+      </w:r>
+      <w:r>
+        <w:rPr>
+          <w:rFonts w:ascii="Times New Roman" w:eastAsiaTheme="minorEastAsia" w:hAnsi="Times New Roman" w:cs="Times New Roman"/>
+          <w:b w:val="0"/>
+          <w:bCs w:val="0"/>
+          <w:color w:val="000000" w:themeColor="text1"/>
+          <w:sz w:val="22"/>
+          <w:szCs w:val="22"/>
+          <w:lang w:eastAsia="zh-CN"/>
+        </w:rPr>
+        <w:t>[38]</w:t>
+      </w:r>
+      <w:r>
+        <w:rPr>
+          <w:rFonts w:ascii="Times New Roman" w:eastAsiaTheme="minorEastAsia" w:hAnsi="Times New Roman" w:cs="Times New Roman"/>
+          <w:b w:val="0"/>
+          <w:bCs w:val="0"/>
+          <w:color w:val="000000" w:themeColor="text1"/>
+          <w:sz w:val="22"/>
+          <w:szCs w:val="22"/>
+          <w:lang w:eastAsia="zh-CN"/>
+        </w:rPr>
+        <w:fldChar w:fldCharType="end"/>
+      </w:r>
+      <w:r>
+        <w:rPr>
+          <w:rFonts w:ascii="Times New Roman" w:eastAsia="Times New Roman" w:hAnsi="Times New Roman" w:cs="Times New Roman"/>
+          <w:b w:val="0"/>
+          <w:bCs w:val="0"/>
+          <w:sz w:val="22"/>
+          <w:szCs w:val="22"/>
+        </w:rPr>
+        <w:t xml:space="preserve"> </w:t>
+      </w:r>
+      <w:r>
+        <w:rPr>
+          <w:rFonts w:ascii="Times New Roman" w:eastAsiaTheme="minorEastAsia" w:hAnsi="Times New Roman" w:cs="Times New Roman"/>
+          <w:b w:val="0"/>
+          <w:bCs w:val="0"/>
+          <w:color w:val="000000" w:themeColor="text1"/>
+          <w:sz w:val="22"/>
+          <w:szCs w:val="22"/>
+          <w:lang w:eastAsia="zh-CN"/>
+        </w:rPr>
+        <w:t>, and anytime planning frameworks</w:t>
+      </w:r>
+      <w:r>
+        <w:rPr>
+          <w:rFonts w:ascii="Times New Roman" w:eastAsiaTheme="minorEastAsia" w:hAnsi="Times New Roman" w:cs="Times New Roman"/>
+          <w:b w:val="0"/>
+          <w:bCs w:val="0"/>
+          <w:color w:val="000000" w:themeColor="text1"/>
+          <w:sz w:val="22"/>
+          <w:szCs w:val="22"/>
+          <w:lang w:eastAsia="zh-CN"/>
+        </w:rPr>
+        <w:t xml:space="preserve"> </w:t>
+      </w:r>
+      <w:r>
+        <w:rPr>
+          <w:rFonts w:ascii="Times New Roman" w:eastAsiaTheme="minorEastAsia" w:hAnsi="Times New Roman" w:cs="Times New Roman"/>
+          <w:b w:val="0"/>
+          <w:bCs w:val="0"/>
+          <w:color w:val="000000" w:themeColor="text1"/>
+          <w:sz w:val="22"/>
+          <w:szCs w:val="22"/>
+          <w:lang w:eastAsia="zh-CN"/>
+        </w:rPr>
+        <w:fldChar w:fldCharType="begin"/>
+      </w:r>
+      <w:r>
+        <w:rPr>
+          <w:rFonts w:ascii="Times New Roman" w:eastAsiaTheme="minorEastAsia" w:hAnsi="Times New Roman" w:cs="Times New Roman"/>
+          <w:b w:val="0"/>
+          <w:bCs w:val="0"/>
+          <w:color w:val="000000" w:themeColor="text1"/>
+          <w:sz w:val="22"/>
+          <w:szCs w:val="22"/>
+          <w:lang w:eastAsia="zh-CN"/>
+        </w:rPr>
+        <w:instrText xml:space="preserve"> REF _Ref223815199 \r \h </w:instrText>
+      </w:r>
+      <w:r>
+        <w:rPr>
+          <w:rFonts w:ascii="Times New Roman" w:eastAsiaTheme="minorEastAsia" w:hAnsi="Times New Roman" w:cs="Times New Roman"/>
+          <w:b w:val="0"/>
+          <w:bCs w:val="0"/>
+          <w:color w:val="000000" w:themeColor="text1"/>
+          <w:sz w:val="22"/>
+          <w:szCs w:val="22"/>
+          <w:lang w:eastAsia="zh-CN"/>
+        </w:rPr>
+        <w:instrText xml:space="preserve"> \* MERGEFORMAT </w:instrText>
+      </w:r>
+      <w:r>
+        <w:rPr>
+          <w:rFonts w:ascii="Times New Roman" w:eastAsiaTheme="minorEastAsia" w:hAnsi="Times New Roman" w:cs="Times New Roman"/>
+          <w:b w:val="0"/>
+          <w:bCs w:val="0"/>
+          <w:color w:val="000000" w:themeColor="text1"/>
+          <w:sz w:val="22"/>
+          <w:szCs w:val="22"/>
+          <w:lang w:eastAsia="zh-CN"/>
+        </w:rPr>
+      </w:r>
+      <w:r>
+        <w:rPr>
+          <w:rFonts w:ascii="Times New Roman" w:eastAsiaTheme="minorEastAsia" w:hAnsi="Times New Roman" w:cs="Times New Roman"/>
+          <w:b w:val="0"/>
+          <w:bCs w:val="0"/>
+          <w:color w:val="000000" w:themeColor="text1"/>
+          <w:sz w:val="22"/>
+          <w:szCs w:val="22"/>
+          <w:lang w:eastAsia="zh-CN"/>
+        </w:rPr>
+        <w:fldChar w:fldCharType="separate"/>
+      </w:r>
+      <w:r>
+        <w:rPr>
+          <w:rFonts w:ascii="Times New Roman" w:eastAsiaTheme="minorEastAsia" w:hAnsi="Times New Roman" w:cs="Times New Roman"/>
+          <w:b w:val="0"/>
+          <w:bCs w:val="0"/>
+          <w:color w:val="000000" w:themeColor="text1"/>
+          <w:sz w:val="22"/>
+          <w:szCs w:val="22"/>
+          <w:lang w:eastAsia="zh-CN"/>
+        </w:rPr>
+        <w:t>[39]</w:t>
+      </w:r>
+      <w:r>
+        <w:rPr>
+          <w:rFonts w:ascii="Times New Roman" w:eastAsiaTheme="minorEastAsia" w:hAnsi="Times New Roman" w:cs="Times New Roman"/>
+          <w:b w:val="0"/>
+          <w:bCs w:val="0"/>
+          <w:color w:val="000000" w:themeColor="text1"/>
+          <w:sz w:val="22"/>
+          <w:szCs w:val="22"/>
+          <w:lang w:eastAsia="zh-CN"/>
+        </w:rPr>
+        <w:fldChar w:fldCharType="end"/>
+      </w:r>
+      <w:r>
+        <w:rPr>
+          <w:rFonts w:ascii="Times New Roman" w:eastAsiaTheme="minorEastAsia" w:hAnsi="Times New Roman" w:cs="Times New Roman"/>
+          <w:b w:val="0"/>
+          <w:bCs w:val="0"/>
+          <w:color w:val="000000" w:themeColor="text1"/>
+          <w:sz w:val="22"/>
+          <w:szCs w:val="22"/>
+          <w:lang w:eastAsia="zh-CN"/>
+        </w:rPr>
+        <w:fldChar w:fldCharType="begin"/>
+      </w:r>
+      <w:r>
+        <w:rPr>
+          <w:rFonts w:ascii="Times New Roman" w:eastAsiaTheme="minorEastAsia" w:hAnsi="Times New Roman" w:cs="Times New Roman"/>
+          <w:b w:val="0"/>
+          <w:bCs w:val="0"/>
+          <w:color w:val="000000" w:themeColor="text1"/>
+          <w:sz w:val="22"/>
+          <w:szCs w:val="22"/>
+          <w:lang w:eastAsia="zh-CN"/>
+        </w:rPr>
+        <w:instrText xml:space="preserve"> REF _Ref223815201 \r \h </w:instrText>
+      </w:r>
+      <w:r>
+        <w:rPr>
+          <w:rFonts w:ascii="Times New Roman" w:eastAsiaTheme="minorEastAsia" w:hAnsi="Times New Roman" w:cs="Times New Roman"/>
+          <w:b w:val="0"/>
+          <w:bCs w:val="0"/>
+          <w:color w:val="000000" w:themeColor="text1"/>
+          <w:sz w:val="22"/>
+          <w:szCs w:val="22"/>
+          <w:lang w:eastAsia="zh-CN"/>
+        </w:rPr>
+        <w:instrText xml:space="preserve"> \* MERGEFORMAT </w:instrText>
+      </w:r>
+      <w:r>
+        <w:rPr>
+          <w:rFonts w:ascii="Times New Roman" w:eastAsiaTheme="minorEastAsia" w:hAnsi="Times New Roman" w:cs="Times New Roman"/>
+          <w:b w:val="0"/>
+          <w:bCs w:val="0"/>
+          <w:color w:val="000000" w:themeColor="text1"/>
+          <w:sz w:val="22"/>
+          <w:szCs w:val="22"/>
+          <w:lang w:eastAsia="zh-CN"/>
+        </w:rPr>
+      </w:r>
+      <w:r>
+        <w:rPr>
+          <w:rFonts w:ascii="Times New Roman" w:eastAsiaTheme="minorEastAsia" w:hAnsi="Times New Roman" w:cs="Times New Roman"/>
+          <w:b w:val="0"/>
+          <w:bCs w:val="0"/>
+          <w:color w:val="000000" w:themeColor="text1"/>
+          <w:sz w:val="22"/>
+          <w:szCs w:val="22"/>
+          <w:lang w:eastAsia="zh-CN"/>
+        </w:rPr>
+        <w:fldChar w:fldCharType="separate"/>
+      </w:r>
+      <w:r>
+        <w:rPr>
+          <w:rFonts w:ascii="Times New Roman" w:eastAsiaTheme="minorEastAsia" w:hAnsi="Times New Roman" w:cs="Times New Roman"/>
+          <w:b w:val="0"/>
+          <w:bCs w:val="0"/>
+          <w:color w:val="000000" w:themeColor="text1"/>
+          <w:sz w:val="22"/>
+          <w:szCs w:val="22"/>
+          <w:lang w:eastAsia="zh-CN"/>
+        </w:rPr>
+        <w:t>[40]</w:t>
+      </w:r>
+      <w:r>
+        <w:rPr>
+          <w:rFonts w:ascii="Times New Roman" w:eastAsiaTheme="minorEastAsia" w:hAnsi="Times New Roman" w:cs="Times New Roman"/>
+          <w:b w:val="0"/>
+          <w:bCs w:val="0"/>
+          <w:color w:val="000000" w:themeColor="text1"/>
+          <w:sz w:val="22"/>
+          <w:szCs w:val="22"/>
+          <w:lang w:eastAsia="zh-CN"/>
+        </w:rPr>
+        <w:fldChar w:fldCharType="end"/>
+      </w:r>
+      <w:r>
+        <w:rPr>
+          <w:rFonts w:ascii="Times New Roman" w:eastAsia="Times New Roman" w:hAnsi="Times New Roman" w:cs="Times New Roman"/>
+          <w:b w:val="0"/>
+          <w:bCs w:val="0"/>
+          <w:sz w:val="22"/>
+          <w:szCs w:val="22"/>
+        </w:rPr>
+        <w:t xml:space="preserve"> </w:t>
+      </w:r>
+      <w:r>
+        <w:rPr>
+          <w:rFonts w:ascii="Times New Roman" w:eastAsiaTheme="minorEastAsia" w:hAnsi="Times New Roman" w:cs="Times New Roman"/>
+          <w:b w:val="0"/>
+          <w:bCs w:val="0"/>
+          <w:color w:val="000000" w:themeColor="text1"/>
+          <w:sz w:val="22"/>
+          <w:szCs w:val="22"/>
+          <w:lang w:eastAsia="zh-CN"/>
+        </w:rPr>
+        <w:t xml:space="preserve">—generally adopt preset static parameters. Heuristic sampling pruning methods </w:t>
+      </w:r>
+      <w:r>
+        <w:rPr>
+          <w:rFonts w:ascii="Times New Roman" w:eastAsiaTheme="minorEastAsia" w:hAnsi="Times New Roman" w:cs="Times New Roman"/>
+          <w:b w:val="0"/>
+          <w:bCs w:val="0"/>
+          <w:color w:val="000000" w:themeColor="text1"/>
+          <w:sz w:val="22"/>
+          <w:szCs w:val="22"/>
+          <w:lang w:eastAsia="zh-CN"/>
+        </w:rPr>
+        <w:fldChar w:fldCharType="begin"/>
+      </w:r>
+      <w:r>
+        <w:rPr>
+          <w:rFonts w:ascii="Times New Roman" w:eastAsiaTheme="minorEastAsia" w:hAnsi="Times New Roman" w:cs="Times New Roman"/>
+          <w:b w:val="0"/>
+          <w:bCs w:val="0"/>
+          <w:color w:val="000000" w:themeColor="text1"/>
+          <w:sz w:val="22"/>
+          <w:szCs w:val="22"/>
+          <w:lang w:eastAsia="zh-CN"/>
+        </w:rPr>
+        <w:instrText xml:space="preserve"> REF _Ref223815219 \r \h </w:instrText>
+      </w:r>
+      <w:r>
+        <w:rPr>
+          <w:rFonts w:ascii="Times New Roman" w:eastAsiaTheme="minorEastAsia" w:hAnsi="Times New Roman" w:cs="Times New Roman"/>
+          <w:b w:val="0"/>
+          <w:bCs w:val="0"/>
+          <w:color w:val="000000" w:themeColor="text1"/>
+          <w:sz w:val="22"/>
+          <w:szCs w:val="22"/>
+          <w:lang w:eastAsia="zh-CN"/>
+        </w:rPr>
+        <w:instrText xml:space="preserve"> \* MERGEFORMAT </w:instrText>
+      </w:r>
+      <w:r>
+        <w:rPr>
+          <w:rFonts w:ascii="Times New Roman" w:eastAsiaTheme="minorEastAsia" w:hAnsi="Times New Roman" w:cs="Times New Roman"/>
+          <w:b w:val="0"/>
+          <w:bCs w:val="0"/>
+          <w:color w:val="000000" w:themeColor="text1"/>
+          <w:sz w:val="22"/>
+          <w:szCs w:val="22"/>
+          <w:lang w:eastAsia="zh-CN"/>
+        </w:rPr>
+      </w:r>
+      <w:r>
+        <w:rPr>
+          <w:rFonts w:ascii="Times New Roman" w:eastAsiaTheme="minorEastAsia" w:hAnsi="Times New Roman" w:cs="Times New Roman"/>
+          <w:b w:val="0"/>
+          <w:bCs w:val="0"/>
+          <w:color w:val="000000" w:themeColor="text1"/>
+          <w:sz w:val="22"/>
+          <w:szCs w:val="22"/>
+          <w:lang w:eastAsia="zh-CN"/>
+        </w:rPr>
+        <w:fldChar w:fldCharType="separate"/>
+      </w:r>
+      <w:r>
+        <w:rPr>
+          <w:rFonts w:ascii="Times New Roman" w:eastAsiaTheme="minorEastAsia" w:hAnsi="Times New Roman" w:cs="Times New Roman"/>
+          <w:b w:val="0"/>
+          <w:bCs w:val="0"/>
+          <w:color w:val="000000" w:themeColor="text1"/>
+          <w:sz w:val="22"/>
+          <w:szCs w:val="22"/>
+          <w:lang w:eastAsia="zh-CN"/>
+        </w:rPr>
+        <w:t>[41]</w:t>
+      </w:r>
+      <w:r>
+        <w:rPr>
+          <w:rFonts w:ascii="Times New Roman" w:eastAsiaTheme="minorEastAsia" w:hAnsi="Times New Roman" w:cs="Times New Roman"/>
+          <w:b w:val="0"/>
+          <w:bCs w:val="0"/>
+          <w:color w:val="000000" w:themeColor="text1"/>
+          <w:sz w:val="22"/>
+          <w:szCs w:val="22"/>
+          <w:lang w:eastAsia="zh-CN"/>
+        </w:rPr>
+        <w:fldChar w:fldCharType="end"/>
+      </w:r>
+      <w:r>
+        <w:rPr>
+          <w:rFonts w:ascii="Times New Roman" w:eastAsia="Times New Roman" w:hAnsi="Times New Roman" w:cs="Times New Roman"/>
+          <w:b w:val="0"/>
+          <w:bCs w:val="0"/>
+          <w:sz w:val="22"/>
+          <w:szCs w:val="22"/>
+        </w:rPr>
+        <w:t xml:space="preserve"> </w:t>
+      </w:r>
+      <w:r>
+        <w:rPr>
+          <w:rFonts w:ascii="Times New Roman" w:eastAsiaTheme="minorEastAsia" w:hAnsi="Times New Roman" w:cs="Times New Roman"/>
+          <w:b w:val="0"/>
+          <w:bCs w:val="0"/>
+          <w:color w:val="000000" w:themeColor="text1"/>
+          <w:sz w:val="22"/>
+          <w:szCs w:val="22"/>
+          <w:lang w:eastAsia="zh-CN"/>
+        </w:rPr>
+        <w:t xml:space="preserve">also require predefined </w:t>
+      </w:r>
+      <w:proofErr w:type="gramStart"/>
+      <w:r>
+        <w:rPr>
+          <w:rFonts w:ascii="Times New Roman" w:eastAsiaTheme="minorEastAsia" w:hAnsi="Times New Roman" w:cs="Times New Roman"/>
+          <w:b w:val="0"/>
+          <w:bCs w:val="0"/>
+          <w:color w:val="000000" w:themeColor="text1"/>
+          <w:sz w:val="22"/>
+          <w:szCs w:val="22"/>
+          <w:lang w:eastAsia="zh-CN"/>
+        </w:rPr>
+        <w:t>thresholds, and</w:t>
+      </w:r>
+      <w:proofErr w:type="gramEnd"/>
+      <w:r>
+        <w:rPr>
+          <w:rFonts w:ascii="Times New Roman" w:eastAsiaTheme="minorEastAsia" w:hAnsi="Times New Roman" w:cs="Times New Roman"/>
+          <w:b w:val="0"/>
+          <w:bCs w:val="0"/>
+          <w:color w:val="000000" w:themeColor="text1"/>
+          <w:sz w:val="22"/>
+          <w:szCs w:val="22"/>
+          <w:lang w:eastAsia="zh-CN"/>
+        </w:rPr>
+        <w:t xml:space="preserve"> thus lack online feedback regulation based on the search state.</w:t>
+      </w:r>
+      <w:r>
+        <w:rPr>
+          <w:rFonts w:ascii="Times New Roman" w:eastAsia="宋体" w:hAnsi="Times New Roman" w:cs="Times New Roman"/>
+          <w:b w:val="0"/>
+          <w:bCs w:val="0"/>
+          <w:lang w:eastAsia="zh-CN"/>
+        </w:rPr>
+        <w:t xml:space="preserve"> </w:t>
+      </w:r>
+      <w:r>
+        <w:rPr>
+          <w:rFonts w:ascii="Times New Roman" w:eastAsiaTheme="minorEastAsia" w:hAnsi="Times New Roman" w:cs="Times New Roman"/>
+          <w:b w:val="0"/>
+          <w:bCs w:val="0"/>
+          <w:color w:val="000000" w:themeColor="text1"/>
+          <w:sz w:val="22"/>
+          <w:szCs w:val="22"/>
+          <w:lang w:eastAsia="zh-CN"/>
+        </w:rPr>
+        <w:t xml:space="preserve">To address this limitation, this paper proposes the SSFOR mechanism to implement closed-loop regulation of both parameters. The relative rate of decrease in the estimated total optimal path cost is used as a signal of the current search progress. When the path cost shows no significant improvement over time, the constraints are considered potentially too restrictive or the search is deemed to have stagnated. Accordingly, γ is increased </w:t>
+      </w:r>
+      <w:proofErr w:type="gramStart"/>
+      <w:r>
+        <w:rPr>
+          <w:rFonts w:ascii="Times New Roman" w:eastAsiaTheme="minorEastAsia" w:hAnsi="Times New Roman" w:cs="Times New Roman"/>
+          <w:b w:val="0"/>
+          <w:bCs w:val="0"/>
+          <w:color w:val="000000" w:themeColor="text1"/>
+          <w:sz w:val="22"/>
+          <w:szCs w:val="22"/>
+          <w:lang w:eastAsia="zh-CN"/>
+        </w:rPr>
+        <w:t>to expand</w:t>
+      </w:r>
+      <w:proofErr w:type="gramEnd"/>
+      <w:r>
+        <w:rPr>
+          <w:rFonts w:ascii="Times New Roman" w:eastAsiaTheme="minorEastAsia" w:hAnsi="Times New Roman" w:cs="Times New Roman"/>
+          <w:b w:val="0"/>
+          <w:bCs w:val="0"/>
+          <w:color w:val="000000" w:themeColor="text1"/>
+          <w:sz w:val="22"/>
+          <w:szCs w:val="22"/>
+          <w:lang w:eastAsia="zh-CN"/>
+        </w:rPr>
+        <w:t xml:space="preserve"> the ellipsoidal coverage</w:t>
+      </w:r>
+      <w:proofErr w:type="gramStart"/>
+      <w:r>
+        <w:rPr>
+          <w:rFonts w:ascii="Times New Roman" w:eastAsiaTheme="minorEastAsia" w:hAnsi="Times New Roman" w:cs="Times New Roman"/>
+          <w:b w:val="0"/>
+          <w:bCs w:val="0"/>
+          <w:color w:val="000000" w:themeColor="text1"/>
+          <w:sz w:val="22"/>
+          <w:szCs w:val="22"/>
+          <w:lang w:eastAsia="zh-CN"/>
+        </w:rPr>
+        <w:t>, and</w:t>
+      </w:r>
+      <w:proofErr w:type="gramEnd"/>
+      <w:r>
+        <w:rPr>
+          <w:rFonts w:ascii="Times New Roman" w:eastAsiaTheme="minorEastAsia" w:hAnsi="Times New Roman" w:cs="Times New Roman"/>
+          <w:b w:val="0"/>
+          <w:bCs w:val="0"/>
+          <w:color w:val="000000" w:themeColor="text1"/>
+          <w:sz w:val="22"/>
+          <w:szCs w:val="22"/>
+          <w:lang w:eastAsia="zh-CN"/>
+        </w:rPr>
+        <w:t xml:space="preserve"> p is reduced to enhance global random exploration. Conversely, when the path cost continues to improve effectively, γ is decreased to tighten the constrained sampling subset, while p is increased to strengthen informed sampling and accelerate local convergence.</w:t>
       </w:r>
     </w:p>
     <w:p>
@@ -5256,15 +5456,6 @@
       </w:pPr>
       <w:r>
         <w:rPr>
-          <w:rFonts w:ascii="宋体" w:eastAsia="宋体" w:hAnsi="宋体" w:cs="宋体"/>
-          <w:spacing w:val="-2"/>
-          <w:w w:val="110"/>
-          <w:lang w:eastAsia="zh-CN"/>
-        </w:rPr>
-        <w:tab/>
-      </w:r>
-      <w:r>
-        <w:rPr>
           <w:rFonts w:ascii="Times New Roman" w:eastAsiaTheme="minorEastAsia" w:hAnsi="Times New Roman" w:cs="Times New Roman"/>
           <w:b w:val="0"/>
           <w:bCs w:val="0"/>
@@ -5273,7 +5464,52 @@
           <w:szCs w:val="22"/>
           <w:lang w:eastAsia="zh-CN"/>
         </w:rPr>
-        <w:t>ADCS</w:t>
+        <w:tab/>
+      </w:r>
+      <w:r>
+        <w:rPr>
+          <w:rFonts w:ascii="Times New Roman" w:eastAsiaTheme="minorEastAsia" w:hAnsi="Times New Roman" w:cs="Times New Roman"/>
+          <w:b w:val="0"/>
+          <w:bCs w:val="0"/>
+          <w:color w:val="000000" w:themeColor="text1"/>
+          <w:sz w:val="22"/>
+          <w:szCs w:val="22"/>
+          <w:lang w:eastAsia="zh-CN"/>
+        </w:rPr>
+        <w:t>To ensure the boundedness and reproducibility of the above adjustment process, this paper specifies the value ranges and initial states of the two parameters as follows:</w:t>
+      </w:r>
+      <w:bookmarkStart w:id="12" w:name="OLE_LINK12"/>
+      <w:r>
+        <w:rPr>
+          <w:rFonts w:ascii="宋体" w:eastAsia="宋体" w:hAnsi="宋体" w:cs="宋体"/>
+          <w:lang w:eastAsia="zh-CN"/>
+        </w:rPr>
+        <w:t xml:space="preserve"> </w:t>
+      </w:r>
+      <w:r>
+        <w:rPr>
+          <w:rFonts w:ascii="Times New Roman" w:eastAsiaTheme="minorEastAsia" w:hAnsi="Times New Roman" w:cs="Times New Roman"/>
+          <w:b w:val="0"/>
+          <w:bCs w:val="0"/>
+          <w:color w:val="000000" w:themeColor="text1"/>
+          <w:sz w:val="22"/>
+          <w:szCs w:val="22"/>
+          <w:lang w:eastAsia="zh-CN"/>
+        </w:rPr>
+        <w:t xml:space="preserve">The hyper-ellipsoid expansion factor γ is defined within </w:t>
+      </w:r>
+      <w:r>
+        <w:rPr>
+          <w:rFonts w:ascii="Times New Roman" w:eastAsiaTheme="minorEastAsia" w:hAnsi="Times New Roman" w:cs="Times New Roman"/>
+          <w:b w:val="0"/>
+          <w:bCs w:val="0"/>
+          <w:color w:val="000000" w:themeColor="text1"/>
+          <w:sz w:val="22"/>
+          <w:szCs w:val="22"/>
+          <w:lang w:eastAsia="zh-CN"/>
+        </w:rPr>
+        <w:lastRenderedPageBreak/>
+        <w:t>the range</w:t>
       </w:r>
       <w:r>
         <w:rPr>
@@ -5285,31 +5521,241 @@
           <w:szCs w:val="22"/>
           <w:lang w:eastAsia="zh-CN"/>
         </w:rPr>
-        <w:t>的有效性取决于膨胀系数</w:t>
+        <w:t xml:space="preserve"> </w:t>
       </w:r>
       <w:r>
         <w:rPr>
           <w:rFonts w:ascii="Times New Roman" w:eastAsiaTheme="minorEastAsia" w:hAnsi="Times New Roman" w:cs="Times New Roman"/>
           <w:b w:val="0"/>
           <w:bCs w:val="0"/>
-          <w:color w:val="000000" w:themeColor="text1"/>
-          <w:sz w:val="22"/>
-          <w:szCs w:val="22"/>
-          <w:lang w:eastAsia="zh-CN"/>
-        </w:rPr>
-        <w:t xml:space="preserve"> </w:t>
-      </w:r>
+          <w:i/>
+          <w:iCs/>
+          <w:color w:val="000000" w:themeColor="text1"/>
+          <w:sz w:val="22"/>
+          <w:szCs w:val="22"/>
+          <w:lang w:eastAsia="zh-CN"/>
+        </w:rPr>
+        <w:t>γ</w:t>
+      </w:r>
+      <w:proofErr w:type="gramStart"/>
       <w:r>
         <w:rPr>
           <w:rFonts w:ascii="Cambria Math" w:eastAsiaTheme="minorEastAsia" w:hAnsi="Cambria Math" w:cs="Cambria Math"/>
           <w:b w:val="0"/>
           <w:bCs w:val="0"/>
-          <w:color w:val="000000" w:themeColor="text1"/>
-          <w:sz w:val="22"/>
-          <w:szCs w:val="22"/>
-          <w:lang w:eastAsia="zh-CN"/>
-        </w:rPr>
-        <w:t>𝛾</w:t>
+          <w:i/>
+          <w:iCs/>
+          <w:color w:val="000000" w:themeColor="text1"/>
+          <w:sz w:val="22"/>
+          <w:szCs w:val="22"/>
+          <w:lang w:eastAsia="zh-CN"/>
+        </w:rPr>
+        <w:t>∈</w:t>
+      </w:r>
+      <w:r>
+        <w:rPr>
+          <w:rFonts w:ascii="Times New Roman" w:eastAsiaTheme="minorEastAsia" w:hAnsi="Times New Roman" w:cs="Times New Roman"/>
+          <w:b w:val="0"/>
+          <w:bCs w:val="0"/>
+          <w:i/>
+          <w:iCs/>
+          <w:color w:val="000000" w:themeColor="text1"/>
+          <w:sz w:val="22"/>
+          <w:szCs w:val="22"/>
+          <w:lang w:eastAsia="zh-CN"/>
+        </w:rPr>
+        <w:t>[</w:t>
+      </w:r>
+      <w:proofErr w:type="gramEnd"/>
+      <w:r>
+        <w:rPr>
+          <w:rFonts w:ascii="Times New Roman" w:eastAsiaTheme="minorEastAsia" w:hAnsi="Times New Roman" w:cs="Times New Roman"/>
+          <w:b w:val="0"/>
+          <w:bCs w:val="0"/>
+          <w:i/>
+          <w:iCs/>
+          <w:color w:val="000000" w:themeColor="text1"/>
+          <w:sz w:val="22"/>
+          <w:szCs w:val="22"/>
+          <w:lang w:eastAsia="zh-CN"/>
+        </w:rPr>
+        <w:t>1.0, 4.0</w:t>
+      </w:r>
+      <w:proofErr w:type="gramStart"/>
+      <w:r>
+        <w:rPr>
+          <w:rFonts w:ascii="Times New Roman" w:eastAsiaTheme="minorEastAsia" w:hAnsi="Times New Roman" w:cs="Times New Roman"/>
+          <w:b w:val="0"/>
+          <w:bCs w:val="0"/>
+          <w:i/>
+          <w:iCs/>
+          <w:color w:val="000000" w:themeColor="text1"/>
+          <w:sz w:val="22"/>
+          <w:szCs w:val="22"/>
+          <w:lang w:eastAsia="zh-CN"/>
+        </w:rPr>
+        <w:t>]</w:t>
+      </w:r>
+      <w:r>
+        <w:rPr>
+          <w:rFonts w:ascii="Times New Roman" w:eastAsia="Times New Roman" w:hAnsi="Times New Roman" w:cs="Times New Roman"/>
+          <w:b w:val="0"/>
+          <w:bCs w:val="0"/>
+          <w:sz w:val="22"/>
+          <w:szCs w:val="22"/>
+        </w:rPr>
+        <w:t xml:space="preserve"> </w:t>
+      </w:r>
+      <w:r>
+        <w:rPr>
+          <w:rFonts w:ascii="Times New Roman" w:eastAsiaTheme="minorEastAsia" w:hAnsi="Times New Roman" w:cs="Times New Roman"/>
+          <w:b w:val="0"/>
+          <w:bCs w:val="0"/>
+          <w:color w:val="000000" w:themeColor="text1"/>
+          <w:sz w:val="22"/>
+          <w:szCs w:val="22"/>
+          <w:lang w:eastAsia="zh-CN"/>
+        </w:rPr>
+        <w:t>,</w:t>
+      </w:r>
+      <w:proofErr w:type="gramEnd"/>
+      <w:r>
+        <w:rPr>
+          <w:rFonts w:ascii="Times New Roman" w:eastAsiaTheme="minorEastAsia" w:hAnsi="Times New Roman" w:cs="Times New Roman"/>
+          <w:b w:val="0"/>
+          <w:bCs w:val="0"/>
+          <w:color w:val="000000" w:themeColor="text1"/>
+          <w:sz w:val="22"/>
+          <w:szCs w:val="22"/>
+          <w:lang w:eastAsia="zh-CN"/>
+        </w:rPr>
+        <w:t xml:space="preserve"> with a nominal value of</w:t>
+      </w:r>
+      <w:r>
+        <w:rPr>
+          <w:rFonts w:ascii="Times New Roman" w:eastAsiaTheme="minorEastAsia" w:hAnsi="Times New Roman" w:cs="Times New Roman"/>
+          <w:b w:val="0"/>
+          <w:bCs w:val="0"/>
+          <w:color w:val="000000" w:themeColor="text1"/>
+          <w:sz w:val="22"/>
+          <w:szCs w:val="22"/>
+          <w:lang w:eastAsia="zh-CN"/>
+        </w:rPr>
+        <w:t xml:space="preserve"> </w:t>
+      </w:r>
+      <w:r>
+        <w:rPr>
+          <w:rFonts w:ascii="Times New Roman" w:eastAsiaTheme="minorEastAsia" w:hAnsi="Times New Roman" w:cs="Times New Roman"/>
+          <w:b w:val="0"/>
+          <w:bCs w:val="0"/>
+          <w:i/>
+          <w:iCs/>
+          <w:color w:val="000000" w:themeColor="text1"/>
+          <w:sz w:val="22"/>
+          <w:szCs w:val="22"/>
+          <w:lang w:eastAsia="zh-CN"/>
+        </w:rPr>
+        <w:t>γ₀=1.</w:t>
+      </w:r>
+      <w:proofErr w:type="gramStart"/>
+      <w:r>
+        <w:rPr>
+          <w:rFonts w:ascii="Times New Roman" w:eastAsiaTheme="minorEastAsia" w:hAnsi="Times New Roman" w:cs="Times New Roman"/>
+          <w:b w:val="0"/>
+          <w:bCs w:val="0"/>
+          <w:i/>
+          <w:iCs/>
+          <w:color w:val="000000" w:themeColor="text1"/>
+          <w:sz w:val="22"/>
+          <w:szCs w:val="22"/>
+          <w:lang w:eastAsia="zh-CN"/>
+        </w:rPr>
+        <w:t>5</w:t>
+      </w:r>
+      <w:r>
+        <w:rPr>
+          <w:rFonts w:ascii="Times New Roman" w:eastAsia="Times New Roman" w:hAnsi="Times New Roman" w:cs="Times New Roman"/>
+          <w:b w:val="0"/>
+          <w:bCs w:val="0"/>
+          <w:i/>
+          <w:iCs/>
+          <w:sz w:val="22"/>
+          <w:szCs w:val="22"/>
+        </w:rPr>
+        <w:t xml:space="preserve"> </w:t>
+      </w:r>
+      <w:r>
+        <w:rPr>
+          <w:rFonts w:ascii="Times New Roman" w:eastAsiaTheme="minorEastAsia" w:hAnsi="Times New Roman" w:cs="Times New Roman"/>
+          <w:b w:val="0"/>
+          <w:bCs w:val="0"/>
+          <w:color w:val="000000" w:themeColor="text1"/>
+          <w:sz w:val="22"/>
+          <w:szCs w:val="22"/>
+          <w:lang w:eastAsia="zh-CN"/>
+        </w:rPr>
+        <w:t>.</w:t>
+      </w:r>
+      <w:proofErr w:type="gramEnd"/>
+      <w:r>
+        <w:rPr>
+          <w:rFonts w:ascii="Times New Roman" w:eastAsiaTheme="minorEastAsia" w:hAnsi="Times New Roman" w:cs="Times New Roman"/>
+          <w:b w:val="0"/>
+          <w:bCs w:val="0"/>
+          <w:color w:val="000000" w:themeColor="text1"/>
+          <w:sz w:val="22"/>
+          <w:szCs w:val="22"/>
+          <w:lang w:eastAsia="zh-CN"/>
+        </w:rPr>
+        <w:t xml:space="preserve"> At algorithm </w:t>
+      </w:r>
+      <w:proofErr w:type="gramStart"/>
+      <w:r>
+        <w:rPr>
+          <w:rFonts w:ascii="Times New Roman" w:eastAsiaTheme="minorEastAsia" w:hAnsi="Times New Roman" w:cs="Times New Roman"/>
+          <w:b w:val="0"/>
+          <w:bCs w:val="0"/>
+          <w:color w:val="000000" w:themeColor="text1"/>
+          <w:sz w:val="22"/>
+          <w:szCs w:val="22"/>
+          <w:lang w:eastAsia="zh-CN"/>
+        </w:rPr>
+        <w:t>initialization</w:t>
+      </w:r>
+      <w:r>
+        <w:rPr>
+          <w:rFonts w:ascii="Times New Roman" w:eastAsia="Times New Roman" w:hAnsi="Times New Roman" w:cs="Times New Roman"/>
+          <w:b w:val="0"/>
+          <w:bCs w:val="0"/>
+          <w:sz w:val="22"/>
+          <w:szCs w:val="22"/>
+        </w:rPr>
+        <w:t xml:space="preserve"> </w:t>
+      </w:r>
+      <w:r>
+        <w:rPr>
+          <w:rFonts w:ascii="Times New Roman" w:eastAsiaTheme="minorEastAsia" w:hAnsi="Times New Roman" w:cs="Times New Roman"/>
+          <w:b w:val="0"/>
+          <w:bCs w:val="0"/>
+          <w:color w:val="000000" w:themeColor="text1"/>
+          <w:sz w:val="22"/>
+          <w:szCs w:val="22"/>
+          <w:lang w:eastAsia="zh-CN"/>
+        </w:rPr>
+        <w:t>,</w:t>
+      </w:r>
+      <w:proofErr w:type="gramEnd"/>
+      <w:r>
+        <w:rPr>
+          <w:rFonts w:ascii="Times New Roman" w:eastAsiaTheme="minorEastAsia" w:hAnsi="Times New Roman" w:cs="Times New Roman"/>
+          <w:b w:val="0"/>
+          <w:bCs w:val="0"/>
+          <w:color w:val="000000" w:themeColor="text1"/>
+          <w:sz w:val="22"/>
+          <w:szCs w:val="22"/>
+          <w:lang w:eastAsia="zh-CN"/>
+        </w:rPr>
+        <w:t xml:space="preserve"> γ is set to 2.5 to ensure sufficient exploratory coverage during the early stage of the search.</w:t>
       </w:r>
       <w:r>
         <w:rPr>
@@ -5325,6 +5771,92 @@
       </w:r>
       <w:r>
         <w:rPr>
+          <w:rFonts w:ascii="Times New Roman" w:eastAsiaTheme="minorEastAsia" w:hAnsi="Times New Roman" w:cs="Times New Roman"/>
+          <w:b w:val="0"/>
+          <w:bCs w:val="0"/>
+          <w:color w:val="000000" w:themeColor="text1"/>
+          <w:sz w:val="22"/>
+          <w:szCs w:val="22"/>
+          <w:lang w:eastAsia="zh-CN"/>
+        </w:rPr>
+        <w:t xml:space="preserve">A larger </w:t>
+      </w:r>
+      <w:r>
+        <w:rPr>
+          <w:rFonts w:ascii="Times New Roman" w:eastAsiaTheme="minorEastAsia" w:hAnsi="Times New Roman" w:cs="Times New Roman"/>
+          <w:b w:val="0"/>
+          <w:bCs w:val="0"/>
+          <w:i/>
+          <w:iCs/>
+          <w:color w:val="000000" w:themeColor="text1"/>
+          <w:sz w:val="22"/>
+          <w:szCs w:val="22"/>
+          <w:lang w:eastAsia="zh-CN"/>
+        </w:rPr>
+        <w:t>γ</w:t>
+      </w:r>
+      <w:r>
+        <w:rPr>
+          <w:rFonts w:ascii="Times New Roman" w:eastAsiaTheme="minorEastAsia" w:hAnsi="Times New Roman" w:cs="Times New Roman"/>
+          <w:b w:val="0"/>
+          <w:bCs w:val="0"/>
+          <w:color w:val="000000" w:themeColor="text1"/>
+          <w:sz w:val="22"/>
+          <w:szCs w:val="22"/>
+          <w:lang w:eastAsia="zh-CN"/>
+        </w:rPr>
+        <w:t xml:space="preserve"> corresponds to a greater degree of ellipsoidal expansion, leading the algorithm to favor broader exploration.</w:t>
+      </w:r>
+      <w:r>
+        <w:rPr>
+          <w:rFonts w:ascii="Times New Roman" w:eastAsia="Times New Roman" w:hAnsi="Times New Roman" w:cs="Times New Roman"/>
+          <w:b w:val="0"/>
+          <w:bCs w:val="0"/>
+          <w:sz w:val="22"/>
+          <w:szCs w:val="22"/>
+        </w:rPr>
+        <w:t xml:space="preserve"> </w:t>
+      </w:r>
+      <w:r>
+        <w:rPr>
+          <w:rFonts w:ascii="Times New Roman" w:eastAsiaTheme="minorEastAsia" w:hAnsi="Times New Roman" w:cs="Times New Roman"/>
+          <w:b w:val="0"/>
+          <w:bCs w:val="0"/>
+          <w:color w:val="000000" w:themeColor="text1"/>
+          <w:sz w:val="22"/>
+          <w:szCs w:val="22"/>
+          <w:lang w:eastAsia="zh-CN"/>
+        </w:rPr>
+        <w:t xml:space="preserve">Conversely, a smaller </w:t>
+      </w:r>
+      <w:r>
+        <w:rPr>
+          <w:rFonts w:ascii="Times New Roman" w:eastAsiaTheme="minorEastAsia" w:hAnsi="Times New Roman" w:cs="Times New Roman"/>
+          <w:b w:val="0"/>
+          <w:bCs w:val="0"/>
+          <w:i/>
+          <w:iCs/>
+          <w:color w:val="000000" w:themeColor="text1"/>
+          <w:sz w:val="22"/>
+          <w:szCs w:val="22"/>
+          <w:lang w:eastAsia="zh-CN"/>
+        </w:rPr>
+        <w:t>γ</w:t>
+      </w:r>
+      <w:r>
+        <w:rPr>
+          <w:rFonts w:ascii="Times New Roman" w:eastAsiaTheme="minorEastAsia" w:hAnsi="Times New Roman" w:cs="Times New Roman"/>
+          <w:b w:val="0"/>
+          <w:bCs w:val="0"/>
+          <w:color w:val="000000" w:themeColor="text1"/>
+          <w:sz w:val="22"/>
+          <w:szCs w:val="22"/>
+          <w:lang w:eastAsia="zh-CN"/>
+        </w:rPr>
+        <w:t xml:space="preserve"> results in a more compact constrained sampling subset, causing the algorithm to shift toward intensified local convergence.</w:t>
+      </w:r>
+      <w:r>
+        <w:rPr>
           <w:rFonts w:ascii="Times New Roman" w:eastAsiaTheme="minorEastAsia" w:hAnsi="Times New Roman" w:cs="Times New Roman" w:hint="eastAsia"/>
           <w:b w:val="0"/>
           <w:bCs w:val="0"/>
@@ -5333,11 +5865,11 @@
           <w:szCs w:val="22"/>
           <w:lang w:eastAsia="zh-CN"/>
         </w:rPr>
-        <w:t>与知情采样比例</w:t>
-      </w:r>
-      <w:r>
-        <w:rPr>
-          <w:rFonts w:ascii="Times New Roman" w:eastAsiaTheme="minorEastAsia" w:hAnsi="Times New Roman" w:cs="Times New Roman" w:hint="eastAsia"/>
+        <w:t xml:space="preserve"> </w:t>
+      </w:r>
+      <w:r>
+        <w:rPr>
+          <w:rFonts w:ascii="Times New Roman" w:eastAsiaTheme="minorEastAsia" w:hAnsi="Times New Roman" w:cs="Times New Roman"/>
           <w:b w:val="0"/>
           <w:bCs w:val="0"/>
           <w:color w:val="000000" w:themeColor="text1"/>
@@ -5345,209 +5877,152 @@
           <w:szCs w:val="22"/>
           <w:lang w:eastAsia="zh-CN"/>
         </w:rPr>
+        <w:t>The heuristic sampling probability</w:t>
+      </w:r>
+      <w:r>
+        <w:rPr>
+          <w:rFonts w:ascii="Times New Roman" w:eastAsiaTheme="minorEastAsia" w:hAnsi="Times New Roman" w:cs="Times New Roman"/>
+          <w:b w:val="0"/>
+          <w:bCs w:val="0"/>
+          <w:color w:val="000000" w:themeColor="text1"/>
+          <w:sz w:val="22"/>
+          <w:szCs w:val="22"/>
+          <w:lang w:eastAsia="zh-CN"/>
+        </w:rPr>
         <w:t xml:space="preserve"> </w:t>
       </w:r>
+      <w:r>
+        <w:rPr>
+          <w:rFonts w:ascii="Times New Roman" w:eastAsiaTheme="minorEastAsia" w:hAnsi="Times New Roman" w:cs="Times New Roman"/>
+          <w:b w:val="0"/>
+          <w:bCs w:val="0"/>
+          <w:i/>
+          <w:iCs/>
+          <w:color w:val="000000" w:themeColor="text1"/>
+          <w:sz w:val="22"/>
+          <w:szCs w:val="22"/>
+          <w:lang w:eastAsia="zh-CN"/>
+        </w:rPr>
+        <w:t>p</w:t>
+      </w:r>
+      <w:r>
+        <w:rPr>
+          <w:rFonts w:ascii="Times New Roman" w:eastAsiaTheme="minorEastAsia" w:hAnsi="Times New Roman" w:cs="Times New Roman"/>
+          <w:b w:val="0"/>
+          <w:bCs w:val="0"/>
+          <w:color w:val="000000" w:themeColor="text1"/>
+          <w:sz w:val="22"/>
+          <w:szCs w:val="22"/>
+          <w:lang w:eastAsia="zh-CN"/>
+        </w:rPr>
+        <w:t xml:space="preserve"> </w:t>
+      </w:r>
+      <w:r>
+        <w:rPr>
+          <w:rFonts w:ascii="Times New Roman" w:eastAsiaTheme="minorEastAsia" w:hAnsi="Times New Roman" w:cs="Times New Roman"/>
+          <w:b w:val="0"/>
+          <w:bCs w:val="0"/>
+          <w:color w:val="000000" w:themeColor="text1"/>
+          <w:sz w:val="22"/>
+          <w:szCs w:val="22"/>
+          <w:lang w:eastAsia="zh-CN"/>
+        </w:rPr>
+        <w:t>is defined within the range</w:t>
+      </w:r>
+      <w:r>
+        <w:rPr>
+          <w:rFonts w:ascii="Times New Roman" w:eastAsiaTheme="minorEastAsia" w:hAnsi="Times New Roman" w:cs="Times New Roman"/>
+          <w:b w:val="0"/>
+          <w:bCs w:val="0"/>
+          <w:color w:val="000000" w:themeColor="text1"/>
+          <w:sz w:val="22"/>
+          <w:szCs w:val="22"/>
+          <w:lang w:eastAsia="zh-CN"/>
+        </w:rPr>
+        <w:t xml:space="preserve"> </w:t>
+      </w:r>
+      <w:r>
+        <w:rPr>
+          <w:rFonts w:ascii="Times New Roman" w:eastAsiaTheme="minorEastAsia" w:hAnsi="Times New Roman" w:cs="Times New Roman"/>
+          <w:b w:val="0"/>
+          <w:bCs w:val="0"/>
+          <w:i/>
+          <w:iCs/>
+          <w:color w:val="000000" w:themeColor="text1"/>
+          <w:sz w:val="22"/>
+          <w:szCs w:val="22"/>
+          <w:lang w:eastAsia="zh-CN"/>
+        </w:rPr>
+        <w:t>p</w:t>
+      </w:r>
+      <w:proofErr w:type="gramStart"/>
       <w:r>
         <w:rPr>
           <w:rFonts w:ascii="Cambria Math" w:eastAsiaTheme="minorEastAsia" w:hAnsi="Cambria Math" w:cs="Cambria Math"/>
           <w:b w:val="0"/>
           <w:bCs w:val="0"/>
-          <w:color w:val="000000" w:themeColor="text1"/>
-          <w:sz w:val="22"/>
-          <w:szCs w:val="22"/>
-          <w:lang w:eastAsia="zh-CN"/>
-        </w:rPr>
-        <w:t>𝑝</w:t>
-      </w:r>
-      <w:r>
-        <w:rPr>
-          <w:rFonts w:ascii="Times New Roman" w:eastAsiaTheme="minorEastAsia" w:hAnsi="Times New Roman" w:cs="Times New Roman" w:hint="eastAsia"/>
-          <w:b w:val="0"/>
-          <w:bCs w:val="0"/>
-          <w:color w:val="000000" w:themeColor="text1"/>
-          <w:sz w:val="22"/>
-          <w:szCs w:val="22"/>
-          <w:lang w:eastAsia="zh-CN"/>
-        </w:rPr>
-        <w:t xml:space="preserve"> </w:t>
-      </w:r>
-      <w:r>
-        <w:rPr>
-          <w:rFonts w:ascii="Times New Roman" w:eastAsiaTheme="minorEastAsia" w:hAnsi="Times New Roman" w:cs="Times New Roman" w:hint="eastAsia"/>
-          <w:b w:val="0"/>
-          <w:bCs w:val="0"/>
-          <w:color w:val="000000" w:themeColor="text1"/>
-          <w:sz w:val="22"/>
-          <w:szCs w:val="22"/>
-          <w:lang w:eastAsia="zh-CN"/>
-        </w:rPr>
-        <w:t>的适时调整。</w:t>
-      </w:r>
-      <w:r>
-        <w:rPr>
-          <w:rFonts w:ascii="Times New Roman" w:eastAsiaTheme="minorEastAsia" w:hAnsi="Times New Roman" w:cs="Times New Roman" w:hint="eastAsia"/>
-          <w:b w:val="0"/>
-          <w:bCs w:val="0"/>
-          <w:color w:val="000000" w:themeColor="text1"/>
-          <w:sz w:val="22"/>
-          <w:szCs w:val="22"/>
-          <w:lang w:eastAsia="zh-CN"/>
-        </w:rPr>
-        <w:t>已有加速收敛的改进方法如路径偏置采样</w:t>
-      </w:r>
-      <w:r>
-        <w:rPr>
-          <w:rFonts w:ascii="Times New Roman" w:eastAsiaTheme="minorEastAsia" w:hAnsi="Times New Roman" w:cs="Times New Roman" w:hint="eastAsia"/>
-          <w:b w:val="0"/>
-          <w:bCs w:val="0"/>
-          <w:color w:val="000000" w:themeColor="text1"/>
-          <w:sz w:val="22"/>
-          <w:szCs w:val="22"/>
-          <w:lang w:eastAsia="zh-CN"/>
-        </w:rPr>
-        <w:fldChar w:fldCharType="begin"/>
-      </w:r>
-      <w:r>
-        <w:rPr>
-          <w:rFonts w:ascii="Times New Roman" w:eastAsiaTheme="minorEastAsia" w:hAnsi="Times New Roman" w:cs="Times New Roman" w:hint="eastAsia"/>
-          <w:b w:val="0"/>
-          <w:bCs w:val="0"/>
-          <w:color w:val="000000" w:themeColor="text1"/>
-          <w:sz w:val="22"/>
-          <w:szCs w:val="22"/>
-          <w:lang w:eastAsia="zh-CN"/>
-        </w:rPr>
-        <w:instrText xml:space="preserve"> REF _Ref223815176 \r \h </w:instrText>
+          <w:i/>
+          <w:iCs/>
+          <w:color w:val="000000" w:themeColor="text1"/>
+          <w:sz w:val="22"/>
+          <w:szCs w:val="22"/>
+          <w:lang w:eastAsia="zh-CN"/>
+        </w:rPr>
+        <w:t>∈</w:t>
       </w:r>
       <w:r>
         <w:rPr>
           <w:rFonts w:ascii="Times New Roman" w:eastAsiaTheme="minorEastAsia" w:hAnsi="Times New Roman" w:cs="Times New Roman"/>
           <w:b w:val="0"/>
           <w:bCs w:val="0"/>
-          <w:color w:val="000000" w:themeColor="text1"/>
-          <w:sz w:val="22"/>
-          <w:szCs w:val="22"/>
-          <w:lang w:eastAsia="zh-CN"/>
-        </w:rPr>
-        <w:instrText xml:space="preserve"> \* MERGEFORMAT </w:instrText>
-      </w:r>
-      <w:r>
-        <w:rPr>
-          <w:rFonts w:ascii="Times New Roman" w:eastAsiaTheme="minorEastAsia" w:hAnsi="Times New Roman" w:cs="Times New Roman" w:hint="eastAsia"/>
-          <w:b w:val="0"/>
-          <w:bCs w:val="0"/>
-          <w:color w:val="000000" w:themeColor="text1"/>
-          <w:sz w:val="22"/>
-          <w:szCs w:val="22"/>
-          <w:lang w:eastAsia="zh-CN"/>
-        </w:rPr>
-      </w:r>
-      <w:r>
-        <w:rPr>
-          <w:rFonts w:ascii="Times New Roman" w:eastAsiaTheme="minorEastAsia" w:hAnsi="Times New Roman" w:cs="Times New Roman" w:hint="eastAsia"/>
-          <w:b w:val="0"/>
-          <w:bCs w:val="0"/>
-          <w:color w:val="000000" w:themeColor="text1"/>
-          <w:sz w:val="22"/>
-          <w:szCs w:val="22"/>
-          <w:lang w:eastAsia="zh-CN"/>
-        </w:rPr>
-        <w:fldChar w:fldCharType="separate"/>
-      </w:r>
+          <w:i/>
+          <w:iCs/>
+          <w:color w:val="000000" w:themeColor="text1"/>
+          <w:sz w:val="22"/>
+          <w:szCs w:val="22"/>
+          <w:lang w:eastAsia="zh-CN"/>
+        </w:rPr>
+        <w:t>[</w:t>
+      </w:r>
+      <w:proofErr w:type="gramEnd"/>
       <w:r>
         <w:rPr>
           <w:rFonts w:ascii="Times New Roman" w:eastAsiaTheme="minorEastAsia" w:hAnsi="Times New Roman" w:cs="Times New Roman"/>
           <w:b w:val="0"/>
           <w:bCs w:val="0"/>
-          <w:color w:val="000000" w:themeColor="text1"/>
-          <w:sz w:val="22"/>
-          <w:szCs w:val="22"/>
-          <w:lang w:eastAsia="zh-CN"/>
-        </w:rPr>
-        <w:t>[36]</w:t>
-      </w:r>
-      <w:r>
-        <w:rPr>
-          <w:rFonts w:ascii="Times New Roman" w:eastAsiaTheme="minorEastAsia" w:hAnsi="Times New Roman" w:cs="Times New Roman" w:hint="eastAsia"/>
-          <w:b w:val="0"/>
-          <w:bCs w:val="0"/>
-          <w:color w:val="000000" w:themeColor="text1"/>
-          <w:sz w:val="22"/>
-          <w:szCs w:val="22"/>
-          <w:lang w:eastAsia="zh-CN"/>
-        </w:rPr>
-        <w:fldChar w:fldCharType="end"/>
-      </w:r>
-      <w:r>
-        <w:rPr>
-          <w:rFonts w:ascii="Times New Roman" w:eastAsiaTheme="minorEastAsia" w:hAnsi="Times New Roman" w:cs="Times New Roman" w:hint="eastAsia"/>
-          <w:b w:val="0"/>
-          <w:bCs w:val="0"/>
-          <w:color w:val="000000" w:themeColor="text1"/>
-          <w:sz w:val="22"/>
-          <w:szCs w:val="22"/>
-          <w:lang w:eastAsia="zh-CN"/>
-        </w:rPr>
-        <w:t>、批量前向传播搜索</w:t>
-      </w:r>
-      <w:r>
-        <w:rPr>
-          <w:rFonts w:ascii="Times New Roman" w:eastAsiaTheme="minorEastAsia" w:hAnsi="Times New Roman" w:cs="Times New Roman" w:hint="eastAsia"/>
-          <w:b w:val="0"/>
-          <w:bCs w:val="0"/>
-          <w:color w:val="000000" w:themeColor="text1"/>
-          <w:sz w:val="22"/>
-          <w:szCs w:val="22"/>
-          <w:lang w:eastAsia="zh-CN"/>
-        </w:rPr>
-        <w:fldChar w:fldCharType="begin"/>
-      </w:r>
-      <w:r>
-        <w:rPr>
-          <w:rFonts w:ascii="Times New Roman" w:eastAsiaTheme="minorEastAsia" w:hAnsi="Times New Roman" w:cs="Times New Roman" w:hint="eastAsia"/>
-          <w:b w:val="0"/>
-          <w:bCs w:val="0"/>
-          <w:color w:val="000000" w:themeColor="text1"/>
-          <w:sz w:val="22"/>
-          <w:szCs w:val="22"/>
-          <w:lang w:eastAsia="zh-CN"/>
-        </w:rPr>
-        <w:instrText xml:space="preserve"> REF _Ref223815184 \r \h </w:instrText>
-      </w:r>
+          <w:i/>
+          <w:iCs/>
+          <w:color w:val="000000" w:themeColor="text1"/>
+          <w:sz w:val="22"/>
+          <w:szCs w:val="22"/>
+          <w:lang w:eastAsia="zh-CN"/>
+        </w:rPr>
+        <w:t>0.2, 0.95</w:t>
+      </w:r>
+      <w:proofErr w:type="gramStart"/>
       <w:r>
         <w:rPr>
           <w:rFonts w:ascii="Times New Roman" w:eastAsiaTheme="minorEastAsia" w:hAnsi="Times New Roman" w:cs="Times New Roman"/>
           <w:b w:val="0"/>
           <w:bCs w:val="0"/>
-          <w:color w:val="000000" w:themeColor="text1"/>
-          <w:sz w:val="22"/>
-          <w:szCs w:val="22"/>
-          <w:lang w:eastAsia="zh-CN"/>
-        </w:rPr>
-        <w:instrText xml:space="preserve"> \* MERGEFORMAT </w:instrText>
-      </w:r>
-      <w:r>
-        <w:rPr>
-          <w:rFonts w:ascii="Times New Roman" w:eastAsiaTheme="minorEastAsia" w:hAnsi="Times New Roman" w:cs="Times New Roman" w:hint="eastAsia"/>
+          <w:i/>
+          <w:iCs/>
+          <w:color w:val="000000" w:themeColor="text1"/>
+          <w:sz w:val="22"/>
+          <w:szCs w:val="22"/>
+          <w:lang w:eastAsia="zh-CN"/>
+        </w:rPr>
+        <w:t>]</w:t>
+      </w:r>
+      <w:r>
+        <w:rPr>
+          <w:rFonts w:ascii="Times New Roman" w:eastAsia="Times New Roman" w:hAnsi="Times New Roman" w:cs="Times New Roman"/>
           <w:b w:val="0"/>
           <w:bCs w:val="0"/>
-          <w:color w:val="000000" w:themeColor="text1"/>
-          <w:sz w:val="22"/>
-          <w:szCs w:val="22"/>
-          <w:lang w:eastAsia="zh-CN"/>
-        </w:rPr>
-      </w:r>
-      <w:r>
-        <w:rPr>
-          <w:rFonts w:ascii="Times New Roman" w:eastAsiaTheme="minorEastAsia" w:hAnsi="Times New Roman" w:cs="Times New Roman" w:hint="eastAsia"/>
-          <w:b w:val="0"/>
-          <w:bCs w:val="0"/>
-          <w:color w:val="000000" w:themeColor="text1"/>
-          <w:sz w:val="22"/>
-          <w:szCs w:val="22"/>
-          <w:lang w:eastAsia="zh-CN"/>
-        </w:rPr>
-        <w:fldChar w:fldCharType="separate"/>
+          <w:sz w:val="22"/>
+          <w:szCs w:val="22"/>
+        </w:rPr>
+        <w:t xml:space="preserve"> </w:t>
       </w:r>
       <w:r>
         <w:rPr>
@@ -5559,56 +6034,9 @@
           <w:szCs w:val="22"/>
           <w:lang w:eastAsia="zh-CN"/>
         </w:rPr>
-        <w:t>[37]</w:t>
-      </w:r>
-      <w:r>
-        <w:rPr>
-          <w:rFonts w:ascii="Times New Roman" w:eastAsiaTheme="minorEastAsia" w:hAnsi="Times New Roman" w:cs="Times New Roman" w:hint="eastAsia"/>
-          <w:b w:val="0"/>
-          <w:bCs w:val="0"/>
-          <w:color w:val="000000" w:themeColor="text1"/>
-          <w:sz w:val="22"/>
-          <w:szCs w:val="22"/>
-          <w:lang w:eastAsia="zh-CN"/>
-        </w:rPr>
-        <w:fldChar w:fldCharType="end"/>
-      </w:r>
-      <w:r>
-        <w:rPr>
-          <w:rFonts w:ascii="Times New Roman" w:eastAsiaTheme="minorEastAsia" w:hAnsi="Times New Roman" w:cs="Times New Roman" w:hint="eastAsia"/>
-          <w:b w:val="0"/>
-          <w:bCs w:val="0"/>
-          <w:color w:val="000000" w:themeColor="text1"/>
-          <w:sz w:val="22"/>
-          <w:szCs w:val="22"/>
-          <w:lang w:eastAsia="zh-CN"/>
-        </w:rPr>
-        <w:t>、代价下界权衡</w:t>
-      </w:r>
-      <w:r>
-        <w:rPr>
-          <w:rFonts w:ascii="Times New Roman" w:eastAsiaTheme="minorEastAsia" w:hAnsi="Times New Roman" w:cs="Times New Roman" w:hint="eastAsia"/>
-          <w:b w:val="0"/>
-          <w:bCs w:val="0"/>
-          <w:color w:val="000000" w:themeColor="text1"/>
-          <w:sz w:val="22"/>
-          <w:szCs w:val="22"/>
-          <w:lang w:eastAsia="zh-CN"/>
-        </w:rPr>
-        <w:fldChar w:fldCharType="begin"/>
-      </w:r>
-      <w:r>
-        <w:rPr>
-          <w:rFonts w:ascii="Times New Roman" w:eastAsiaTheme="minorEastAsia" w:hAnsi="Times New Roman" w:cs="Times New Roman" w:hint="eastAsia"/>
-          <w:b w:val="0"/>
-          <w:bCs w:val="0"/>
-          <w:color w:val="000000" w:themeColor="text1"/>
-          <w:sz w:val="22"/>
-          <w:szCs w:val="22"/>
-          <w:lang w:eastAsia="zh-CN"/>
-        </w:rPr>
-        <w:instrText xml:space="preserve"> REF _Ref223815190 \r \h </w:instrText>
-      </w:r>
+        <w:t>,</w:t>
+      </w:r>
+      <w:proofErr w:type="gramEnd"/>
       <w:r>
         <w:rPr>
           <w:rFonts w:ascii="Times New Roman" w:eastAsiaTheme="minorEastAsia" w:hAnsi="Times New Roman" w:cs="Times New Roman"/>
@@ -5619,31 +6047,9 @@
           <w:szCs w:val="22"/>
           <w:lang w:eastAsia="zh-CN"/>
         </w:rPr>
-        <w:instrText xml:space="preserve"> \* MERGEFORMAT </w:instrText>
-      </w:r>
-      <w:r>
-        <w:rPr>
-          <w:rFonts w:ascii="Times New Roman" w:eastAsiaTheme="minorEastAsia" w:hAnsi="Times New Roman" w:cs="Times New Roman" w:hint="eastAsia"/>
-          <w:b w:val="0"/>
-          <w:bCs w:val="0"/>
-          <w:color w:val="000000" w:themeColor="text1"/>
-          <w:sz w:val="22"/>
-          <w:szCs w:val="22"/>
-          <w:lang w:eastAsia="zh-CN"/>
-        </w:rPr>
-      </w:r>
-      <w:r>
-        <w:rPr>
-          <w:rFonts w:ascii="Times New Roman" w:eastAsiaTheme="minorEastAsia" w:hAnsi="Times New Roman" w:cs="Times New Roman" w:hint="eastAsia"/>
-          <w:b w:val="0"/>
-          <w:bCs w:val="0"/>
-          <w:color w:val="000000" w:themeColor="text1"/>
-          <w:sz w:val="22"/>
-          <w:szCs w:val="22"/>
-          <w:lang w:eastAsia="zh-CN"/>
-        </w:rPr>
-        <w:fldChar w:fldCharType="separate"/>
-      </w:r>
+        <w:t xml:space="preserve"> with a nominal value </w:t>
+      </w:r>
+      <w:proofErr w:type="gramStart"/>
       <w:r>
         <w:rPr>
           <w:rFonts w:ascii="Times New Roman" w:eastAsiaTheme="minorEastAsia" w:hAnsi="Times New Roman" w:cs="Times New Roman"/>
@@ -5654,173 +6060,61 @@
           <w:szCs w:val="22"/>
           <w:lang w:eastAsia="zh-CN"/>
         </w:rPr>
-        <w:t>[38]</w:t>
-      </w:r>
-      <w:r>
-        <w:rPr>
-          <w:rFonts w:ascii="Times New Roman" w:eastAsiaTheme="minorEastAsia" w:hAnsi="Times New Roman" w:cs="Times New Roman" w:hint="eastAsia"/>
-          <w:b w:val="0"/>
-          <w:bCs w:val="0"/>
-          <w:color w:val="000000" w:themeColor="text1"/>
-          <w:sz w:val="22"/>
-          <w:szCs w:val="22"/>
-          <w:lang w:eastAsia="zh-CN"/>
-        </w:rPr>
-        <w:fldChar w:fldCharType="end"/>
-      </w:r>
-      <w:r>
-        <w:rPr>
-          <w:rFonts w:ascii="Times New Roman" w:eastAsiaTheme="minorEastAsia" w:hAnsi="Times New Roman" w:cs="Times New Roman" w:hint="eastAsia"/>
-          <w:b w:val="0"/>
-          <w:bCs w:val="0"/>
-          <w:color w:val="000000" w:themeColor="text1"/>
-          <w:sz w:val="22"/>
-          <w:szCs w:val="22"/>
-          <w:lang w:eastAsia="zh-CN"/>
-        </w:rPr>
-        <w:t>及任意时间规划框架</w:t>
-      </w:r>
-      <w:r>
-        <w:rPr>
-          <w:rFonts w:ascii="Times New Roman" w:eastAsiaTheme="minorEastAsia" w:hAnsi="Times New Roman" w:cs="Times New Roman" w:hint="eastAsia"/>
-          <w:b w:val="0"/>
-          <w:bCs w:val="0"/>
-          <w:color w:val="000000" w:themeColor="text1"/>
-          <w:sz w:val="22"/>
-          <w:szCs w:val="22"/>
-          <w:lang w:eastAsia="zh-CN"/>
-        </w:rPr>
-        <w:fldChar w:fldCharType="begin"/>
-      </w:r>
-      <w:r>
-        <w:rPr>
-          <w:rFonts w:ascii="Times New Roman" w:eastAsiaTheme="minorEastAsia" w:hAnsi="Times New Roman" w:cs="Times New Roman" w:hint="eastAsia"/>
-          <w:b w:val="0"/>
-          <w:bCs w:val="0"/>
-          <w:color w:val="000000" w:themeColor="text1"/>
-          <w:sz w:val="22"/>
-          <w:szCs w:val="22"/>
-          <w:lang w:eastAsia="zh-CN"/>
-        </w:rPr>
-        <w:instrText xml:space="preserve"> REF _Ref223815199 \r \h </w:instrText>
+        <w:t xml:space="preserve">of </w:t>
       </w:r>
       <w:r>
         <w:rPr>
           <w:rFonts w:ascii="Times New Roman" w:eastAsiaTheme="minorEastAsia" w:hAnsi="Times New Roman" w:cs="Times New Roman"/>
           <w:b w:val="0"/>
           <w:bCs w:val="0"/>
-          <w:color w:val="000000" w:themeColor="text1"/>
-          <w:sz w:val="22"/>
-          <w:szCs w:val="22"/>
-          <w:lang w:eastAsia="zh-CN"/>
-        </w:rPr>
-        <w:instrText xml:space="preserve"> \* MERGEFORMAT </w:instrText>
-      </w:r>
-      <w:r>
-        <w:rPr>
-          <w:rFonts w:ascii="Times New Roman" w:eastAsiaTheme="minorEastAsia" w:hAnsi="Times New Roman" w:cs="Times New Roman" w:hint="eastAsia"/>
-          <w:b w:val="0"/>
-          <w:bCs w:val="0"/>
-          <w:color w:val="000000" w:themeColor="text1"/>
-          <w:sz w:val="22"/>
-          <w:szCs w:val="22"/>
-          <w:lang w:eastAsia="zh-CN"/>
-        </w:rPr>
-      </w:r>
-      <w:r>
-        <w:rPr>
-          <w:rFonts w:ascii="Times New Roman" w:eastAsiaTheme="minorEastAsia" w:hAnsi="Times New Roman" w:cs="Times New Roman" w:hint="eastAsia"/>
-          <w:b w:val="0"/>
-          <w:bCs w:val="0"/>
-          <w:color w:val="000000" w:themeColor="text1"/>
-          <w:sz w:val="22"/>
-          <w:szCs w:val="22"/>
-          <w:lang w:eastAsia="zh-CN"/>
-        </w:rPr>
-        <w:fldChar w:fldCharType="separate"/>
-      </w:r>
+          <w:i/>
+          <w:iCs/>
+          <w:color w:val="000000" w:themeColor="text1"/>
+          <w:sz w:val="22"/>
+          <w:szCs w:val="22"/>
+          <w:lang w:eastAsia="zh-CN"/>
+        </w:rPr>
+        <w:t xml:space="preserve"> p</w:t>
+      </w:r>
+      <w:proofErr w:type="gramEnd"/>
       <w:r>
         <w:rPr>
           <w:rFonts w:ascii="Times New Roman" w:eastAsiaTheme="minorEastAsia" w:hAnsi="Times New Roman" w:cs="Times New Roman"/>
           <w:b w:val="0"/>
           <w:bCs w:val="0"/>
-          <w:color w:val="000000" w:themeColor="text1"/>
-          <w:sz w:val="22"/>
-          <w:szCs w:val="22"/>
-          <w:lang w:eastAsia="zh-CN"/>
-        </w:rPr>
-        <w:t>[39]</w:t>
-      </w:r>
-      <w:r>
-        <w:rPr>
-          <w:rFonts w:ascii="Times New Roman" w:eastAsiaTheme="minorEastAsia" w:hAnsi="Times New Roman" w:cs="Times New Roman" w:hint="eastAsia"/>
-          <w:b w:val="0"/>
-          <w:bCs w:val="0"/>
-          <w:color w:val="000000" w:themeColor="text1"/>
-          <w:sz w:val="22"/>
-          <w:szCs w:val="22"/>
-          <w:lang w:eastAsia="zh-CN"/>
-        </w:rPr>
-        <w:fldChar w:fldCharType="end"/>
-      </w:r>
-      <w:r>
-        <w:rPr>
-          <w:rFonts w:ascii="Times New Roman" w:eastAsiaTheme="minorEastAsia" w:hAnsi="Times New Roman" w:cs="Times New Roman" w:hint="eastAsia"/>
-          <w:b w:val="0"/>
-          <w:bCs w:val="0"/>
-          <w:color w:val="000000" w:themeColor="text1"/>
-          <w:sz w:val="22"/>
-          <w:szCs w:val="22"/>
-          <w:lang w:eastAsia="zh-CN"/>
-        </w:rPr>
-        <w:fldChar w:fldCharType="begin"/>
-      </w:r>
-      <w:r>
-        <w:rPr>
-          <w:rFonts w:ascii="Times New Roman" w:eastAsiaTheme="minorEastAsia" w:hAnsi="Times New Roman" w:cs="Times New Roman" w:hint="eastAsia"/>
-          <w:b w:val="0"/>
-          <w:bCs w:val="0"/>
-          <w:color w:val="000000" w:themeColor="text1"/>
-          <w:sz w:val="22"/>
-          <w:szCs w:val="22"/>
-          <w:lang w:eastAsia="zh-CN"/>
-        </w:rPr>
-        <w:instrText xml:space="preserve"> REF _Ref223815201 \r \h </w:instrText>
-      </w:r>
+          <w:i/>
+          <w:iCs/>
+          <w:color w:val="000000" w:themeColor="text1"/>
+          <w:sz w:val="22"/>
+          <w:szCs w:val="22"/>
+          <w:lang w:eastAsia="zh-CN"/>
+        </w:rPr>
+        <w:t>₀=0.</w:t>
+      </w:r>
+      <w:proofErr w:type="gramStart"/>
       <w:r>
         <w:rPr>
           <w:rFonts w:ascii="Times New Roman" w:eastAsiaTheme="minorEastAsia" w:hAnsi="Times New Roman" w:cs="Times New Roman"/>
           <w:b w:val="0"/>
           <w:bCs w:val="0"/>
-          <w:color w:val="000000" w:themeColor="text1"/>
-          <w:sz w:val="22"/>
-          <w:szCs w:val="22"/>
-          <w:lang w:eastAsia="zh-CN"/>
-        </w:rPr>
-        <w:instrText xml:space="preserve"> \* MERGEFORMAT </w:instrText>
-      </w:r>
-      <w:r>
-        <w:rPr>
-          <w:rFonts w:ascii="Times New Roman" w:eastAsiaTheme="minorEastAsia" w:hAnsi="Times New Roman" w:cs="Times New Roman" w:hint="eastAsia"/>
+          <w:i/>
+          <w:iCs/>
+          <w:color w:val="000000" w:themeColor="text1"/>
+          <w:sz w:val="22"/>
+          <w:szCs w:val="22"/>
+          <w:lang w:eastAsia="zh-CN"/>
+        </w:rPr>
+        <w:t>8</w:t>
+      </w:r>
+      <w:r>
+        <w:rPr>
+          <w:rFonts w:ascii="Times New Roman" w:eastAsia="Times New Roman" w:hAnsi="Times New Roman" w:cs="Times New Roman"/>
           <w:b w:val="0"/>
           <w:bCs w:val="0"/>
-          <w:color w:val="000000" w:themeColor="text1"/>
-          <w:sz w:val="22"/>
-          <w:szCs w:val="22"/>
-          <w:lang w:eastAsia="zh-CN"/>
-        </w:rPr>
-      </w:r>
-      <w:r>
-        <w:rPr>
-          <w:rFonts w:ascii="Times New Roman" w:eastAsiaTheme="minorEastAsia" w:hAnsi="Times New Roman" w:cs="Times New Roman" w:hint="eastAsia"/>
-          <w:b w:val="0"/>
-          <w:bCs w:val="0"/>
-          <w:color w:val="000000" w:themeColor="text1"/>
-          <w:sz w:val="22"/>
-          <w:szCs w:val="22"/>
-          <w:lang w:eastAsia="zh-CN"/>
-        </w:rPr>
-        <w:fldChar w:fldCharType="separate"/>
+          <w:sz w:val="22"/>
+          <w:szCs w:val="22"/>
+        </w:rPr>
+        <w:t xml:space="preserve"> </w:t>
       </w:r>
       <w:r>
         <w:rPr>
@@ -5832,56 +6126,9 @@
           <w:szCs w:val="22"/>
           <w:lang w:eastAsia="zh-CN"/>
         </w:rPr>
-        <w:t>[40]</w:t>
-      </w:r>
-      <w:r>
-        <w:rPr>
-          <w:rFonts w:ascii="Times New Roman" w:eastAsiaTheme="minorEastAsia" w:hAnsi="Times New Roman" w:cs="Times New Roman" w:hint="eastAsia"/>
-          <w:b w:val="0"/>
-          <w:bCs w:val="0"/>
-          <w:color w:val="000000" w:themeColor="text1"/>
-          <w:sz w:val="22"/>
-          <w:szCs w:val="22"/>
-          <w:lang w:eastAsia="zh-CN"/>
-        </w:rPr>
-        <w:fldChar w:fldCharType="end"/>
-      </w:r>
-      <w:r>
-        <w:rPr>
-          <w:rFonts w:ascii="Times New Roman" w:eastAsiaTheme="minorEastAsia" w:hAnsi="Times New Roman" w:cs="Times New Roman" w:hint="eastAsia"/>
-          <w:b w:val="0"/>
-          <w:bCs w:val="0"/>
-          <w:color w:val="000000" w:themeColor="text1"/>
-          <w:sz w:val="22"/>
-          <w:szCs w:val="22"/>
-          <w:lang w:eastAsia="zh-CN"/>
-        </w:rPr>
-        <w:t>多采用预设静态参数，启发式采样剪枝</w:t>
-      </w:r>
-      <w:r>
-        <w:rPr>
-          <w:rFonts w:ascii="Times New Roman" w:eastAsiaTheme="minorEastAsia" w:hAnsi="Times New Roman" w:cs="Times New Roman" w:hint="eastAsia"/>
-          <w:b w:val="0"/>
-          <w:bCs w:val="0"/>
-          <w:color w:val="000000" w:themeColor="text1"/>
-          <w:sz w:val="22"/>
-          <w:szCs w:val="22"/>
-          <w:lang w:eastAsia="zh-CN"/>
-        </w:rPr>
-        <w:fldChar w:fldCharType="begin"/>
-      </w:r>
-      <w:r>
-        <w:rPr>
-          <w:rFonts w:ascii="Times New Roman" w:eastAsiaTheme="minorEastAsia" w:hAnsi="Times New Roman" w:cs="Times New Roman" w:hint="eastAsia"/>
-          <w:b w:val="0"/>
-          <w:bCs w:val="0"/>
-          <w:color w:val="000000" w:themeColor="text1"/>
-          <w:sz w:val="22"/>
-          <w:szCs w:val="22"/>
-          <w:lang w:eastAsia="zh-CN"/>
-        </w:rPr>
-        <w:instrText xml:space="preserve"> REF _Ref223815219 \r \h </w:instrText>
-      </w:r>
+        <w:t>.</w:t>
+      </w:r>
+      <w:proofErr w:type="gramEnd"/>
       <w:r>
         <w:rPr>
           <w:rFonts w:ascii="Times New Roman" w:eastAsiaTheme="minorEastAsia" w:hAnsi="Times New Roman" w:cs="Times New Roman"/>
@@ -5892,31 +6139,9 @@
           <w:szCs w:val="22"/>
           <w:lang w:eastAsia="zh-CN"/>
         </w:rPr>
-        <w:instrText xml:space="preserve"> \* MERGEFORMAT </w:instrText>
-      </w:r>
-      <w:r>
-        <w:rPr>
-          <w:rFonts w:ascii="Times New Roman" w:eastAsiaTheme="minorEastAsia" w:hAnsi="Times New Roman" w:cs="Times New Roman" w:hint="eastAsia"/>
-          <w:b w:val="0"/>
-          <w:bCs w:val="0"/>
-          <w:color w:val="000000" w:themeColor="text1"/>
-          <w:sz w:val="22"/>
-          <w:szCs w:val="22"/>
-          <w:lang w:eastAsia="zh-CN"/>
-        </w:rPr>
-      </w:r>
-      <w:r>
-        <w:rPr>
-          <w:rFonts w:ascii="Times New Roman" w:eastAsiaTheme="minorEastAsia" w:hAnsi="Times New Roman" w:cs="Times New Roman" w:hint="eastAsia"/>
-          <w:b w:val="0"/>
-          <w:bCs w:val="0"/>
-          <w:color w:val="000000" w:themeColor="text1"/>
-          <w:sz w:val="22"/>
-          <w:szCs w:val="22"/>
-          <w:lang w:eastAsia="zh-CN"/>
-        </w:rPr>
-        <w:fldChar w:fldCharType="separate"/>
-      </w:r>
+        <w:t xml:space="preserve"> The initial value is set </w:t>
+      </w:r>
+      <w:proofErr w:type="gramStart"/>
       <w:r>
         <w:rPr>
           <w:rFonts w:ascii="Times New Roman" w:eastAsiaTheme="minorEastAsia" w:hAnsi="Times New Roman" w:cs="Times New Roman"/>
@@ -5927,79 +6152,61 @@
           <w:szCs w:val="22"/>
           <w:lang w:eastAsia="zh-CN"/>
         </w:rPr>
-        <w:t>[41]</w:t>
-      </w:r>
-      <w:r>
-        <w:rPr>
-          <w:rFonts w:ascii="Times New Roman" w:eastAsiaTheme="minorEastAsia" w:hAnsi="Times New Roman" w:cs="Times New Roman" w:hint="eastAsia"/>
-          <w:b w:val="0"/>
-          <w:bCs w:val="0"/>
-          <w:color w:val="000000" w:themeColor="text1"/>
-          <w:sz w:val="22"/>
-          <w:szCs w:val="22"/>
-          <w:lang w:eastAsia="zh-CN"/>
-        </w:rPr>
-        <w:fldChar w:fldCharType="end"/>
-      </w:r>
-      <w:r>
-        <w:rPr>
-          <w:rFonts w:ascii="Times New Roman" w:eastAsiaTheme="minorEastAsia" w:hAnsi="Times New Roman" w:cs="Times New Roman" w:hint="eastAsia"/>
-          <w:b w:val="0"/>
-          <w:bCs w:val="0"/>
-          <w:color w:val="000000" w:themeColor="text1"/>
-          <w:sz w:val="22"/>
-          <w:szCs w:val="22"/>
-          <w:lang w:eastAsia="zh-CN"/>
-        </w:rPr>
-        <w:t>亦需预定义阈值，均缺乏面向搜索状态的在线反馈调节能力。</w:t>
+        <w:t xml:space="preserve">to </w:t>
       </w:r>
       <w:r>
         <w:rPr>
           <w:rFonts w:ascii="Times New Roman" w:eastAsiaTheme="minorEastAsia" w:hAnsi="Times New Roman" w:cs="Times New Roman"/>
           <w:b w:val="0"/>
           <w:bCs w:val="0"/>
-          <w:color w:val="000000" w:themeColor="text1"/>
-          <w:sz w:val="22"/>
-          <w:szCs w:val="22"/>
-          <w:lang w:eastAsia="zh-CN"/>
-        </w:rPr>
-        <w:t>为此，本文提出</w:t>
-      </w:r>
+          <w:i/>
+          <w:iCs/>
+          <w:color w:val="000000" w:themeColor="text1"/>
+          <w:sz w:val="22"/>
+          <w:szCs w:val="22"/>
+          <w:lang w:eastAsia="zh-CN"/>
+        </w:rPr>
+        <w:t xml:space="preserve"> p</w:t>
+      </w:r>
+      <w:proofErr w:type="gramEnd"/>
       <w:r>
         <w:rPr>
           <w:rFonts w:ascii="Times New Roman" w:eastAsiaTheme="minorEastAsia" w:hAnsi="Times New Roman" w:cs="Times New Roman"/>
           <w:b w:val="0"/>
           <w:bCs w:val="0"/>
-          <w:color w:val="000000" w:themeColor="text1"/>
-          <w:sz w:val="22"/>
-          <w:szCs w:val="22"/>
-          <w:lang w:eastAsia="zh-CN"/>
-        </w:rPr>
-        <w:t xml:space="preserve"> SSFOR </w:t>
-      </w:r>
+          <w:i/>
+          <w:iCs/>
+          <w:color w:val="000000" w:themeColor="text1"/>
+          <w:sz w:val="22"/>
+          <w:szCs w:val="22"/>
+          <w:lang w:eastAsia="zh-CN"/>
+        </w:rPr>
+        <w:t>=0.</w:t>
+      </w:r>
+      <w:proofErr w:type="gramStart"/>
       <w:r>
         <w:rPr>
           <w:rFonts w:ascii="Times New Roman" w:eastAsiaTheme="minorEastAsia" w:hAnsi="Times New Roman" w:cs="Times New Roman"/>
           <w:b w:val="0"/>
           <w:bCs w:val="0"/>
-          <w:color w:val="000000" w:themeColor="text1"/>
-          <w:sz w:val="22"/>
-          <w:szCs w:val="22"/>
-          <w:lang w:eastAsia="zh-CN"/>
-        </w:rPr>
-        <w:t>机制对二者实施闭环调节：</w:t>
-      </w:r>
-      <w:r>
-        <w:rPr>
-          <w:rFonts w:ascii="Times New Roman" w:eastAsiaTheme="minorEastAsia" w:hAnsi="Times New Roman" w:cs="Times New Roman" w:hint="eastAsia"/>
+          <w:i/>
+          <w:iCs/>
+          <w:color w:val="000000" w:themeColor="text1"/>
+          <w:sz w:val="22"/>
+          <w:szCs w:val="22"/>
+          <w:lang w:eastAsia="zh-CN"/>
+        </w:rPr>
+        <w:t>0</w:t>
+      </w:r>
+      <w:r>
+        <w:rPr>
+          <w:rFonts w:ascii="Times New Roman" w:eastAsia="Times New Roman" w:hAnsi="Times New Roman" w:cs="Times New Roman"/>
           <w:b w:val="0"/>
           <w:bCs w:val="0"/>
-          <w:color w:val="000000" w:themeColor="text1"/>
-          <w:sz w:val="22"/>
-          <w:szCs w:val="22"/>
-          <w:lang w:eastAsia="zh-CN"/>
-        </w:rPr>
-        <w:t>以最优路径代价总预估的相对下降速率作为当前搜索进展信号，当路径代价持续无明显改进时，判定当前约束可能过紧或搜索陷入停滞，</w:t>
+          <w:sz w:val="22"/>
+          <w:szCs w:val="22"/>
+        </w:rPr>
+        <w:t xml:space="preserve"> </w:t>
       </w:r>
       <w:r>
         <w:rPr>
@@ -6011,47 +6218,9 @@
           <w:szCs w:val="22"/>
           <w:lang w:eastAsia="zh-CN"/>
         </w:rPr>
-        <w:t>相应增大</w:t>
-      </w:r>
-      <w:r>
-        <w:rPr>
-          <w:rFonts w:ascii="Times New Roman" w:eastAsiaTheme="minorEastAsia" w:hAnsi="Times New Roman" w:cs="Times New Roman" w:hint="eastAsia"/>
-          <w:b w:val="0"/>
-          <w:bCs w:val="0"/>
-          <w:color w:val="000000" w:themeColor="text1"/>
-          <w:sz w:val="22"/>
-          <w:szCs w:val="22"/>
-          <w:lang w:eastAsia="zh-CN"/>
-        </w:rPr>
-        <w:t xml:space="preserve"> </w:t>
-      </w:r>
-      <m:oMath>
-        <m:r>
-          <m:rPr>
-            <m:sty m:val="bi"/>
-          </m:rPr>
-          <w:rPr>
-            <w:rFonts w:ascii="Cambria Math" w:eastAsiaTheme="minorEastAsia" w:hAnsi="Cambria Math" w:cs="Times New Roman"/>
-            <w:color w:val="000000" w:themeColor="text1"/>
-            <w:sz w:val="22"/>
-            <w:szCs w:val="22"/>
-            <w:lang w:eastAsia="zh-CN"/>
-          </w:rPr>
-          <m:t>γ</m:t>
-        </m:r>
-      </m:oMath>
-      <w:r>
-        <w:rPr>
-          <w:rFonts w:ascii="Times New Roman" w:eastAsiaTheme="minorEastAsia" w:hAnsi="Times New Roman" w:cs="Times New Roman" w:hint="eastAsia"/>
-          <w:b w:val="0"/>
-          <w:bCs w:val="0"/>
-          <w:color w:val="000000" w:themeColor="text1"/>
-          <w:sz w:val="22"/>
-          <w:szCs w:val="22"/>
-          <w:lang w:eastAsia="zh-CN"/>
-        </w:rPr>
-        <w:t xml:space="preserve"> </w:t>
-      </w:r>
+        <w:t>,</w:t>
+      </w:r>
+      <w:proofErr w:type="gramEnd"/>
       <w:r>
         <w:rPr>
           <w:rFonts w:ascii="Times New Roman" w:eastAsiaTheme="minorEastAsia" w:hAnsi="Times New Roman" w:cs="Times New Roman"/>
@@ -6062,61 +6231,22 @@
           <w:szCs w:val="22"/>
           <w:lang w:eastAsia="zh-CN"/>
         </w:rPr>
-        <w:t>以扩展椭球覆盖范围、</w:t>
+        <w:t xml:space="preserve"> so that before any feasible path is obtained, the algorithm relies entirely on global random sampling for initial exploration. A higher </w:t>
       </w:r>
       <w:r>
         <w:rPr>
           <w:rFonts w:ascii="Times New Roman" w:eastAsiaTheme="minorEastAsia" w:hAnsi="Times New Roman" w:cs="Times New Roman"/>
           <w:b w:val="0"/>
           <w:bCs w:val="0"/>
-          <w:color w:val="000000" w:themeColor="text1"/>
-          <w:sz w:val="22"/>
-          <w:szCs w:val="22"/>
-          <w:lang w:eastAsia="zh-CN"/>
-        </w:rPr>
-        <w:lastRenderedPageBreak/>
-        <w:t>降低</w:t>
-      </w:r>
-      <w:r>
-        <w:rPr>
-          <w:rFonts w:ascii="Times New Roman" w:eastAsiaTheme="minorEastAsia" w:hAnsi="Times New Roman" w:cs="Times New Roman" w:hint="eastAsia"/>
-          <w:b w:val="0"/>
-          <w:bCs w:val="0"/>
-          <w:color w:val="000000" w:themeColor="text1"/>
-          <w:sz w:val="22"/>
-          <w:szCs w:val="22"/>
-          <w:lang w:eastAsia="zh-CN"/>
-        </w:rPr>
-        <w:t xml:space="preserve"> </w:t>
-      </w:r>
-      <m:oMath>
-        <m:r>
-          <m:rPr>
-            <m:sty m:val="bi"/>
-          </m:rPr>
-          <w:rPr>
-            <w:rFonts w:ascii="Cambria Math" w:eastAsiaTheme="minorEastAsia" w:hAnsi="Cambria Math" w:cs="Times New Roman"/>
-            <w:color w:val="000000" w:themeColor="text1"/>
-            <w:sz w:val="22"/>
-            <w:szCs w:val="22"/>
-            <w:lang w:eastAsia="zh-CN"/>
-          </w:rPr>
-          <m:t>p</m:t>
-        </m:r>
-        <m:r>
-          <m:rPr>
-            <m:sty m:val="b"/>
-          </m:rPr>
-          <w:rPr>
-            <w:rFonts w:ascii="Cambria Math" w:eastAsiaTheme="minorEastAsia" w:hAnsi="Cambria Math" w:cs="Times New Roman"/>
-            <w:color w:val="000000" w:themeColor="text1"/>
-            <w:sz w:val="22"/>
-            <w:szCs w:val="22"/>
-            <w:lang w:eastAsia="zh-CN"/>
-          </w:rPr>
-          <m:t xml:space="preserve"> </m:t>
-        </m:r>
-      </m:oMath>
+          <w:i/>
+          <w:iCs/>
+          <w:color w:val="000000" w:themeColor="text1"/>
+          <w:sz w:val="22"/>
+          <w:szCs w:val="22"/>
+          <w:lang w:eastAsia="zh-CN"/>
+        </w:rPr>
+        <w:t>p</w:t>
+      </w:r>
       <w:r>
         <w:rPr>
           <w:rFonts w:ascii="Times New Roman" w:eastAsiaTheme="minorEastAsia" w:hAnsi="Times New Roman" w:cs="Times New Roman"/>
@@ -6127,43 +6257,21 @@
           <w:szCs w:val="22"/>
           <w:lang w:eastAsia="zh-CN"/>
         </w:rPr>
-        <w:t>以增加全局随机探索；</w:t>
-      </w:r>
-      <w:r>
-        <w:rPr>
-          <w:rFonts w:ascii="Times New Roman" w:eastAsiaTheme="minorEastAsia" w:hAnsi="Times New Roman" w:cs="Times New Roman" w:hint="eastAsia"/>
-          <w:b w:val="0"/>
-          <w:bCs w:val="0"/>
-          <w:color w:val="000000" w:themeColor="text1"/>
-          <w:sz w:val="22"/>
-          <w:szCs w:val="22"/>
-          <w:lang w:eastAsia="zh-CN"/>
-        </w:rPr>
-        <w:t>反之，当路径代价</w:t>
+        <w:t xml:space="preserve"> corresponds to a greater proportion of informed sampling, favoring refined local search; a lower </w:t>
       </w:r>
       <w:r>
         <w:rPr>
           <w:rFonts w:ascii="Times New Roman" w:eastAsiaTheme="minorEastAsia" w:hAnsi="Times New Roman" w:cs="Times New Roman"/>
           <w:b w:val="0"/>
           <w:bCs w:val="0"/>
-          <w:color w:val="000000" w:themeColor="text1"/>
-          <w:sz w:val="22"/>
-          <w:szCs w:val="22"/>
-          <w:lang w:eastAsia="zh-CN"/>
-        </w:rPr>
-        <w:t>持续有效改进时</w:t>
-      </w:r>
-      <w:r>
-        <w:rPr>
-          <w:rFonts w:ascii="Times New Roman" w:eastAsiaTheme="minorEastAsia" w:hAnsi="Times New Roman" w:cs="Times New Roman" w:hint="eastAsia"/>
-          <w:b w:val="0"/>
-          <w:bCs w:val="0"/>
-          <w:color w:val="000000" w:themeColor="text1"/>
-          <w:sz w:val="22"/>
-          <w:szCs w:val="22"/>
-          <w:lang w:eastAsia="zh-CN"/>
-        </w:rPr>
-        <w:t>，</w:t>
+          <w:i/>
+          <w:iCs/>
+          <w:color w:val="000000" w:themeColor="text1"/>
+          <w:sz w:val="22"/>
+          <w:szCs w:val="22"/>
+          <w:lang w:eastAsia="zh-CN"/>
+        </w:rPr>
+        <w:t>p</w:t>
       </w:r>
       <w:r>
         <w:rPr>
@@ -6175,44 +6283,15 @@
           <w:szCs w:val="22"/>
           <w:lang w:eastAsia="zh-CN"/>
         </w:rPr>
-        <w:t>减小</w:t>
-      </w:r>
-      <w:r>
-        <w:rPr>
-          <w:rFonts w:ascii="Times New Roman" w:eastAsiaTheme="minorEastAsia" w:hAnsi="Times New Roman" w:cs="Times New Roman" w:hint="eastAsia"/>
+        <w:t xml:space="preserve"> increases the proportion of global random sampling, thereby maintaining search diversity.</w:t>
+      </w:r>
+      <w:r>
+        <w:rPr>
+          <w:rFonts w:ascii="Times New Roman" w:eastAsia="Times New Roman" w:hAnsi="Times New Roman" w:cs="Times New Roman"/>
           <w:b w:val="0"/>
           <w:bCs w:val="0"/>
-          <w:color w:val="000000" w:themeColor="text1"/>
-          <w:sz w:val="22"/>
-          <w:szCs w:val="22"/>
-          <w:lang w:eastAsia="zh-CN"/>
-        </w:rPr>
-        <w:t xml:space="preserve"> </w:t>
-      </w:r>
-      <m:oMath>
-        <m:r>
-          <m:rPr>
-            <m:sty m:val="bi"/>
-          </m:rPr>
-          <w:rPr>
-            <w:rFonts w:ascii="Cambria Math" w:eastAsiaTheme="minorEastAsia" w:hAnsi="Cambria Math" w:cs="Times New Roman"/>
-            <w:color w:val="000000" w:themeColor="text1"/>
-            <w:sz w:val="22"/>
-            <w:szCs w:val="22"/>
-            <w:lang w:eastAsia="zh-CN"/>
-          </w:rPr>
-          <m:t>γ</m:t>
-        </m:r>
-      </m:oMath>
-      <w:r>
-        <w:rPr>
-          <w:rFonts w:ascii="Times New Roman" w:eastAsiaTheme="minorEastAsia" w:hAnsi="Times New Roman" w:cs="Times New Roman" w:hint="eastAsia"/>
-          <w:b w:val="0"/>
-          <w:bCs w:val="0"/>
-          <w:color w:val="000000" w:themeColor="text1"/>
-          <w:sz w:val="22"/>
-          <w:szCs w:val="22"/>
-          <w:lang w:eastAsia="zh-CN"/>
+          <w:sz w:val="22"/>
+          <w:szCs w:val="22"/>
         </w:rPr>
         <w:t xml:space="preserve"> </w:t>
       </w:r>
@@ -6226,20 +6305,9 @@
           <w:szCs w:val="22"/>
           <w:lang w:eastAsia="zh-CN"/>
         </w:rPr>
-        <w:t>收紧约束</w:t>
-      </w:r>
-      <w:r>
-        <w:rPr>
-          <w:rFonts w:ascii="Times New Roman" w:eastAsiaTheme="minorEastAsia" w:hAnsi="Times New Roman" w:cs="Times New Roman" w:hint="eastAsia"/>
-          <w:b w:val="0"/>
-          <w:bCs w:val="0"/>
-          <w:color w:val="000000" w:themeColor="text1"/>
-          <w:sz w:val="22"/>
-          <w:szCs w:val="22"/>
-          <w:lang w:eastAsia="zh-CN"/>
-        </w:rPr>
-        <w:t>采样子集</w:t>
-      </w:r>
+        <w:t xml:space="preserve">When the constraint is overly relaxed, </w:t>
+      </w:r>
+      <w:proofErr w:type="gramStart"/>
       <w:r>
         <w:rPr>
           <w:rFonts w:ascii="Times New Roman" w:eastAsiaTheme="minorEastAsia" w:hAnsi="Times New Roman" w:cs="Times New Roman"/>
@@ -6250,48 +6318,9 @@
           <w:szCs w:val="22"/>
           <w:lang w:eastAsia="zh-CN"/>
         </w:rPr>
-        <w:t>、提高</w:t>
-      </w:r>
-      <m:oMath>
-        <m:r>
-          <m:rPr>
-            <m:sty m:val="b"/>
-          </m:rPr>
-          <w:rPr>
-            <w:rFonts w:ascii="Cambria Math" w:eastAsiaTheme="minorEastAsia" w:hAnsi="Cambria Math" w:cs="Times New Roman"/>
-            <w:color w:val="000000" w:themeColor="text1"/>
-            <w:sz w:val="22"/>
-            <w:szCs w:val="22"/>
-            <w:lang w:eastAsia="zh-CN"/>
-          </w:rPr>
-          <m:t xml:space="preserve"> </m:t>
-        </m:r>
-        <m:r>
-          <m:rPr>
-            <m:sty m:val="bi"/>
-          </m:rPr>
-          <w:rPr>
-            <w:rFonts w:ascii="Cambria Math" w:eastAsiaTheme="minorEastAsia" w:hAnsi="Cambria Math" w:cs="Times New Roman"/>
-            <w:color w:val="000000" w:themeColor="text1"/>
-            <w:sz w:val="22"/>
-            <w:szCs w:val="22"/>
-            <w:lang w:eastAsia="zh-CN"/>
-          </w:rPr>
-          <m:t>p</m:t>
-        </m:r>
-      </m:oMath>
-      <w:r>
-        <w:rPr>
-          <w:rFonts w:ascii="Times New Roman" w:eastAsiaTheme="minorEastAsia" w:hAnsi="Times New Roman" w:cs="Times New Roman" w:hint="eastAsia"/>
-          <w:b w:val="0"/>
-          <w:bCs w:val="0"/>
-          <w:color w:val="000000" w:themeColor="text1"/>
-          <w:sz w:val="22"/>
-          <w:szCs w:val="22"/>
-          <w:lang w:eastAsia="zh-CN"/>
-        </w:rPr>
-        <w:t xml:space="preserve"> </w:t>
-      </w:r>
+        <w:t>a large number of</w:t>
+      </w:r>
+      <w:proofErr w:type="gramEnd"/>
       <w:r>
         <w:rPr>
           <w:rFonts w:ascii="Times New Roman" w:eastAsiaTheme="minorEastAsia" w:hAnsi="Times New Roman" w:cs="Times New Roman"/>
@@ -6302,26 +6331,10 @@
           <w:szCs w:val="22"/>
           <w:lang w:eastAsia="zh-CN"/>
         </w:rPr>
-        <w:t>强化知情采样，加速局部收敛</w:t>
-      </w:r>
-      <w:r>
-        <w:rPr>
-          <w:rFonts w:ascii="Times New Roman" w:eastAsiaTheme="minorEastAsia" w:hAnsi="Times New Roman" w:cs="Times New Roman" w:hint="eastAsia"/>
-          <w:b w:val="0"/>
-          <w:bCs w:val="0"/>
-          <w:color w:val="000000" w:themeColor="text1"/>
-          <w:sz w:val="22"/>
-          <w:szCs w:val="22"/>
-          <w:lang w:eastAsia="zh-CN"/>
-        </w:rPr>
-        <w:t>。</w:t>
-      </w:r>
-    </w:p>
-    <w:p>
-      <w:pPr>
-        <w:pStyle w:val="11"/>
-        <w:ind w:left="219" w:firstLine="0"/>
-        <w:jc w:val="both"/>
+        <w:t xml:space="preserve"> nodes fall into inefficient regions; when it is overly restrictive, the effective sampling rate drops sharply in obstacle-dense environments. Under the closed-loop regulation of SSFOR, both parameters fluctuate within the </w:t>
+      </w:r>
+      <w:proofErr w:type="gramStart"/>
+      <w:r>
         <w:rPr>
           <w:rFonts w:ascii="Times New Roman" w:eastAsiaTheme="minorEastAsia" w:hAnsi="Times New Roman" w:cs="Times New Roman"/>
           <w:b w:val="0"/>
@@ -6331,7 +6344,9 @@
           <w:szCs w:val="22"/>
           <w:lang w:eastAsia="zh-CN"/>
         </w:rPr>
-      </w:pPr>
+        <w:t>aforementioned valid</w:t>
+      </w:r>
+      <w:proofErr w:type="gramEnd"/>
       <w:r>
         <w:rPr>
           <w:rFonts w:ascii="Times New Roman" w:eastAsiaTheme="minorEastAsia" w:hAnsi="Times New Roman" w:cs="Times New Roman"/>
@@ -6342,9 +6357,14 @@
           <w:szCs w:val="22"/>
           <w:lang w:eastAsia="zh-CN"/>
         </w:rPr>
-        <w:tab/>
-      </w:r>
-      <w:r>
+        <w:t xml:space="preserve"> ranges, preventing unbounded expansion or excessive contraction of the constrained sampling subset, and ensuring that the constraint strength continuously matches the current stage of the search.</w:t>
+      </w:r>
+    </w:p>
+    <w:p>
+      <w:pPr>
+        <w:pStyle w:val="11"/>
+        <w:ind w:left="219"/>
+        <w:jc w:val="both"/>
         <w:rPr>
           <w:rFonts w:ascii="Times New Roman" w:eastAsiaTheme="minorEastAsia" w:hAnsi="Times New Roman" w:cs="Times New Roman"/>
           <w:b w:val="0"/>
@@ -6354,479 +6374,9 @@
           <w:szCs w:val="22"/>
           <w:lang w:eastAsia="zh-CN"/>
         </w:rPr>
-        <w:t>为确保上述调节过程的有界性与可重复性，本文对两个参数的取值范围及初始状态</w:t>
-      </w:r>
-      <w:proofErr w:type="gramStart"/>
-      <w:r>
-        <w:rPr>
-          <w:rFonts w:ascii="Times New Roman" w:eastAsiaTheme="minorEastAsia" w:hAnsi="Times New Roman" w:cs="Times New Roman"/>
-          <w:b w:val="0"/>
-          <w:bCs w:val="0"/>
-          <w:color w:val="000000" w:themeColor="text1"/>
-          <w:sz w:val="22"/>
-          <w:szCs w:val="22"/>
-          <w:lang w:eastAsia="zh-CN"/>
-        </w:rPr>
-        <w:t>作出</w:t>
-      </w:r>
-      <w:proofErr w:type="gramEnd"/>
-      <w:r>
-        <w:rPr>
-          <w:rFonts w:ascii="Times New Roman" w:eastAsiaTheme="minorEastAsia" w:hAnsi="Times New Roman" w:cs="Times New Roman"/>
-          <w:b w:val="0"/>
-          <w:bCs w:val="0"/>
-          <w:color w:val="000000" w:themeColor="text1"/>
-          <w:sz w:val="22"/>
-          <w:szCs w:val="22"/>
-          <w:lang w:eastAsia="zh-CN"/>
-        </w:rPr>
-        <w:t>如下规定，超椭球扩张因子</w:t>
-      </w:r>
-      <w:r>
-        <w:rPr>
-          <w:rFonts w:ascii="Times New Roman" w:eastAsiaTheme="minorEastAsia" w:hAnsi="Times New Roman" w:cs="Times New Roman"/>
-          <w:b w:val="0"/>
-          <w:bCs w:val="0"/>
-          <w:color w:val="000000" w:themeColor="text1"/>
-          <w:sz w:val="22"/>
-          <w:szCs w:val="22"/>
-          <w:lang w:eastAsia="zh-CN"/>
-        </w:rPr>
-        <w:t xml:space="preserve"> γ </w:t>
-      </w:r>
-      <w:r>
-        <w:rPr>
-          <w:rFonts w:ascii="Times New Roman" w:eastAsiaTheme="minorEastAsia" w:hAnsi="Times New Roman" w:cs="Times New Roman"/>
-          <w:b w:val="0"/>
-          <w:bCs w:val="0"/>
-          <w:color w:val="000000" w:themeColor="text1"/>
-          <w:sz w:val="22"/>
-          <w:szCs w:val="22"/>
-          <w:lang w:eastAsia="zh-CN"/>
-        </w:rPr>
-        <w:t>的取值范围设定为</w:t>
-      </w:r>
-      <w:r>
-        <w:rPr>
-          <w:rFonts w:ascii="Times New Roman" w:eastAsiaTheme="minorEastAsia" w:hAnsi="Times New Roman" w:cs="Times New Roman"/>
-          <w:b w:val="0"/>
-          <w:bCs w:val="0"/>
-          <w:color w:val="000000" w:themeColor="text1"/>
-          <w:sz w:val="22"/>
-          <w:szCs w:val="22"/>
-          <w:lang w:eastAsia="zh-CN"/>
-        </w:rPr>
-        <w:t xml:space="preserve"> γ</w:t>
-      </w:r>
-      <w:r>
-        <w:rPr>
-          <w:rFonts w:ascii="Cambria Math" w:eastAsiaTheme="minorEastAsia" w:hAnsi="Cambria Math" w:cs="Cambria Math"/>
-          <w:b w:val="0"/>
-          <w:bCs w:val="0"/>
-          <w:color w:val="000000" w:themeColor="text1"/>
-          <w:sz w:val="22"/>
-          <w:szCs w:val="22"/>
-          <w:lang w:eastAsia="zh-CN"/>
-        </w:rPr>
-        <w:t>∈</w:t>
-      </w:r>
-      <w:r>
-        <w:rPr>
-          <w:rFonts w:ascii="Times New Roman" w:eastAsiaTheme="minorEastAsia" w:hAnsi="Times New Roman" w:cs="Times New Roman"/>
-          <w:b w:val="0"/>
-          <w:bCs w:val="0"/>
-          <w:color w:val="000000" w:themeColor="text1"/>
-          <w:sz w:val="22"/>
-          <w:szCs w:val="22"/>
-          <w:lang w:eastAsia="zh-CN"/>
-        </w:rPr>
-        <w:t>[1.0, 4.0]</w:t>
-      </w:r>
-      <w:r>
-        <w:rPr>
-          <w:rFonts w:ascii="Times New Roman" w:eastAsiaTheme="minorEastAsia" w:hAnsi="Times New Roman" w:cs="Times New Roman"/>
-          <w:b w:val="0"/>
-          <w:bCs w:val="0"/>
-          <w:color w:val="000000" w:themeColor="text1"/>
-          <w:sz w:val="22"/>
-          <w:szCs w:val="22"/>
-          <w:lang w:eastAsia="zh-CN"/>
-        </w:rPr>
-        <w:t>，基准值</w:t>
-      </w:r>
-      <w:r>
-        <w:rPr>
-          <w:rFonts w:ascii="Times New Roman" w:eastAsiaTheme="minorEastAsia" w:hAnsi="Times New Roman" w:cs="Times New Roman"/>
-          <w:b w:val="0"/>
-          <w:bCs w:val="0"/>
-          <w:color w:val="000000" w:themeColor="text1"/>
-          <w:sz w:val="22"/>
-          <w:szCs w:val="22"/>
-          <w:lang w:eastAsia="zh-CN"/>
-        </w:rPr>
-        <w:t xml:space="preserve"> γ₀=1.5</w:t>
-      </w:r>
-      <w:r>
-        <w:rPr>
-          <w:rFonts w:ascii="Times New Roman" w:eastAsiaTheme="minorEastAsia" w:hAnsi="Times New Roman" w:cs="Times New Roman"/>
-          <w:b w:val="0"/>
-          <w:bCs w:val="0"/>
-          <w:color w:val="000000" w:themeColor="text1"/>
-          <w:sz w:val="22"/>
-          <w:szCs w:val="22"/>
-          <w:lang w:eastAsia="zh-CN"/>
-        </w:rPr>
-        <w:t>，算法启动时初始化为</w:t>
-      </w:r>
-      <w:r>
-        <w:rPr>
-          <w:rFonts w:ascii="Times New Roman" w:eastAsiaTheme="minorEastAsia" w:hAnsi="Times New Roman" w:cs="Times New Roman"/>
-          <w:b w:val="0"/>
-          <w:bCs w:val="0"/>
-          <w:color w:val="000000" w:themeColor="text1"/>
-          <w:sz w:val="22"/>
-          <w:szCs w:val="22"/>
-          <w:lang w:eastAsia="zh-CN"/>
-        </w:rPr>
-        <w:t xml:space="preserve"> γ=</w:t>
-      </w:r>
-      <w:r>
-        <w:rPr>
-          <w:rFonts w:ascii="Times New Roman" w:eastAsiaTheme="minorEastAsia" w:hAnsi="Times New Roman" w:cs="Times New Roman" w:hint="eastAsia"/>
-          <w:b w:val="0"/>
-          <w:bCs w:val="0"/>
-          <w:color w:val="000000" w:themeColor="text1"/>
-          <w:sz w:val="22"/>
-          <w:szCs w:val="22"/>
-          <w:lang w:eastAsia="zh-CN"/>
-        </w:rPr>
-        <w:t>2</w:t>
-      </w:r>
-      <w:r>
-        <w:rPr>
-          <w:rFonts w:ascii="Times New Roman" w:eastAsiaTheme="minorEastAsia" w:hAnsi="Times New Roman" w:cs="Times New Roman"/>
-          <w:b w:val="0"/>
-          <w:bCs w:val="0"/>
-          <w:color w:val="000000" w:themeColor="text1"/>
-          <w:sz w:val="22"/>
-          <w:szCs w:val="22"/>
-          <w:lang w:eastAsia="zh-CN"/>
-        </w:rPr>
-        <w:t>.</w:t>
-      </w:r>
-      <w:r>
-        <w:rPr>
-          <w:rFonts w:ascii="Times New Roman" w:eastAsiaTheme="minorEastAsia" w:hAnsi="Times New Roman" w:cs="Times New Roman" w:hint="eastAsia"/>
-          <w:b w:val="0"/>
-          <w:bCs w:val="0"/>
-          <w:color w:val="000000" w:themeColor="text1"/>
-          <w:sz w:val="22"/>
-          <w:szCs w:val="22"/>
-          <w:lang w:eastAsia="zh-CN"/>
-        </w:rPr>
-        <w:t>5</w:t>
-      </w:r>
-      <w:r>
-        <w:rPr>
-          <w:rFonts w:ascii="Times New Roman" w:eastAsiaTheme="minorEastAsia" w:hAnsi="Times New Roman" w:cs="Times New Roman"/>
-          <w:b w:val="0"/>
-          <w:bCs w:val="0"/>
-          <w:color w:val="000000" w:themeColor="text1"/>
-          <w:sz w:val="22"/>
-          <w:szCs w:val="22"/>
-          <w:lang w:eastAsia="zh-CN"/>
-        </w:rPr>
-        <w:t>，以保证搜索初期具有足够的探索覆盖能力；</w:t>
-      </w:r>
-      <w:r>
-        <w:rPr>
-          <w:rFonts w:ascii="Times New Roman" w:eastAsiaTheme="minorEastAsia" w:hAnsi="Times New Roman" w:cs="Times New Roman"/>
-          <w:b w:val="0"/>
-          <w:bCs w:val="0"/>
-          <w:color w:val="000000" w:themeColor="text1"/>
-          <w:sz w:val="22"/>
-          <w:szCs w:val="22"/>
-          <w:lang w:eastAsia="zh-CN"/>
-        </w:rPr>
-        <w:t xml:space="preserve">γ </w:t>
-      </w:r>
-      <w:r>
-        <w:rPr>
-          <w:rFonts w:ascii="Times New Roman" w:eastAsiaTheme="minorEastAsia" w:hAnsi="Times New Roman" w:cs="Times New Roman"/>
-          <w:b w:val="0"/>
-          <w:bCs w:val="0"/>
-          <w:color w:val="000000" w:themeColor="text1"/>
-          <w:sz w:val="22"/>
-          <w:szCs w:val="22"/>
-          <w:lang w:eastAsia="zh-CN"/>
-        </w:rPr>
-        <w:t>越大，椭球膨胀程度越高，算法倾向于广域探索，</w:t>
-      </w:r>
-      <w:r>
-        <w:rPr>
-          <w:rFonts w:ascii="Times New Roman" w:eastAsiaTheme="minorEastAsia" w:hAnsi="Times New Roman" w:cs="Times New Roman"/>
-          <w:b w:val="0"/>
-          <w:bCs w:val="0"/>
-          <w:color w:val="000000" w:themeColor="text1"/>
-          <w:sz w:val="22"/>
-          <w:szCs w:val="22"/>
-          <w:lang w:eastAsia="zh-CN"/>
-        </w:rPr>
-        <w:t xml:space="preserve">γ </w:t>
-      </w:r>
-      <w:r>
-        <w:rPr>
-          <w:rFonts w:ascii="Times New Roman" w:eastAsiaTheme="minorEastAsia" w:hAnsi="Times New Roman" w:cs="Times New Roman"/>
-          <w:b w:val="0"/>
-          <w:bCs w:val="0"/>
-          <w:color w:val="000000" w:themeColor="text1"/>
-          <w:sz w:val="22"/>
-          <w:szCs w:val="22"/>
-          <w:lang w:eastAsia="zh-CN"/>
-        </w:rPr>
-        <w:t>越小，约束</w:t>
-      </w:r>
-      <w:r>
-        <w:rPr>
-          <w:rFonts w:ascii="Times New Roman" w:eastAsiaTheme="minorEastAsia" w:hAnsi="Times New Roman" w:cs="Times New Roman" w:hint="eastAsia"/>
-          <w:b w:val="0"/>
-          <w:bCs w:val="0"/>
-          <w:color w:val="000000" w:themeColor="text1"/>
-          <w:sz w:val="22"/>
-          <w:szCs w:val="22"/>
-          <w:lang w:eastAsia="zh-CN"/>
-        </w:rPr>
-        <w:t>采样子集</w:t>
-      </w:r>
-      <w:r>
-        <w:rPr>
-          <w:rFonts w:ascii="Times New Roman" w:eastAsiaTheme="minorEastAsia" w:hAnsi="Times New Roman" w:cs="Times New Roman"/>
-          <w:b w:val="0"/>
-          <w:bCs w:val="0"/>
-          <w:color w:val="000000" w:themeColor="text1"/>
-          <w:sz w:val="22"/>
-          <w:szCs w:val="22"/>
-          <w:lang w:eastAsia="zh-CN"/>
-        </w:rPr>
-        <w:t>越紧凑，算法转入局部收敛强化。启发式采样概率</w:t>
-      </w:r>
-      <w:r>
-        <w:rPr>
-          <w:rFonts w:ascii="Times New Roman" w:eastAsiaTheme="minorEastAsia" w:hAnsi="Times New Roman" w:cs="Times New Roman"/>
-          <w:b w:val="0"/>
-          <w:bCs w:val="0"/>
-          <w:color w:val="000000" w:themeColor="text1"/>
-          <w:sz w:val="22"/>
-          <w:szCs w:val="22"/>
-          <w:lang w:eastAsia="zh-CN"/>
-        </w:rPr>
-        <w:t xml:space="preserve"> p </w:t>
-      </w:r>
-      <w:r>
-        <w:rPr>
-          <w:rFonts w:ascii="Times New Roman" w:eastAsiaTheme="minorEastAsia" w:hAnsi="Times New Roman" w:cs="Times New Roman"/>
-          <w:b w:val="0"/>
-          <w:bCs w:val="0"/>
-          <w:color w:val="000000" w:themeColor="text1"/>
-          <w:sz w:val="22"/>
-          <w:szCs w:val="22"/>
-          <w:lang w:eastAsia="zh-CN"/>
-        </w:rPr>
-        <w:t>的取值范围设定为</w:t>
-      </w:r>
-      <w:r>
-        <w:rPr>
-          <w:rFonts w:ascii="Times New Roman" w:eastAsiaTheme="minorEastAsia" w:hAnsi="Times New Roman" w:cs="Times New Roman"/>
-          <w:b w:val="0"/>
-          <w:bCs w:val="0"/>
-          <w:color w:val="000000" w:themeColor="text1"/>
-          <w:sz w:val="22"/>
-          <w:szCs w:val="22"/>
-          <w:lang w:eastAsia="zh-CN"/>
-        </w:rPr>
-        <w:t xml:space="preserve"> p</w:t>
-      </w:r>
-      <w:r>
-        <w:rPr>
-          <w:rFonts w:ascii="Cambria Math" w:eastAsiaTheme="minorEastAsia" w:hAnsi="Cambria Math" w:cs="Cambria Math"/>
-          <w:b w:val="0"/>
-          <w:bCs w:val="0"/>
-          <w:color w:val="000000" w:themeColor="text1"/>
-          <w:sz w:val="22"/>
-          <w:szCs w:val="22"/>
-          <w:lang w:eastAsia="zh-CN"/>
-        </w:rPr>
-        <w:t>∈</w:t>
-      </w:r>
-      <w:r>
-        <w:rPr>
-          <w:rFonts w:ascii="Times New Roman" w:eastAsiaTheme="minorEastAsia" w:hAnsi="Times New Roman" w:cs="Times New Roman"/>
-          <w:b w:val="0"/>
-          <w:bCs w:val="0"/>
-          <w:color w:val="000000" w:themeColor="text1"/>
-          <w:sz w:val="22"/>
-          <w:szCs w:val="22"/>
-          <w:lang w:eastAsia="zh-CN"/>
-        </w:rPr>
-        <w:t>[0.2, 0.95]</w:t>
-      </w:r>
-      <w:r>
-        <w:rPr>
-          <w:rFonts w:ascii="Times New Roman" w:eastAsiaTheme="minorEastAsia" w:hAnsi="Times New Roman" w:cs="Times New Roman"/>
-          <w:b w:val="0"/>
-          <w:bCs w:val="0"/>
-          <w:color w:val="000000" w:themeColor="text1"/>
-          <w:sz w:val="22"/>
-          <w:szCs w:val="22"/>
-          <w:lang w:eastAsia="zh-CN"/>
-        </w:rPr>
-        <w:t>，基准值</w:t>
-      </w:r>
-      <w:r>
-        <w:rPr>
-          <w:rFonts w:ascii="Times New Roman" w:eastAsiaTheme="minorEastAsia" w:hAnsi="Times New Roman" w:cs="Times New Roman"/>
-          <w:b w:val="0"/>
-          <w:bCs w:val="0"/>
-          <w:color w:val="000000" w:themeColor="text1"/>
-          <w:sz w:val="22"/>
-          <w:szCs w:val="22"/>
-          <w:lang w:eastAsia="zh-CN"/>
-        </w:rPr>
-        <w:t xml:space="preserve"> p₀=0.8</w:t>
-      </w:r>
-      <w:r>
-        <w:rPr>
-          <w:rFonts w:ascii="Times New Roman" w:eastAsiaTheme="minorEastAsia" w:hAnsi="Times New Roman" w:cs="Times New Roman"/>
-          <w:b w:val="0"/>
-          <w:bCs w:val="0"/>
-          <w:color w:val="000000" w:themeColor="text1"/>
-          <w:sz w:val="22"/>
-          <w:szCs w:val="22"/>
-          <w:lang w:eastAsia="zh-CN"/>
-        </w:rPr>
-        <w:t>，初始值设为</w:t>
-      </w:r>
-      <w:r>
-        <w:rPr>
-          <w:rFonts w:ascii="Times New Roman" w:eastAsiaTheme="minorEastAsia" w:hAnsi="Times New Roman" w:cs="Times New Roman"/>
-          <w:b w:val="0"/>
-          <w:bCs w:val="0"/>
-          <w:color w:val="000000" w:themeColor="text1"/>
-          <w:sz w:val="22"/>
-          <w:szCs w:val="22"/>
-          <w:lang w:eastAsia="zh-CN"/>
-        </w:rPr>
-        <w:t xml:space="preserve"> p=0.0</w:t>
-      </w:r>
-      <w:r>
-        <w:rPr>
-          <w:rFonts w:ascii="Times New Roman" w:eastAsiaTheme="minorEastAsia" w:hAnsi="Times New Roman" w:cs="Times New Roman"/>
-          <w:b w:val="0"/>
-          <w:bCs w:val="0"/>
-          <w:color w:val="000000" w:themeColor="text1"/>
-          <w:sz w:val="22"/>
-          <w:szCs w:val="22"/>
-          <w:lang w:eastAsia="zh-CN"/>
-        </w:rPr>
-        <w:t>，使算法在尚未获得任何可行路径前完全依赖全局随机采样进行初始探索；</w:t>
-      </w:r>
-      <w:r>
-        <w:rPr>
-          <w:rFonts w:ascii="Times New Roman" w:eastAsiaTheme="minorEastAsia" w:hAnsi="Times New Roman" w:cs="Times New Roman"/>
-          <w:b w:val="0"/>
-          <w:bCs w:val="0"/>
-          <w:color w:val="000000" w:themeColor="text1"/>
-          <w:sz w:val="22"/>
-          <w:szCs w:val="22"/>
-          <w:lang w:eastAsia="zh-CN"/>
-        </w:rPr>
-        <w:t xml:space="preserve">p </w:t>
-      </w:r>
-      <w:r>
-        <w:rPr>
-          <w:rFonts w:ascii="Times New Roman" w:eastAsiaTheme="minorEastAsia" w:hAnsi="Times New Roman" w:cs="Times New Roman"/>
-          <w:b w:val="0"/>
-          <w:bCs w:val="0"/>
-          <w:color w:val="000000" w:themeColor="text1"/>
-          <w:sz w:val="22"/>
-          <w:szCs w:val="22"/>
-          <w:lang w:eastAsia="zh-CN"/>
-        </w:rPr>
-        <w:t>越高，知情采样比例越大，偏向局部精细搜索，</w:t>
-      </w:r>
-      <w:r>
-        <w:rPr>
-          <w:rFonts w:ascii="Times New Roman" w:eastAsiaTheme="minorEastAsia" w:hAnsi="Times New Roman" w:cs="Times New Roman"/>
-          <w:b w:val="0"/>
-          <w:bCs w:val="0"/>
-          <w:color w:val="000000" w:themeColor="text1"/>
-          <w:sz w:val="22"/>
-          <w:szCs w:val="22"/>
-          <w:lang w:eastAsia="zh-CN"/>
-        </w:rPr>
-        <w:t xml:space="preserve">p </w:t>
-      </w:r>
-      <w:r>
-        <w:rPr>
-          <w:rFonts w:ascii="Times New Roman" w:eastAsiaTheme="minorEastAsia" w:hAnsi="Times New Roman" w:cs="Times New Roman"/>
-          <w:b w:val="0"/>
-          <w:bCs w:val="0"/>
-          <w:color w:val="000000" w:themeColor="text1"/>
-          <w:sz w:val="22"/>
-          <w:szCs w:val="22"/>
-          <w:lang w:eastAsia="zh-CN"/>
-        </w:rPr>
-        <w:t>越低，全局随机采样比例增加，维持搜索多样性。约束过松时大量节点落在低效区域，约束过紧时在障碍物密集场景中有效采样率骤降；在</w:t>
-      </w:r>
-      <w:r>
-        <w:rPr>
-          <w:rFonts w:ascii="Times New Roman" w:eastAsiaTheme="minorEastAsia" w:hAnsi="Times New Roman" w:cs="Times New Roman"/>
-          <w:b w:val="0"/>
-          <w:bCs w:val="0"/>
-          <w:color w:val="000000" w:themeColor="text1"/>
-          <w:sz w:val="22"/>
-          <w:szCs w:val="22"/>
-          <w:lang w:eastAsia="zh-CN"/>
-        </w:rPr>
-        <w:t xml:space="preserve"> SSFOR </w:t>
-      </w:r>
-      <w:r>
-        <w:rPr>
-          <w:rFonts w:ascii="Times New Roman" w:eastAsiaTheme="minorEastAsia" w:hAnsi="Times New Roman" w:cs="Times New Roman"/>
-          <w:b w:val="0"/>
-          <w:bCs w:val="0"/>
-          <w:color w:val="000000" w:themeColor="text1"/>
-          <w:sz w:val="22"/>
-          <w:szCs w:val="22"/>
-          <w:lang w:eastAsia="zh-CN"/>
-        </w:rPr>
-        <w:t>的闭环调节下，两个参数始终保持在上述有效范围内波动，防止约束</w:t>
-      </w:r>
-      <w:r>
-        <w:rPr>
-          <w:rFonts w:ascii="Times New Roman" w:eastAsiaTheme="minorEastAsia" w:hAnsi="Times New Roman" w:cs="Times New Roman" w:hint="eastAsia"/>
-          <w:b w:val="0"/>
-          <w:bCs w:val="0"/>
-          <w:color w:val="000000" w:themeColor="text1"/>
-          <w:sz w:val="22"/>
-          <w:szCs w:val="22"/>
-          <w:lang w:eastAsia="zh-CN"/>
-        </w:rPr>
-        <w:t>采样子集</w:t>
-      </w:r>
-      <w:r>
-        <w:rPr>
-          <w:rFonts w:ascii="Times New Roman" w:eastAsiaTheme="minorEastAsia" w:hAnsi="Times New Roman" w:cs="Times New Roman"/>
-          <w:b w:val="0"/>
-          <w:bCs w:val="0"/>
-          <w:color w:val="000000" w:themeColor="text1"/>
-          <w:sz w:val="22"/>
-          <w:szCs w:val="22"/>
-          <w:lang w:eastAsia="zh-CN"/>
-        </w:rPr>
-        <w:t>出现无界膨胀或过度收缩，使约束强度与当前搜索阶段持续匹配。</w:t>
-      </w:r>
+      </w:pPr>
     </w:p>
+    <w:bookmarkEnd w:id="12"/>
     <w:p>
       <w:pPr>
         <w:pStyle w:val="11"/>
@@ -6863,7 +6413,7 @@
                     <pic:cNvPicPr/>
                   </pic:nvPicPr>
                   <pic:blipFill>
-                    <a:blip r:embed="rId37"/>
+                    <a:blip r:embed="rId40"/>
                     <a:stretch>
                       <a:fillRect/>
                     </a:stretch>
@@ -6884,140 +6434,7 @@
         </w:drawing>
       </w:r>
     </w:p>
-    <w:p>
-      <w:pPr>
-        <w:pStyle w:val="11"/>
-        <w:tabs>
-          <w:tab w:val="left" w:pos="487"/>
-        </w:tabs>
-        <w:spacing w:before="109"/>
-        <w:jc w:val="center"/>
-        <w:rPr>
-          <w:rFonts w:ascii="Times New Roman" w:eastAsia="宋体" w:hAnsi="Times New Roman" w:cs="Times New Roman"/>
-          <w:spacing w:val="-2"/>
-          <w:w w:val="110"/>
-          <w:lang w:eastAsia="zh-CN"/>
-        </w:rPr>
-      </w:pPr>
-      <w:r>
-        <w:rPr>
-          <w:rFonts w:ascii="Times New Roman" w:eastAsia="宋体" w:hAnsi="Times New Roman" w:cs="Times New Roman" w:hint="eastAsia"/>
-          <w:spacing w:val="-2"/>
-          <w:w w:val="110"/>
-          <w:lang w:eastAsia="zh-CN"/>
-        </w:rPr>
-        <w:t>图</w:t>
-      </w:r>
-      <w:r>
-        <w:rPr>
-          <w:rFonts w:ascii="Times New Roman" w:eastAsia="宋体" w:hAnsi="Times New Roman" w:cs="Times New Roman" w:hint="eastAsia"/>
-          <w:spacing w:val="-2"/>
-          <w:w w:val="110"/>
-          <w:lang w:eastAsia="zh-CN"/>
-        </w:rPr>
-        <w:t>4</w:t>
-      </w:r>
-      <w:r>
-        <w:rPr>
-          <w:rFonts w:ascii="Times New Roman" w:eastAsia="宋体" w:hAnsi="Times New Roman" w:cs="Times New Roman" w:hint="eastAsia"/>
-          <w:spacing w:val="-2"/>
-          <w:w w:val="110"/>
-          <w:lang w:eastAsia="zh-CN"/>
-        </w:rPr>
-        <w:t xml:space="preserve"> </w:t>
-      </w:r>
-      <w:bookmarkEnd w:id="7"/>
-      <w:r>
-        <w:rPr>
-          <w:rFonts w:ascii="Times New Roman" w:eastAsia="宋体" w:hAnsi="Times New Roman" w:cs="Times New Roman"/>
-          <w:spacing w:val="-2"/>
-          <w:w w:val="110"/>
-          <w:lang w:eastAsia="zh-CN"/>
-        </w:rPr>
-        <w:t>SC-RRT</w:t>
-      </w:r>
-      <w:r>
-        <w:rPr>
-          <w:rFonts w:ascii="Times New Roman" w:eastAsia="宋体" w:hAnsi="Times New Roman" w:cs="Times New Roman"/>
-          <w:spacing w:val="-2"/>
-          <w:w w:val="110"/>
-          <w:lang w:eastAsia="zh-CN"/>
-        </w:rPr>
-        <w:t>算法总体框架。算法由搜索规划主循环、基于搜索状态反馈的在线调节机制、自适应双超椭球约束采样和可行性验证</w:t>
-      </w:r>
-      <w:proofErr w:type="gramStart"/>
-      <w:r>
-        <w:rPr>
-          <w:rFonts w:ascii="Times New Roman" w:eastAsia="宋体" w:hAnsi="Times New Roman" w:cs="Times New Roman"/>
-          <w:spacing w:val="-2"/>
-          <w:w w:val="110"/>
-          <w:lang w:eastAsia="zh-CN"/>
-        </w:rPr>
-        <w:t>与双树连接</w:t>
-      </w:r>
-      <w:proofErr w:type="gramEnd"/>
-      <w:r>
-        <w:rPr>
-          <w:rFonts w:ascii="Times New Roman" w:eastAsia="宋体" w:hAnsi="Times New Roman" w:cs="Times New Roman"/>
-          <w:spacing w:val="-2"/>
-          <w:w w:val="110"/>
-          <w:lang w:eastAsia="zh-CN"/>
-        </w:rPr>
-        <w:t>四个模块组成。虚线箭头表示从搜索状态到采样参数调节的反馈路径。</w:t>
-      </w:r>
-    </w:p>
-    <w:p>
-      <w:pPr>
-        <w:pStyle w:val="11"/>
-        <w:tabs>
-          <w:tab w:val="left" w:pos="487"/>
-        </w:tabs>
-        <w:spacing w:before="109"/>
-        <w:jc w:val="center"/>
-        <w:rPr>
-          <w:rFonts w:ascii="Times New Roman" w:eastAsia="宋体" w:hAnsi="Times New Roman" w:cs="Times New Roman"/>
-          <w:spacing w:val="-2"/>
-          <w:w w:val="110"/>
-          <w:lang w:eastAsia="zh-CN"/>
-        </w:rPr>
-      </w:pPr>
-      <w:r>
-        <w:rPr>
-          <w:rFonts w:ascii="Times New Roman" w:eastAsia="宋体" w:hAnsi="Times New Roman" w:cs="Times New Roman"/>
-          <w:spacing w:val="-2"/>
-          <w:w w:val="110"/>
-          <w:lang w:eastAsia="zh-CN"/>
-        </w:rPr>
-        <w:t xml:space="preserve">Fig. </w:t>
-      </w:r>
-      <w:r>
-        <w:rPr>
-          <w:rFonts w:ascii="Times New Roman" w:eastAsia="宋体" w:hAnsi="Times New Roman" w:cs="Times New Roman" w:hint="eastAsia"/>
-          <w:spacing w:val="-2"/>
-          <w:w w:val="110"/>
-          <w:lang w:eastAsia="zh-CN"/>
-        </w:rPr>
-        <w:t>4</w:t>
-      </w:r>
-      <w:r>
-        <w:rPr>
-          <w:rFonts w:ascii="Times New Roman" w:eastAsia="宋体" w:hAnsi="Times New Roman" w:cs="Times New Roman" w:hint="eastAsia"/>
-          <w:spacing w:val="-2"/>
-          <w:w w:val="110"/>
-          <w:lang w:eastAsia="zh-CN"/>
-        </w:rPr>
-        <w:t xml:space="preserve"> </w:t>
-      </w:r>
-      <w:r>
-        <w:rPr>
-          <w:rFonts w:ascii="Times New Roman" w:eastAsia="宋体" w:hAnsi="Times New Roman" w:cs="Times New Roman"/>
-          <w:spacing w:val="-2"/>
-          <w:w w:val="110"/>
-          <w:lang w:eastAsia="zh-CN"/>
-        </w:rPr>
-        <w:t>Overall framework of the SC-RRT algorithm. The algorithm consists of four modules: the search planning main loop, the search-state-based online adjustment mechanism, the adaptive dual-ellipsoid constrained sampling, and the feasibility verification with bidirectional tree connection. Dashed arrows indicate the feedback path from search state to sampling parameter regulation.</w:t>
-      </w:r>
-    </w:p>
+    <w:bookmarkEnd w:id="7"/>
     <w:p>
       <w:pPr>
         <w:tabs>
@@ -7033,13 +6450,26 @@
       </w:pPr>
       <w:r>
         <w:rPr>
+          <w:rFonts w:eastAsia="宋体"/>
+          <w:b/>
+          <w:bCs/>
+          <w:spacing w:val="-2"/>
+          <w:w w:val="110"/>
+          <w:sz w:val="24"/>
+          <w:szCs w:val="24"/>
+          <w:lang w:eastAsia="zh-CN"/>
+        </w:rPr>
+        <w:t>Fig. 4. Overall framework of the SC-RRT algorithm. It consists of the main search loop, SSFOR-based online regulation, and ADCS sampling. Dashed arrows indicate the internal implementation of key modules.</w:t>
+      </w:r>
+      <w:r>
+        <w:rPr>
           <w:rFonts w:eastAsiaTheme="minorEastAsia" w:hint="eastAsia"/>
           <w:noProof/>
           <w:lang w:eastAsia="zh-CN"/>
         </w:rPr>
         <w:lastRenderedPageBreak/>
         <w:drawing>
-          <wp:inline distT="0" distB="0" distL="0" distR="0" wp14:anchorId="0281198D" wp14:editId="6269F3D5">
+          <wp:inline distT="0" distB="0" distL="0" distR="0" wp14:anchorId="0281198D" wp14:editId="189BA490">
             <wp:extent cx="5260769" cy="4128559"/>
             <wp:effectExtent l="0" t="0" r="0" b="5715"/>
             <wp:docPr id="283809215" name="图片 6" descr="图表, 散点图&#10;&#10;AI 生成的内容可能不正确。"/>
@@ -7054,7 +6484,7 @@
                     <pic:cNvPicPr/>
                   </pic:nvPicPr>
                   <pic:blipFill rotWithShape="1">
-                    <a:blip r:embed="rId38" cstate="print">
+                    <a:blip r:embed="rId41" cstate="print">
                       <a:extLst>
                         <a:ext uri="{28A0092B-C50C-407E-A947-70E740481C1C}">
                           <a14:useLocalDpi xmlns:a14="http://schemas.microsoft.com/office/drawing/2010/main" val="0"/>
@@ -7094,7 +6524,7 @@
       <w:pPr>
         <w:jc w:val="center"/>
         <w:rPr>
-          <w:rFonts w:eastAsia="宋体"/>
+          <w:rFonts w:eastAsia="宋体" w:hint="eastAsia"/>
           <w:spacing w:val="-2"/>
           <w:w w:val="110"/>
           <w:lang w:eastAsia="zh-CN"/>
@@ -7107,37 +6537,7 @@
           <w:bCs/>
           <w:lang w:eastAsia="zh-CN"/>
         </w:rPr>
-        <w:t>图</w:t>
-      </w:r>
-      <w:r>
-        <w:rPr>
-          <w:rFonts w:eastAsiaTheme="minorEastAsia" w:hint="eastAsia"/>
-          <w:b/>
-          <w:bCs/>
-          <w:lang w:eastAsia="zh-CN"/>
-        </w:rPr>
-        <w:t>5</w:t>
-      </w:r>
-      <w:r>
-        <w:rPr>
-          <w:rFonts w:eastAsiaTheme="minorEastAsia"/>
-          <w:lang w:eastAsia="zh-CN"/>
-        </w:rPr>
-        <w:t>：</w:t>
-      </w:r>
-      <w:r>
-        <w:rPr>
-          <w:rFonts w:eastAsiaTheme="minorEastAsia"/>
-          <w:lang w:eastAsia="zh-CN"/>
-        </w:rPr>
-        <w:t>2D</w:t>
-      </w:r>
-      <w:r>
-        <w:rPr>
-          <w:rFonts w:eastAsiaTheme="minorEastAsia"/>
-          <w:lang w:eastAsia="zh-CN"/>
-        </w:rPr>
-        <w:t>环境下路径规划可视化对比</w:t>
+        <w:t>Fig. 5. Path planning process of SC-RRT in a 2D environment.</w:t>
       </w:r>
     </w:p>
     <w:p>
@@ -7157,8 +6557,6 @@
           <w:w w:val="110"/>
         </w:rPr>
       </w:pPr>
-      <w:bookmarkStart w:id="11" w:name="2_Problem_statement_and_notation"/>
-      <w:bookmarkEnd w:id="11"/>
       <w:r>
         <w:rPr>
           <w:spacing w:val="-2"/>
@@ -7166,9 +6564,9 @@
         </w:rPr>
         <w:t>Simulation</w:t>
       </w:r>
-      <w:bookmarkStart w:id="12" w:name="OLE_LINK21"/>
+      <w:bookmarkStart w:id="13" w:name="OLE_LINK21"/>
     </w:p>
-    <w:bookmarkEnd w:id="12"/>
+    <w:bookmarkEnd w:id="13"/>
     <w:p>
       <w:pPr>
         <w:pStyle w:val="a3"/>
@@ -7189,252 +6587,23 @@
           <w:szCs w:val="22"/>
           <w:lang w:eastAsia="zh-CN"/>
         </w:rPr>
-        <w:t>为系统评估</w:t>
-      </w:r>
-      <w:r>
-        <w:rPr>
-          <w:rFonts w:eastAsiaTheme="minorEastAsia"/>
-          <w:sz w:val="22"/>
-          <w:szCs w:val="22"/>
-          <w:lang w:eastAsia="zh-CN"/>
-        </w:rPr>
-        <w:t xml:space="preserve"> SC-RRT </w:t>
-      </w:r>
-      <w:r>
-        <w:rPr>
-          <w:rFonts w:eastAsiaTheme="minorEastAsia"/>
-          <w:sz w:val="22"/>
-          <w:szCs w:val="22"/>
-          <w:lang w:eastAsia="zh-CN"/>
-        </w:rPr>
-        <w:t>在环境规模与障碍物密度保持</w:t>
-      </w:r>
-      <w:proofErr w:type="gramStart"/>
-      <w:r>
-        <w:rPr>
-          <w:rFonts w:eastAsiaTheme="minorEastAsia"/>
-          <w:sz w:val="22"/>
-          <w:szCs w:val="22"/>
-          <w:lang w:eastAsia="zh-CN"/>
-        </w:rPr>
-        <w:t>一致条件</w:t>
-      </w:r>
-      <w:proofErr w:type="gramEnd"/>
-      <w:r>
-        <w:rPr>
-          <w:rFonts w:eastAsiaTheme="minorEastAsia"/>
-          <w:sz w:val="22"/>
-          <w:szCs w:val="22"/>
-          <w:lang w:eastAsia="zh-CN"/>
-        </w:rPr>
-        <w:t>下的性能，本研究在</w:t>
-      </w:r>
-      <w:r>
-        <w:rPr>
-          <w:rFonts w:eastAsiaTheme="minorEastAsia"/>
-          <w:sz w:val="22"/>
-          <w:szCs w:val="22"/>
-          <w:lang w:eastAsia="zh-CN"/>
-        </w:rPr>
-        <w:t>二维与三维空间下分别开展了仿真对比实验，结果如</w:t>
-      </w:r>
-      <w:r>
-        <w:rPr>
-          <w:rFonts w:eastAsiaTheme="minorEastAsia" w:hint="eastAsia"/>
-          <w:sz w:val="22"/>
-          <w:szCs w:val="22"/>
-          <w:lang w:eastAsia="zh-CN"/>
-        </w:rPr>
-        <w:t>图</w:t>
-      </w:r>
-      <w:r>
-        <w:rPr>
-          <w:rFonts w:eastAsiaTheme="minorEastAsia" w:hint="eastAsia"/>
-          <w:sz w:val="22"/>
-          <w:szCs w:val="22"/>
-          <w:lang w:eastAsia="zh-CN"/>
-        </w:rPr>
-        <w:t>6</w:t>
-      </w:r>
-      <w:r>
-        <w:rPr>
-          <w:rFonts w:eastAsiaTheme="minorEastAsia" w:hint="eastAsia"/>
-          <w:sz w:val="22"/>
-          <w:szCs w:val="22"/>
-          <w:lang w:eastAsia="zh-CN"/>
-        </w:rPr>
-        <w:t>、图</w:t>
-      </w:r>
-      <w:r>
-        <w:rPr>
-          <w:rFonts w:eastAsiaTheme="minorEastAsia" w:hint="eastAsia"/>
-          <w:sz w:val="22"/>
-          <w:szCs w:val="22"/>
-          <w:lang w:eastAsia="zh-CN"/>
-        </w:rPr>
-        <w:t>7</w:t>
-      </w:r>
-      <w:r>
-        <w:rPr>
-          <w:rFonts w:eastAsiaTheme="minorEastAsia"/>
-          <w:sz w:val="22"/>
-          <w:szCs w:val="22"/>
-          <w:lang w:eastAsia="zh-CN"/>
-        </w:rPr>
-        <w:t>所示</w:t>
-      </w:r>
-      <w:r>
-        <w:rPr>
-          <w:rFonts w:eastAsiaTheme="minorEastAsia"/>
-          <w:sz w:val="22"/>
-          <w:szCs w:val="22"/>
-          <w:lang w:eastAsia="zh-CN"/>
-        </w:rPr>
-        <w:t>。评估指标包括</w:t>
-      </w:r>
-      <w:r>
-        <w:rPr>
-          <w:rFonts w:eastAsiaTheme="minorEastAsia"/>
-          <w:sz w:val="22"/>
-          <w:szCs w:val="22"/>
-          <w:lang w:eastAsia="zh-CN"/>
-        </w:rPr>
-        <w:t>路径长度（</w:t>
-      </w:r>
-      <w:r>
-        <w:rPr>
-          <w:rFonts w:eastAsiaTheme="minorEastAsia"/>
-          <w:sz w:val="22"/>
-          <w:szCs w:val="22"/>
-          <w:lang w:eastAsia="zh-CN"/>
-        </w:rPr>
-        <w:t>Path Length</w:t>
-      </w:r>
-      <w:r>
-        <w:rPr>
-          <w:rFonts w:eastAsiaTheme="minorEastAsia"/>
-          <w:sz w:val="22"/>
-          <w:szCs w:val="22"/>
-          <w:lang w:eastAsia="zh-CN"/>
-        </w:rPr>
-        <w:t>）为路径相邻节点欧氏距离之和（</w:t>
-      </w:r>
-      <w:r>
-        <w:rPr>
-          <w:rFonts w:eastAsiaTheme="minorEastAsia"/>
-          <w:sz w:val="22"/>
-          <w:szCs w:val="22"/>
-          <w:lang w:eastAsia="zh-CN"/>
-        </w:rPr>
-        <w:t>mm</w:t>
-      </w:r>
-      <w:r>
-        <w:rPr>
-          <w:rFonts w:eastAsiaTheme="minorEastAsia"/>
-          <w:sz w:val="22"/>
-          <w:szCs w:val="22"/>
-          <w:lang w:eastAsia="zh-CN"/>
-        </w:rPr>
-        <w:t>）；收敛时间（</w:t>
-      </w:r>
-      <w:r>
-        <w:rPr>
-          <w:rFonts w:eastAsiaTheme="minorEastAsia"/>
-          <w:sz w:val="22"/>
-          <w:szCs w:val="22"/>
-          <w:lang w:eastAsia="zh-CN"/>
-        </w:rPr>
-        <w:t>Convergence Time</w:t>
-      </w:r>
-      <w:r>
-        <w:rPr>
-          <w:rFonts w:eastAsiaTheme="minorEastAsia"/>
-          <w:sz w:val="22"/>
-          <w:szCs w:val="22"/>
-          <w:lang w:eastAsia="zh-CN"/>
-        </w:rPr>
-        <w:t>）为算法完整运行时间（</w:t>
-      </w:r>
-      <w:r>
-        <w:rPr>
-          <w:rFonts w:eastAsiaTheme="minorEastAsia"/>
-          <w:sz w:val="22"/>
-          <w:szCs w:val="22"/>
-          <w:lang w:eastAsia="zh-CN"/>
-        </w:rPr>
-        <w:t>s</w:t>
-      </w:r>
-      <w:r>
-        <w:rPr>
-          <w:rFonts w:eastAsiaTheme="minorEastAsia"/>
-          <w:sz w:val="22"/>
-          <w:szCs w:val="22"/>
-          <w:lang w:eastAsia="zh-CN"/>
-        </w:rPr>
-        <w:t>）；节点数量（</w:t>
-      </w:r>
-      <w:r>
-        <w:rPr>
-          <w:rFonts w:eastAsiaTheme="minorEastAsia"/>
-          <w:sz w:val="22"/>
-          <w:szCs w:val="22"/>
-          <w:lang w:eastAsia="zh-CN"/>
-        </w:rPr>
-        <w:t>Node Count</w:t>
-      </w:r>
-      <w:r>
-        <w:rPr>
-          <w:rFonts w:eastAsiaTheme="minorEastAsia"/>
-          <w:sz w:val="22"/>
-          <w:szCs w:val="22"/>
-          <w:lang w:eastAsia="zh-CN"/>
-        </w:rPr>
-        <w:t>）为算法规划过程中生成的采样节点总数；路径效率（</w:t>
-      </w:r>
-      <w:r>
-        <w:rPr>
-          <w:rFonts w:eastAsiaTheme="minorEastAsia"/>
-          <w:sz w:val="22"/>
-          <w:szCs w:val="22"/>
-          <w:lang w:eastAsia="zh-CN"/>
-        </w:rPr>
-        <w:t>Path Efficiency</w:t>
-      </w:r>
-      <w:r>
-        <w:rPr>
-          <w:rFonts w:eastAsiaTheme="minorEastAsia"/>
-          <w:sz w:val="22"/>
-          <w:szCs w:val="22"/>
-          <w:lang w:eastAsia="zh-CN"/>
-        </w:rPr>
-        <w:t>）为起终点直线距离与实际路径长度的比值，越接近</w:t>
-      </w:r>
-      <w:r>
-        <w:rPr>
-          <w:rFonts w:eastAsiaTheme="minorEastAsia"/>
-          <w:sz w:val="22"/>
-          <w:szCs w:val="22"/>
-          <w:lang w:eastAsia="zh-CN"/>
-        </w:rPr>
-        <w:t>1.0</w:t>
-      </w:r>
-      <w:r>
-        <w:rPr>
-          <w:rFonts w:eastAsiaTheme="minorEastAsia"/>
-          <w:sz w:val="22"/>
-          <w:szCs w:val="22"/>
-          <w:lang w:eastAsia="zh-CN"/>
-        </w:rPr>
-        <w:t>表示路径越趋近最优</w:t>
-      </w:r>
-      <w:r>
-        <w:rPr>
-          <w:rFonts w:eastAsiaTheme="minorEastAsia"/>
-          <w:sz w:val="22"/>
-          <w:szCs w:val="22"/>
-          <w:lang w:eastAsia="zh-CN"/>
-        </w:rPr>
-        <w:t>。</w:t>
+        <w:t>To systematically evaluate the performance of SC-RRT under consistent environmental scale and obstacle density, comparative simulation experiments were conducted in both two-dimensional and three-dimensional spaces. The results are shown in Figures 6 and 7.</w:t>
+      </w:r>
+      <w:r>
+        <w:rPr>
+          <w:sz w:val="22"/>
+          <w:szCs w:val="22"/>
+        </w:rPr>
+        <w:t xml:space="preserve"> </w:t>
+      </w:r>
+      <w:r>
+        <w:rPr>
+          <w:rFonts w:eastAsiaTheme="minorEastAsia"/>
+          <w:sz w:val="22"/>
+          <w:szCs w:val="22"/>
+          <w:lang w:eastAsia="zh-CN"/>
+        </w:rPr>
+        <w:t>The evaluation metrics include: Path Length, defined as the sum of the Euclidean distances between adjacent nodes along the path (mm); Convergence Time, defined as the time required for the algorithm to achieve path convergence (s); Node Count, defined as the total number of sampled nodes generated during the planning process; and Path Efficiency, defined as the ratio of the straight-line distance between the start and goal to the actual path length, where values closer to 1.0 indicate a path that is nearer to the optimal solution.</w:t>
       </w:r>
     </w:p>
     <w:p>
@@ -7450,7 +6619,7 @@
           <w:lang w:eastAsia="zh-CN"/>
         </w:rPr>
       </w:pPr>
-      <w:bookmarkStart w:id="13" w:name="OLE_LINK14"/>
+      <w:bookmarkStart w:id="14" w:name="OLE_LINK14"/>
       <w:r>
         <w:rPr>
           <w:rFonts w:eastAsiaTheme="minorEastAsia" w:hint="eastAsia"/>
@@ -7460,7 +6629,7 @@
         </w:rPr>
         <w:t>Table 1</w:t>
       </w:r>
-      <w:bookmarkEnd w:id="13"/>
+      <w:bookmarkEnd w:id="14"/>
       <w:r>
         <w:rPr>
           <w:rFonts w:eastAsiaTheme="minorEastAsia" w:hint="eastAsia"/>
@@ -8210,7 +7379,7 @@
               </w:rPr>
               <w:t>425</w:t>
             </w:r>
-            <w:bookmarkStart w:id="14" w:name="OLE_LINK13"/>
+            <w:bookmarkStart w:id="15" w:name="OLE_LINK13"/>
             <w:r>
               <w:rPr>
                 <w:rFonts w:eastAsiaTheme="minorEastAsia"/>
@@ -8229,7 +7398,7 @@
               </w:rPr>
               <w:t>425</w:t>
             </w:r>
-            <w:bookmarkEnd w:id="14"/>
+            <w:bookmarkEnd w:id="15"/>
             <w:r>
               <w:rPr>
                 <w:rFonts w:eastAsiaTheme="minorEastAsia"/>
@@ -8312,185 +7481,17 @@
       </w:pPr>
       <w:r>
         <w:rPr>
-          <w:rFonts w:eastAsiaTheme="minorEastAsia" w:hint="eastAsia"/>
-          <w:lang w:eastAsia="zh-CN"/>
-        </w:rPr>
-        <w:t>根</w:t>
-      </w:r>
-      <w:r>
-        <w:rPr>
-          <w:rFonts w:eastAsiaTheme="minorEastAsia" w:hint="eastAsia"/>
-          <w:lang w:eastAsia="zh-CN"/>
-        </w:rPr>
-        <w:t>据对路径规划的过往研究，选取</w:t>
-      </w:r>
-      <w:r>
-        <w:rPr>
-          <w:rFonts w:eastAsiaTheme="minorEastAsia" w:hint="eastAsia"/>
-          <w:lang w:eastAsia="zh-CN"/>
-        </w:rPr>
-        <w:t>五种代表性</w:t>
-      </w:r>
-      <w:r>
-        <w:rPr>
-          <w:rFonts w:eastAsiaTheme="minorEastAsia" w:hint="eastAsia"/>
-          <w:lang w:eastAsia="zh-CN"/>
-        </w:rPr>
-        <w:t>路径规划算法</w:t>
-      </w:r>
-      <w:r>
-        <w:rPr>
-          <w:rFonts w:eastAsiaTheme="minorEastAsia" w:hint="eastAsia"/>
-          <w:lang w:eastAsia="zh-CN"/>
-        </w:rPr>
-        <w:t>RRT</w:t>
-      </w:r>
-      <w:r>
-        <w:rPr>
-          <w:rFonts w:eastAsiaTheme="minorEastAsia" w:hint="eastAsia"/>
-          <w:lang w:eastAsia="zh-CN"/>
-        </w:rPr>
-        <w:t>、</w:t>
-      </w:r>
-      <w:r>
-        <w:rPr>
-          <w:rFonts w:eastAsiaTheme="minorEastAsia" w:hint="eastAsia"/>
-          <w:lang w:eastAsia="zh-CN"/>
-        </w:rPr>
-        <w:t>RRT-Connect</w:t>
-      </w:r>
-      <w:r>
-        <w:rPr>
-          <w:rFonts w:eastAsiaTheme="minorEastAsia" w:hint="eastAsia"/>
-          <w:lang w:eastAsia="zh-CN"/>
-        </w:rPr>
-        <w:t>、</w:t>
-      </w:r>
-      <w:r>
-        <w:rPr>
-          <w:rFonts w:eastAsiaTheme="minorEastAsia" w:hint="eastAsia"/>
-          <w:lang w:eastAsia="zh-CN"/>
-        </w:rPr>
-        <w:t>RRT*</w:t>
-      </w:r>
-      <w:r>
-        <w:rPr>
-          <w:rFonts w:eastAsiaTheme="minorEastAsia" w:hint="eastAsia"/>
-          <w:lang w:eastAsia="zh-CN"/>
-        </w:rPr>
-        <w:t>、</w:t>
-      </w:r>
-      <w:r>
-        <w:rPr>
-          <w:rFonts w:eastAsiaTheme="minorEastAsia"/>
-          <w:lang w:eastAsia="zh-CN"/>
-        </w:rPr>
-        <w:t>Informed RRT*</w:t>
-      </w:r>
-      <w:r>
-        <w:rPr>
-          <w:rFonts w:eastAsiaTheme="minorEastAsia" w:hint="eastAsia"/>
-          <w:lang w:eastAsia="zh-CN"/>
-        </w:rPr>
-        <w:t>、</w:t>
-      </w:r>
-      <w:r>
-        <w:rPr>
-          <w:rFonts w:eastAsiaTheme="minorEastAsia" w:hint="eastAsia"/>
-          <w:lang w:eastAsia="zh-CN"/>
-        </w:rPr>
-        <w:t>Dynamic-RRT</w:t>
-      </w:r>
-      <w:r>
-        <w:rPr>
-          <w:rFonts w:eastAsiaTheme="minorEastAsia" w:hint="eastAsia"/>
-          <w:lang w:eastAsia="zh-CN"/>
-        </w:rPr>
-        <w:t>与本文算法</w:t>
-      </w:r>
-      <w:r>
-        <w:rPr>
-          <w:rFonts w:eastAsiaTheme="minorEastAsia" w:hint="eastAsia"/>
-          <w:lang w:eastAsia="zh-CN"/>
-        </w:rPr>
-        <w:t>SC-RRT</w:t>
-      </w:r>
-      <w:r>
-        <w:rPr>
-          <w:rFonts w:eastAsiaTheme="minorEastAsia" w:hint="eastAsia"/>
-          <w:lang w:eastAsia="zh-CN"/>
-        </w:rPr>
-        <w:t>进行对比，验证</w:t>
-      </w:r>
-      <w:r>
-        <w:rPr>
-          <w:rFonts w:eastAsiaTheme="minorEastAsia" w:hint="eastAsia"/>
-          <w:lang w:eastAsia="zh-CN"/>
-        </w:rPr>
-        <w:t>本文算法</w:t>
-      </w:r>
-      <w:r>
-        <w:rPr>
-          <w:rFonts w:eastAsiaTheme="minorEastAsia" w:hint="eastAsia"/>
-          <w:lang w:eastAsia="zh-CN"/>
-        </w:rPr>
-        <w:t>的性能</w:t>
-      </w:r>
-      <w:r>
-        <w:rPr>
-          <w:rFonts w:eastAsiaTheme="minorEastAsia" w:hint="eastAsia"/>
-          <w:lang w:eastAsia="zh-CN"/>
-        </w:rPr>
-        <w:t>与</w:t>
-      </w:r>
-      <w:r>
-        <w:rPr>
-          <w:rFonts w:eastAsiaTheme="minorEastAsia" w:hint="eastAsia"/>
-          <w:lang w:eastAsia="zh-CN"/>
-        </w:rPr>
-        <w:t>稳定性，</w:t>
-      </w:r>
-      <w:r>
-        <w:rPr>
-          <w:rFonts w:eastAsiaTheme="minorEastAsia"/>
-          <w:lang w:eastAsia="zh-CN"/>
-        </w:rPr>
-        <w:t>为确保不同路径规划算法性能对比的公平性，本文在相同的环境空间和障碍物配置下，对多种算法的路径长度、收敛时间等性能指标进行评估</w:t>
-      </w:r>
-      <w:r>
-        <w:rPr>
-          <w:rFonts w:eastAsiaTheme="minorEastAsia" w:hint="eastAsia"/>
-          <w:lang w:eastAsia="zh-CN"/>
-        </w:rPr>
-        <w:t>，以表</w:t>
-      </w:r>
-      <w:r>
-        <w:rPr>
-          <w:rFonts w:eastAsiaTheme="minorEastAsia" w:hint="eastAsia"/>
-          <w:lang w:eastAsia="zh-CN"/>
-        </w:rPr>
-        <w:t>1</w:t>
-      </w:r>
-      <w:r>
-        <w:rPr>
-          <w:rFonts w:eastAsiaTheme="minorEastAsia" w:hint="eastAsia"/>
-          <w:lang w:eastAsia="zh-CN"/>
-        </w:rPr>
-        <w:t>中规定的环境为例，进行</w:t>
-      </w:r>
-      <w:r>
-        <w:rPr>
-          <w:rFonts w:eastAsiaTheme="minorEastAsia" w:hint="eastAsia"/>
-          <w:lang w:eastAsia="zh-CN"/>
-        </w:rPr>
-        <w:t>500</w:t>
-      </w:r>
-      <w:r>
-        <w:rPr>
-          <w:rFonts w:eastAsiaTheme="minorEastAsia" w:hint="eastAsia"/>
-          <w:lang w:eastAsia="zh-CN"/>
-        </w:rPr>
-        <w:t>次运行。</w:t>
+          <w:rFonts w:eastAsiaTheme="minorEastAsia"/>
+          <w:lang w:eastAsia="zh-CN"/>
+        </w:rPr>
+        <w:t>Based on previous studies in path planning, five representative algorithms—RRT, RRT-Connect, RRT*, Informed RRT*, and Dynamic-RRT—were selected for comparison with the proposed SC-RRT algorithm to validate its performance and stability. To ensure fairness in performance comparison among different path planning algorithms, all methods were evaluated under identical environmental spaces and obstacle configurations. Using the environment specified in Table 1 as an example, each algorithm was executed 500 times, and performance metrics such as path length and convergence time were assessed.</w:t>
+      </w:r>
+      <w:r>
+        <w:rPr>
+          <w:rFonts w:eastAsiaTheme="minorEastAsia"/>
+          <w:lang w:eastAsia="zh-CN"/>
+        </w:rPr>
+        <w:t xml:space="preserve"> </w:t>
       </w:r>
     </w:p>
     <w:p>
@@ -8535,7 +7536,7 @@
                     </pic:cNvPicPr>
                   </pic:nvPicPr>
                   <pic:blipFill>
-                    <a:blip r:embed="rId39" cstate="print">
+                    <a:blip r:embed="rId42" cstate="print">
                       <a:extLst>
                         <a:ext uri="{28A0092B-C50C-407E-A947-70E740481C1C}">
                           <a14:useLocalDpi xmlns:a14="http://schemas.microsoft.com/office/drawing/2010/main" val="0"/>
@@ -8571,44 +7572,16 @@
           </wp:anchor>
         </w:drawing>
       </w:r>
-      <w:r>
-        <w:rPr>
-          <w:rFonts w:eastAsiaTheme="minorEastAsia" w:hint="eastAsia"/>
-          <w:lang w:eastAsia="zh-CN"/>
-        </w:rPr>
-        <w:t>图</w:t>
-      </w:r>
-      <w:r>
-        <w:rPr>
-          <w:rFonts w:eastAsiaTheme="minorEastAsia" w:hint="eastAsia"/>
-          <w:lang w:eastAsia="zh-CN"/>
-        </w:rPr>
-        <w:t>6</w:t>
-      </w:r>
-      <w:r>
-        <w:rPr>
-          <w:rFonts w:eastAsiaTheme="minorEastAsia" w:hint="eastAsia"/>
-          <w:lang w:eastAsia="zh-CN"/>
-        </w:rPr>
-        <w:t xml:space="preserve"> </w:t>
-      </w:r>
-      <w:r>
-        <w:rPr>
-          <w:rFonts w:eastAsiaTheme="minorEastAsia" w:hint="eastAsia"/>
-          <w:lang w:eastAsia="zh-CN"/>
-        </w:rPr>
-        <w:t>二维空间下不同路径规划算法对比实验</w:t>
-      </w:r>
-      <w:r>
-        <w:rPr>
-          <w:rFonts w:eastAsiaTheme="minorEastAsia" w:hint="eastAsia"/>
-          <w:lang w:eastAsia="zh-CN"/>
-        </w:rPr>
-        <w:t>结果</w:t>
-      </w:r>
-      <w:bookmarkStart w:id="15" w:name="OLE_LINK8"/>
+      <w:bookmarkStart w:id="16" w:name="OLE_LINK8"/>
+      <w:r>
+        <w:rPr>
+          <w:rFonts w:eastAsiaTheme="minorEastAsia"/>
+          <w:lang w:eastAsia="zh-CN"/>
+        </w:rPr>
+        <w:t>Figure 6 Comparison Results of Different Path Planning Algorithms in Two-Dimensional Space</w:t>
+      </w:r>
     </w:p>
-    <w:bookmarkEnd w:id="15"/>
+    <w:bookmarkEnd w:id="16"/>
     <w:p>
       <w:pPr>
         <w:pStyle w:val="a3"/>
@@ -8645,7 +7618,7 @@
                     <pic:cNvPicPr/>
                   </pic:nvPicPr>
                   <pic:blipFill>
-                    <a:blip r:embed="rId40">
+                    <a:blip r:embed="rId43">
                       <a:extLst>
                         <a:ext uri="{28A0092B-C50C-407E-A947-70E740481C1C}">
                           <a14:useLocalDpi xmlns:a14="http://schemas.microsoft.com/office/drawing/2010/main" val="0"/>
@@ -8685,38 +7658,10 @@
       </w:pPr>
       <w:r>
         <w:rPr>
-          <w:rFonts w:eastAsiaTheme="minorEastAsia" w:hint="eastAsia"/>
-          <w:lang w:eastAsia="zh-CN"/>
-        </w:rPr>
-        <w:t>图</w:t>
-      </w:r>
-      <w:r>
-        <w:rPr>
-          <w:rFonts w:eastAsiaTheme="minorEastAsia" w:hint="eastAsia"/>
-          <w:lang w:eastAsia="zh-CN"/>
-        </w:rPr>
-        <w:t>7</w:t>
-      </w:r>
-      <w:r>
-        <w:rPr>
-          <w:rFonts w:eastAsiaTheme="minorEastAsia" w:hint="eastAsia"/>
-          <w:lang w:eastAsia="zh-CN"/>
-        </w:rPr>
-        <w:t xml:space="preserve"> </w:t>
-      </w:r>
-      <w:r>
-        <w:rPr>
-          <w:rFonts w:eastAsiaTheme="minorEastAsia" w:hint="eastAsia"/>
-          <w:lang w:eastAsia="zh-CN"/>
-        </w:rPr>
-        <w:t>三</w:t>
-      </w:r>
-      <w:r>
-        <w:rPr>
-          <w:rFonts w:eastAsiaTheme="minorEastAsia" w:hint="eastAsia"/>
-          <w:lang w:eastAsia="zh-CN"/>
-        </w:rPr>
-        <w:t>维空间下不同路径规划算法对比实验结果</w:t>
+          <w:rFonts w:eastAsiaTheme="minorEastAsia"/>
+          <w:lang w:eastAsia="zh-CN"/>
+        </w:rPr>
+        <w:t>Figure 7 Comparison Results of Different Path Planning Algorithms in Three-Dimensional Space</w:t>
       </w:r>
     </w:p>
     <w:p>
@@ -8877,7 +7822,7 @@
                 <w:lang w:eastAsia="zh-CN"/>
               </w:rPr>
             </w:pPr>
-            <w:bookmarkStart w:id="16" w:name="_Hlk223267336"/>
+            <w:bookmarkStart w:id="17" w:name="_Hlk223267336"/>
             <w:r>
               <w:rPr>
                 <w:rFonts w:eastAsiaTheme="minorEastAsia"/>
@@ -9036,7 +7981,7 @@
           </w:p>
         </w:tc>
       </w:tr>
-      <w:bookmarkEnd w:id="16"/>
+      <w:bookmarkEnd w:id="17"/>
       <w:tr>
         <w:trPr>
           <w:jc w:val="center"/>
@@ -10323,256 +9268,48 @@
       <w:pPr>
         <w:ind w:firstLineChars="200" w:firstLine="440"/>
         <w:rPr>
-          <w:rFonts w:eastAsiaTheme="minorEastAsia"/>
-          <w:lang w:eastAsia="zh-CN"/>
-        </w:rPr>
-      </w:pPr>
-      <w:r>
-        <w:rPr>
-          <w:rFonts w:eastAsiaTheme="minorEastAsia"/>
-          <w:lang w:eastAsia="zh-CN"/>
-        </w:rPr>
-        <w:t>在二维与三维不同障碍密度的典型场景中，以相同环境配置与计算预算为约束，对</w:t>
-      </w:r>
-      <w:r>
-        <w:rPr>
-          <w:rFonts w:eastAsiaTheme="minorEastAsia"/>
-          <w:lang w:eastAsia="zh-CN"/>
-        </w:rPr>
-        <w:t>SC-RRT</w:t>
-      </w:r>
-      <w:r>
-        <w:rPr>
-          <w:rFonts w:eastAsiaTheme="minorEastAsia"/>
-          <w:lang w:eastAsia="zh-CN"/>
-        </w:rPr>
-        <w:t>与</w:t>
-      </w:r>
-      <w:r>
-        <w:rPr>
-          <w:rFonts w:eastAsiaTheme="minorEastAsia"/>
-          <w:lang w:eastAsia="zh-CN"/>
-        </w:rPr>
-        <w:t>RRT</w:t>
-      </w:r>
-      <w:r>
-        <w:rPr>
-          <w:rFonts w:eastAsiaTheme="minorEastAsia"/>
-          <w:lang w:eastAsia="zh-CN"/>
-        </w:rPr>
-        <w:t>、</w:t>
-      </w:r>
-      <w:r>
-        <w:rPr>
-          <w:rFonts w:eastAsiaTheme="minorEastAsia"/>
-          <w:lang w:eastAsia="zh-CN"/>
-        </w:rPr>
-        <w:t>RRT-Connect</w:t>
-      </w:r>
-      <w:r>
-        <w:rPr>
-          <w:rFonts w:eastAsiaTheme="minorEastAsia"/>
-          <w:lang w:eastAsia="zh-CN"/>
-        </w:rPr>
-        <w:t>、</w:t>
-      </w:r>
-      <w:r>
-        <w:rPr>
-          <w:rFonts w:eastAsiaTheme="minorEastAsia"/>
-          <w:lang w:eastAsia="zh-CN"/>
-        </w:rPr>
-        <w:t>RRT*</w:t>
-      </w:r>
-      <w:r>
-        <w:rPr>
-          <w:rFonts w:eastAsiaTheme="minorEastAsia"/>
-          <w:lang w:eastAsia="zh-CN"/>
-        </w:rPr>
-        <w:t>、</w:t>
-      </w:r>
-      <w:r>
-        <w:rPr>
-          <w:rFonts w:eastAsiaTheme="minorEastAsia"/>
-          <w:lang w:eastAsia="zh-CN"/>
-        </w:rPr>
-        <w:t>Informed RRT*</w:t>
-      </w:r>
-      <w:r>
-        <w:rPr>
-          <w:rFonts w:eastAsiaTheme="minorEastAsia"/>
-          <w:lang w:eastAsia="zh-CN"/>
-        </w:rPr>
-        <w:t>及</w:t>
-      </w:r>
-      <w:r>
-        <w:rPr>
-          <w:rFonts w:eastAsiaTheme="minorEastAsia"/>
-          <w:lang w:eastAsia="zh-CN"/>
-        </w:rPr>
-        <w:t>Dynamic-RRT</w:t>
-      </w:r>
-      <w:r>
-        <w:rPr>
-          <w:rFonts w:eastAsiaTheme="minorEastAsia"/>
-          <w:lang w:eastAsia="zh-CN"/>
-        </w:rPr>
-        <w:t>等主流算法展开系统性对比，结果</w:t>
-      </w:r>
-      <w:r>
-        <w:rPr>
           <w:rFonts w:eastAsiaTheme="minorEastAsia" w:hint="eastAsia"/>
           <w:lang w:eastAsia="zh-CN"/>
         </w:rPr>
-        <w:t>如</w:t>
-      </w:r>
-      <w:r>
-        <w:rPr>
-          <w:rFonts w:eastAsiaTheme="minorEastAsia"/>
-          <w:lang w:eastAsia="zh-CN"/>
-        </w:rPr>
-        <w:t>Table 2</w:t>
+      </w:pPr>
+      <w:r>
+        <w:rPr>
+          <w:rFonts w:eastAsiaTheme="minorEastAsia"/>
+          <w:lang w:eastAsia="zh-CN"/>
+        </w:rPr>
+        <w:t>Under typical scenarios with varying obstacle densities in both two-dimensional and three-dimensional spaces, a systematic comparison was conducted between SC-RRT and mainstream algorithms including RRT, RRT-Connect, RRT*, Informed RRT*, and Dynamic-RRT, under identical environmental configurations and computational budgets. The results are presented in Table 2.</w:t>
       </w:r>
       <w:r>
         <w:rPr>
           <w:rFonts w:eastAsiaTheme="minorEastAsia" w:hint="eastAsia"/>
           <w:lang w:eastAsia="zh-CN"/>
         </w:rPr>
-        <w:t>所示</w:t>
-      </w:r>
-      <w:r>
-        <w:rPr>
-          <w:rFonts w:eastAsiaTheme="minorEastAsia"/>
-          <w:lang w:eastAsia="zh-CN"/>
-        </w:rPr>
-        <w:t>。总体而言，</w:t>
-      </w:r>
-      <w:r>
-        <w:rPr>
-          <w:rFonts w:eastAsiaTheme="minorEastAsia"/>
-          <w:lang w:eastAsia="zh-CN"/>
-        </w:rPr>
-        <w:t>Dynamic-RRT</w:t>
-      </w:r>
-      <w:r>
-        <w:rPr>
-          <w:rFonts w:eastAsiaTheme="minorEastAsia"/>
-          <w:lang w:eastAsia="zh-CN"/>
-        </w:rPr>
-        <w:t>的渐进最优性依赖充足的时间</w:t>
-      </w:r>
-      <w:r>
-        <w:rPr>
-          <w:rFonts w:eastAsiaTheme="minorEastAsia" w:hint="eastAsia"/>
-          <w:lang w:eastAsia="zh-CN"/>
-        </w:rPr>
-        <w:t>才能</w:t>
-      </w:r>
-      <w:r>
-        <w:rPr>
-          <w:rFonts w:eastAsiaTheme="minorEastAsia"/>
-          <w:lang w:eastAsia="zh-CN"/>
-        </w:rPr>
-        <w:t>充分</w:t>
-      </w:r>
-      <w:r>
-        <w:rPr>
-          <w:rFonts w:eastAsiaTheme="minorEastAsia" w:hint="eastAsia"/>
-          <w:lang w:eastAsia="zh-CN"/>
-        </w:rPr>
-        <w:t>发挥</w:t>
-      </w:r>
-      <w:r>
-        <w:rPr>
-          <w:rFonts w:eastAsiaTheme="minorEastAsia"/>
-          <w:lang w:eastAsia="zh-CN"/>
-        </w:rPr>
-        <w:t>，在实时性要求较高的场景下存在明显局限；而当随机采样节点</w:t>
-      </w:r>
-      <m:oMath>
-        <m:sSub>
-          <m:sSubPr>
-            <m:ctrlPr>
-              <w:rPr>
-                <w:rFonts w:ascii="Cambria Math" w:eastAsiaTheme="minorEastAsia" w:hAnsi="Cambria Math"/>
-                <w:lang w:eastAsia="zh-CN"/>
-              </w:rPr>
-            </m:ctrlPr>
-          </m:sSubPr>
-          <m:e>
-            <m:r>
-              <w:rPr>
-                <w:rFonts w:ascii="Cambria Math" w:eastAsiaTheme="minorEastAsia" w:hAnsi="Cambria Math"/>
-                <w:lang w:eastAsia="zh-CN"/>
-              </w:rPr>
-              <m:t>x</m:t>
-            </m:r>
-          </m:e>
-          <m:sub>
-            <m:r>
-              <w:rPr>
-                <w:rFonts w:ascii="Cambria Math" w:eastAsiaTheme="minorEastAsia" w:hAnsi="Cambria Math"/>
-                <w:lang w:eastAsia="zh-CN"/>
-              </w:rPr>
-              <m:t>rand</m:t>
-            </m:r>
-          </m:sub>
-        </m:sSub>
-      </m:oMath>
-      <w:r>
-        <w:rPr>
-          <w:rFonts w:eastAsiaTheme="minorEastAsia"/>
-          <w:lang w:eastAsia="zh-CN"/>
-        </w:rPr>
-        <w:t>的概率分布偏向目标方向时，其路径长度与效率指标虽有所改善，但提升幅度有限。相比之下，</w:t>
-      </w:r>
-      <w:r>
-        <w:rPr>
-          <w:rFonts w:eastAsiaTheme="minorEastAsia"/>
-          <w:lang w:eastAsia="zh-CN"/>
-        </w:rPr>
-        <w:t>SC-RRT</w:t>
-      </w:r>
-      <w:r>
-        <w:rPr>
-          <w:rFonts w:eastAsiaTheme="minorEastAsia"/>
-          <w:lang w:eastAsia="zh-CN"/>
-        </w:rPr>
-        <w:t>凭借在线自适应调节机制（</w:t>
-      </w:r>
-      <w:r>
-        <w:rPr>
-          <w:rFonts w:eastAsiaTheme="minorEastAsia"/>
-          <w:lang w:eastAsia="zh-CN"/>
-        </w:rPr>
-        <w:t>SSFOR</w:t>
-      </w:r>
-      <w:r>
-        <w:rPr>
-          <w:rFonts w:eastAsiaTheme="minorEastAsia"/>
-          <w:lang w:eastAsia="zh-CN"/>
-        </w:rPr>
-        <w:t>），在保持相近路径长度的前提下，显著压缩了收敛时间与采样规模，综合实时性能明显优于</w:t>
-      </w:r>
-      <w:r>
-        <w:rPr>
-          <w:rFonts w:eastAsiaTheme="minorEastAsia"/>
-          <w:lang w:eastAsia="zh-CN"/>
-        </w:rPr>
-        <w:t>Dynamic-RRT</w:t>
-      </w:r>
-      <w:r>
-        <w:rPr>
-          <w:rFonts w:eastAsiaTheme="minorEastAsia"/>
-          <w:lang w:eastAsia="zh-CN"/>
-        </w:rPr>
-        <w:t>。</w:t>
-      </w:r>
-      <w:r>
-        <w:rPr>
-          <w:rFonts w:eastAsiaTheme="minorEastAsia"/>
-          <w:lang w:eastAsia="zh-CN"/>
-        </w:rPr>
         <w:t xml:space="preserve"> </w:t>
+      </w:r>
+      <w:r>
+        <w:rPr>
+          <w:rFonts w:eastAsiaTheme="minorEastAsia"/>
+          <w:lang w:eastAsia="zh-CN"/>
+        </w:rPr>
+        <w:t xml:space="preserve">Overall, the asymptotic optimality of Dynamic-RRT relies on sufficient computation time to be fully realized, which leads to notable limitations in scenarios with high real-time requirements. Although biasing the probability distribution of the random sample node </w:t>
+      </w:r>
+      <w:proofErr w:type="spellStart"/>
+      <w:r>
+        <w:rPr>
+          <w:rFonts w:eastAsiaTheme="minorEastAsia"/>
+          <w:i/>
+          <w:iCs/>
+          <w:lang w:eastAsia="zh-CN"/>
+        </w:rPr>
+        <w:t>x_rand</w:t>
+      </w:r>
+      <w:proofErr w:type="spellEnd"/>
+      <w:r>
+        <w:rPr>
+          <w:rFonts w:eastAsiaTheme="minorEastAsia"/>
+          <w:lang w:eastAsia="zh-CN"/>
+        </w:rPr>
+        <w:t xml:space="preserve"> toward the goal direction yields some improvement in path length and efficiency metrics, the degree of enhancement remains limited. In contrast, leveraging the online adaptive regulation mechanism (SSFOR), SC-RRT significantly reduces convergence time and sampling scale while maintaining comparable path length, demonstrating superior overall real-time performance compared to Dynamic-RRT.</w:t>
       </w:r>
     </w:p>
     <w:p>
@@ -10588,273 +9325,7 @@
           <w:rFonts w:eastAsiaTheme="minorEastAsia"/>
           <w:lang w:eastAsia="zh-CN"/>
         </w:rPr>
-        <w:t>在路径质量方面，</w:t>
-      </w:r>
-      <w:r>
-        <w:rPr>
-          <w:rFonts w:eastAsiaTheme="minorEastAsia"/>
-          <w:lang w:eastAsia="zh-CN"/>
-        </w:rPr>
-        <w:t>SC-RRT</w:t>
-      </w:r>
-      <w:r>
-        <w:rPr>
-          <w:rFonts w:eastAsiaTheme="minorEastAsia"/>
-          <w:lang w:eastAsia="zh-CN"/>
-        </w:rPr>
-        <w:t>表现突出。其平均路径长度为</w:t>
-      </w:r>
-      <w:r>
-        <w:rPr>
-          <w:rFonts w:eastAsiaTheme="minorEastAsia"/>
-          <w:lang w:eastAsia="zh-CN"/>
-        </w:rPr>
-        <w:t>2049.09 mm</w:t>
-      </w:r>
-      <w:r>
-        <w:rPr>
-          <w:rFonts w:eastAsiaTheme="minorEastAsia"/>
-          <w:lang w:eastAsia="zh-CN"/>
-        </w:rPr>
-        <w:t>，较</w:t>
-      </w:r>
-      <w:r>
-        <w:rPr>
-          <w:rFonts w:eastAsiaTheme="minorEastAsia"/>
-          <w:lang w:eastAsia="zh-CN"/>
-        </w:rPr>
-        <w:t>Dynamic-RRT</w:t>
-      </w:r>
-      <w:r>
-        <w:rPr>
-          <w:rFonts w:eastAsiaTheme="minorEastAsia"/>
-          <w:lang w:eastAsia="zh-CN"/>
-        </w:rPr>
-        <w:t>缩短约</w:t>
-      </w:r>
-      <w:r>
-        <w:rPr>
-          <w:rFonts w:eastAsiaTheme="minorEastAsia"/>
-          <w:lang w:eastAsia="zh-CN"/>
-        </w:rPr>
-        <w:t>10.5%</w:t>
-      </w:r>
-      <w:r>
-        <w:rPr>
-          <w:rFonts w:eastAsiaTheme="minorEastAsia"/>
-          <w:lang w:eastAsia="zh-CN"/>
-        </w:rPr>
-        <w:t>，与渐进最优的</w:t>
-      </w:r>
-      <w:r>
-        <w:rPr>
-          <w:rFonts w:eastAsiaTheme="minorEastAsia"/>
-          <w:lang w:eastAsia="zh-CN"/>
-        </w:rPr>
-        <w:t>RRT</w:t>
-      </w:r>
-      <w:r>
-        <w:rPr>
-          <w:rFonts w:eastAsiaTheme="minorEastAsia" w:hint="eastAsia"/>
-          <w:lang w:eastAsia="zh-CN"/>
-        </w:rPr>
-        <w:t>*</w:t>
-      </w:r>
-      <w:r>
-        <w:rPr>
-          <w:rFonts w:eastAsiaTheme="minorEastAsia"/>
-          <w:lang w:eastAsia="zh-CN"/>
-        </w:rPr>
-        <w:t>相差仅</w:t>
-      </w:r>
-      <w:r>
-        <w:rPr>
-          <w:rFonts w:eastAsiaTheme="minorEastAsia"/>
-          <w:lang w:eastAsia="zh-CN"/>
-        </w:rPr>
-        <w:t>4.0%</w:t>
-      </w:r>
-      <w:r>
-        <w:rPr>
-          <w:rFonts w:eastAsiaTheme="minorEastAsia"/>
-          <w:lang w:eastAsia="zh-CN"/>
-        </w:rPr>
-        <w:t>，却以极低的计算代价实现了接近最优的路径质量。</w:t>
-      </w:r>
-      <w:r>
-        <w:rPr>
-          <w:rFonts w:eastAsiaTheme="minorEastAsia"/>
-          <w:lang w:eastAsia="zh-CN"/>
-        </w:rPr>
-        <w:t xml:space="preserve">SC-RRT </w:t>
-      </w:r>
-      <w:r>
-        <w:rPr>
-          <w:rFonts w:eastAsiaTheme="minorEastAsia"/>
-          <w:lang w:eastAsia="zh-CN"/>
-        </w:rPr>
-        <w:t>的路径效率指标达到</w:t>
-      </w:r>
-      <w:r>
-        <w:rPr>
-          <w:rFonts w:eastAsiaTheme="minorEastAsia"/>
-          <w:lang w:eastAsia="zh-CN"/>
-        </w:rPr>
-        <w:t xml:space="preserve"> 0.9553</w:t>
-      </w:r>
-      <w:r>
-        <w:rPr>
-          <w:rFonts w:eastAsiaTheme="minorEastAsia"/>
-          <w:lang w:eastAsia="zh-CN"/>
-        </w:rPr>
-        <w:t>，在所有对比算法中位居第三。</w:t>
-      </w:r>
-      <w:r>
-        <w:rPr>
-          <w:rFonts w:eastAsiaTheme="minorEastAsia"/>
-          <w:lang w:eastAsia="zh-CN"/>
-        </w:rPr>
-        <w:t>仅次于渐进最优的</w:t>
-      </w:r>
-      <w:r>
-        <w:rPr>
-          <w:rFonts w:eastAsiaTheme="minorEastAsia"/>
-          <w:lang w:eastAsia="zh-CN"/>
-        </w:rPr>
-        <w:t>Informed RRT*</w:t>
-      </w:r>
-      <w:r>
-        <w:rPr>
-          <w:rFonts w:eastAsiaTheme="minorEastAsia"/>
-          <w:lang w:eastAsia="zh-CN"/>
-        </w:rPr>
-        <w:t>与</w:t>
-      </w:r>
-      <w:r>
-        <w:rPr>
-          <w:rFonts w:eastAsiaTheme="minorEastAsia"/>
-          <w:lang w:eastAsia="zh-CN"/>
-        </w:rPr>
-        <w:t>RRT*</w:t>
-      </w:r>
-      <w:r>
-        <w:rPr>
-          <w:rFonts w:eastAsiaTheme="minorEastAsia"/>
-          <w:lang w:eastAsia="zh-CN"/>
-        </w:rPr>
-        <w:t>，但其规划时间仅为</w:t>
-      </w:r>
-      <w:r>
-        <w:rPr>
-          <w:rFonts w:eastAsiaTheme="minorEastAsia"/>
-          <w:lang w:eastAsia="zh-CN"/>
-        </w:rPr>
-        <w:t>Informed RRT*</w:t>
-      </w:r>
-      <w:r>
-        <w:rPr>
-          <w:rFonts w:eastAsiaTheme="minorEastAsia"/>
-          <w:lang w:eastAsia="zh-CN"/>
-        </w:rPr>
-        <w:t>的</w:t>
-      </w:r>
-      <w:r>
-        <w:rPr>
-          <w:rFonts w:eastAsiaTheme="minorEastAsia"/>
-          <w:lang w:eastAsia="zh-CN"/>
-        </w:rPr>
-        <w:t>16.2%</w:t>
-      </w:r>
-      <w:r>
-        <w:rPr>
-          <w:rFonts w:eastAsiaTheme="minorEastAsia"/>
-          <w:lang w:eastAsia="zh-CN"/>
-        </w:rPr>
-        <w:t>，在路径质量与计算效率之间实现了显著更优的平衡。</w:t>
-      </w:r>
-      <w:r>
-        <w:rPr>
-          <w:rFonts w:eastAsiaTheme="minorEastAsia"/>
-          <w:lang w:eastAsia="zh-CN"/>
-        </w:rPr>
-        <w:t>与经典</w:t>
-      </w:r>
-      <w:r>
-        <w:rPr>
-          <w:rFonts w:eastAsiaTheme="minorEastAsia"/>
-          <w:lang w:eastAsia="zh-CN"/>
-        </w:rPr>
-        <w:t xml:space="preserve"> RRT*</w:t>
-      </w:r>
-      <w:r>
-        <w:rPr>
-          <w:rFonts w:eastAsiaTheme="minorEastAsia"/>
-          <w:lang w:eastAsia="zh-CN"/>
-        </w:rPr>
-        <w:t>相比，</w:t>
-      </w:r>
-      <w:r>
-        <w:rPr>
-          <w:rFonts w:eastAsiaTheme="minorEastAsia"/>
-          <w:lang w:eastAsia="zh-CN"/>
-        </w:rPr>
-        <w:t>路径效率</w:t>
-      </w:r>
-      <w:r>
-        <w:rPr>
-          <w:rFonts w:eastAsiaTheme="minorEastAsia"/>
-          <w:lang w:eastAsia="zh-CN"/>
-        </w:rPr>
-        <w:t>差距为</w:t>
-      </w:r>
-      <w:r>
-        <w:rPr>
-          <w:rFonts w:eastAsiaTheme="minorEastAsia"/>
-          <w:lang w:eastAsia="zh-CN"/>
-        </w:rPr>
-        <w:t xml:space="preserve"> 1.40%</w:t>
-      </w:r>
-      <w:r>
-        <w:rPr>
-          <w:rFonts w:eastAsiaTheme="minorEastAsia"/>
-          <w:lang w:eastAsia="zh-CN"/>
-        </w:rPr>
-        <w:t>。这表明</w:t>
-      </w:r>
-      <w:r>
-        <w:rPr>
-          <w:rFonts w:eastAsiaTheme="minorEastAsia"/>
-          <w:lang w:eastAsia="zh-CN"/>
-        </w:rPr>
-        <w:t xml:space="preserve"> SC-RRT </w:t>
-      </w:r>
-      <w:r>
-        <w:rPr>
-          <w:rFonts w:eastAsiaTheme="minorEastAsia"/>
-          <w:lang w:eastAsia="zh-CN"/>
-        </w:rPr>
-        <w:t>在保持较高路径质量的同时，显著提升了规划速度</w:t>
-      </w:r>
-      <w:r>
-        <w:rPr>
-          <w:rFonts w:eastAsiaTheme="minorEastAsia" w:hint="eastAsia"/>
-          <w:lang w:eastAsia="zh-CN"/>
-        </w:rPr>
-        <w:t>，证明了</w:t>
-      </w:r>
-      <w:r>
-        <w:rPr>
-          <w:rFonts w:eastAsiaTheme="minorEastAsia"/>
-          <w:lang w:eastAsia="zh-CN"/>
-        </w:rPr>
-        <w:t>ADCS</w:t>
-      </w:r>
-      <w:r>
-        <w:rPr>
-          <w:rFonts w:eastAsiaTheme="minorEastAsia"/>
-          <w:lang w:eastAsia="zh-CN"/>
-        </w:rPr>
-        <w:t>紧凑采样机制所生成的路径在几何形态上高度趋近直线，冗余绕行得到有效抑制。</w:t>
+        <w:t>In terms of path quality, SC-RRT demonstrates outstanding performance. Its average path length is 2049.09 mm, approximately 10.5% shorter than that of Dynamic-RRT and only 4.0% longer than the asymptotically optimal RRT*, while achieving near-optimal path quality at a significantly lower computational cost. The path efficiency of SC-RRT reaches 0.9553, ranking third among all compared algorithms, surpassed only by the asymptotically optimal Informed RRT* and RRT*. However, its planning time is merely 16.2% of that required by Informed RRT*, achieving a markedly better balance between path quality and computational efficiency. Compared with the classical RRT*, the difference in path efficiency is only 1.40%. These results indicate that SC-RRT substantially improves planning speed while maintaining high path quality, demonstrating that the paths generated by the ADCS compact sampling mechanism closely approximate straight-line geometry, effectively suppressing redundant detours.</w:t>
       </w:r>
     </w:p>
     <w:p>
@@ -10870,149 +9341,7 @@
           <w:rFonts w:eastAsiaTheme="minorEastAsia"/>
           <w:lang w:eastAsia="zh-CN"/>
         </w:rPr>
-        <w:t>在计算效率方面，</w:t>
-      </w:r>
-      <w:r>
-        <w:rPr>
-          <w:rFonts w:eastAsiaTheme="minorEastAsia"/>
-          <w:lang w:eastAsia="zh-CN"/>
-        </w:rPr>
-        <w:t>SC-RRT</w:t>
-      </w:r>
-      <w:r>
-        <w:rPr>
-          <w:rFonts w:eastAsiaTheme="minorEastAsia"/>
-          <w:lang w:eastAsia="zh-CN"/>
-        </w:rPr>
-        <w:t>的平均收敛时间为</w:t>
-      </w:r>
-      <w:r>
-        <w:rPr>
-          <w:rFonts w:eastAsiaTheme="minorEastAsia"/>
-          <w:lang w:eastAsia="zh-CN"/>
-        </w:rPr>
-        <w:t>0.0345 s</w:t>
-      </w:r>
-      <w:r>
-        <w:rPr>
-          <w:rFonts w:eastAsiaTheme="minorEastAsia"/>
-          <w:lang w:eastAsia="zh-CN"/>
-        </w:rPr>
-        <w:t>，节点消耗仅为</w:t>
-      </w:r>
-      <w:r>
-        <w:rPr>
-          <w:rFonts w:eastAsiaTheme="minorEastAsia"/>
-          <w:lang w:eastAsia="zh-CN"/>
-        </w:rPr>
-        <w:t>209.6</w:t>
-      </w:r>
-      <w:r>
-        <w:rPr>
-          <w:rFonts w:eastAsiaTheme="minorEastAsia"/>
-          <w:lang w:eastAsia="zh-CN"/>
-        </w:rPr>
-        <w:t>个，</w:t>
-      </w:r>
-      <w:r>
-        <w:rPr>
-          <w:rFonts w:eastAsiaTheme="minorEastAsia" w:hint="eastAsia"/>
-          <w:lang w:eastAsia="zh-CN"/>
-        </w:rPr>
-        <w:t>具备</w:t>
-      </w:r>
-      <w:r>
-        <w:rPr>
-          <w:rFonts w:eastAsiaTheme="minorEastAsia"/>
-          <w:lang w:eastAsia="zh-CN"/>
-        </w:rPr>
-        <w:t>优异的实时响应能力。而</w:t>
-      </w:r>
-      <w:r>
-        <w:rPr>
-          <w:rFonts w:eastAsiaTheme="minorEastAsia"/>
-          <w:lang w:eastAsia="zh-CN"/>
-        </w:rPr>
-        <w:t>RRT*</w:t>
-      </w:r>
-      <w:proofErr w:type="gramStart"/>
-      <w:r>
-        <w:rPr>
-          <w:rFonts w:eastAsiaTheme="minorEastAsia"/>
-          <w:lang w:eastAsia="zh-CN"/>
-        </w:rPr>
-        <w:t>虽保证</w:t>
-      </w:r>
-      <w:proofErr w:type="gramEnd"/>
-      <w:r>
-        <w:rPr>
-          <w:rFonts w:eastAsiaTheme="minorEastAsia"/>
-          <w:lang w:eastAsia="zh-CN"/>
-        </w:rPr>
-        <w:t>渐进最优，但其节点数高达</w:t>
-      </w:r>
-      <w:r>
-        <w:rPr>
-          <w:rFonts w:eastAsiaTheme="minorEastAsia"/>
-          <w:lang w:eastAsia="zh-CN"/>
-        </w:rPr>
-        <w:t>3846.6</w:t>
-      </w:r>
-      <w:r>
-        <w:rPr>
-          <w:rFonts w:eastAsiaTheme="minorEastAsia"/>
-          <w:lang w:eastAsia="zh-CN"/>
-        </w:rPr>
-        <w:t>个，收敛时间达</w:t>
-      </w:r>
-      <w:r>
-        <w:rPr>
-          <w:rFonts w:eastAsiaTheme="minorEastAsia"/>
-          <w:lang w:eastAsia="zh-CN"/>
-        </w:rPr>
-        <w:t>0.1629 s</w:t>
-      </w:r>
-      <w:r>
-        <w:rPr>
-          <w:rFonts w:eastAsiaTheme="minorEastAsia"/>
-          <w:lang w:eastAsia="zh-CN"/>
-        </w:rPr>
-        <w:t>，</w:t>
-      </w:r>
-      <w:r>
-        <w:rPr>
-          <w:rFonts w:eastAsiaTheme="minorEastAsia"/>
-          <w:lang w:eastAsia="zh-CN"/>
-        </w:rPr>
-        <w:t>SC-RRT</w:t>
-      </w:r>
-      <w:r>
-        <w:rPr>
-          <w:rFonts w:eastAsiaTheme="minorEastAsia"/>
-          <w:lang w:eastAsia="zh-CN"/>
-        </w:rPr>
-        <w:t>相对其实现了</w:t>
-      </w:r>
-      <w:r>
-        <w:rPr>
-          <w:rFonts w:eastAsiaTheme="minorEastAsia" w:hint="eastAsia"/>
-          <w:lang w:eastAsia="zh-CN"/>
-        </w:rPr>
-        <w:t>近</w:t>
-      </w:r>
-      <w:r>
-        <w:rPr>
-          <w:rFonts w:eastAsiaTheme="minorEastAsia" w:hint="eastAsia"/>
-          <w:lang w:eastAsia="zh-CN"/>
-        </w:rPr>
-        <w:t>4.7</w:t>
-      </w:r>
-      <w:r>
-        <w:rPr>
-          <w:rFonts w:eastAsiaTheme="minorEastAsia"/>
-          <w:lang w:eastAsia="zh-CN"/>
-        </w:rPr>
-        <w:t>倍的提速，在时间敏感型任务中优势尤为显著。</w:t>
+        <w:t>In terms of computational efficiency, SC-RRT achieves an average convergence time of 0.0345 s, with a node consumption of only 209.6, demonstrating excellent real-time responsiveness. Although RRT* guarantees asymptotic optimality, it requires as many as 3846.6 nodes and a convergence time of 0.1629 s. In comparison, SC-RRT achieves nearly a 4.7-fold speedup, highlighting its significant advantage in time-sensitive tasks.</w:t>
       </w:r>
     </w:p>
     <w:p>
@@ -11028,119 +9357,24 @@
           <w:rFonts w:eastAsiaTheme="minorEastAsia"/>
           <w:lang w:eastAsia="zh-CN"/>
         </w:rPr>
-        <w:t>路径稳定性方面，</w:t>
-      </w:r>
-      <w:r>
-        <w:rPr>
-          <w:rFonts w:eastAsiaTheme="minorEastAsia"/>
-          <w:lang w:eastAsia="zh-CN"/>
-        </w:rPr>
-        <w:t>SC-RRT</w:t>
-      </w:r>
-      <w:r>
-        <w:rPr>
-          <w:rFonts w:eastAsiaTheme="minorEastAsia"/>
-          <w:lang w:eastAsia="zh-CN"/>
-        </w:rPr>
-        <w:t>的路径长度标准差仅为</w:t>
-      </w:r>
-      <w:r>
-        <w:rPr>
-          <w:rFonts w:eastAsiaTheme="minorEastAsia"/>
-          <w:lang w:eastAsia="zh-CN"/>
-        </w:rPr>
-        <w:t>±57.53 mm</w:t>
-      </w:r>
-      <w:r>
-        <w:rPr>
-          <w:rFonts w:eastAsiaTheme="minorEastAsia"/>
-          <w:lang w:eastAsia="zh-CN"/>
-        </w:rPr>
-        <w:t>，远低于</w:t>
-      </w:r>
-      <w:r>
-        <w:rPr>
-          <w:rFonts w:eastAsiaTheme="minorEastAsia"/>
-          <w:lang w:eastAsia="zh-CN"/>
-        </w:rPr>
-        <w:t>RRT</w:t>
-      </w:r>
-      <w:r>
-        <w:rPr>
-          <w:rFonts w:eastAsiaTheme="minorEastAsia" w:hint="eastAsia"/>
-          <w:lang w:eastAsia="zh-CN"/>
-        </w:rPr>
-        <w:t>的</w:t>
-      </w:r>
-      <w:r>
-        <w:rPr>
-          <w:rFonts w:eastAsiaTheme="minorEastAsia"/>
-          <w:lang w:eastAsia="zh-CN"/>
-        </w:rPr>
-        <w:t>±126.25 mm</w:t>
-      </w:r>
-      <w:r>
-        <w:rPr>
-          <w:rFonts w:eastAsiaTheme="minorEastAsia"/>
-          <w:lang w:eastAsia="zh-CN"/>
-        </w:rPr>
-        <w:t>及</w:t>
-      </w:r>
-      <w:r>
-        <w:rPr>
-          <w:rFonts w:eastAsiaTheme="minorEastAsia"/>
-          <w:lang w:eastAsia="zh-CN"/>
-        </w:rPr>
-        <w:t>Dynamic-RRT</w:t>
-      </w:r>
-      <w:r>
-        <w:rPr>
-          <w:rFonts w:eastAsiaTheme="minorEastAsia" w:hint="eastAsia"/>
-          <w:lang w:eastAsia="zh-CN"/>
-        </w:rPr>
-        <w:t>的</w:t>
-      </w:r>
-      <w:r>
-        <w:rPr>
-          <w:rFonts w:eastAsiaTheme="minorEastAsia"/>
-          <w:lang w:eastAsia="zh-CN"/>
-        </w:rPr>
-        <w:t>±136.02 mm</w:t>
-      </w:r>
-      <w:r>
-        <w:rPr>
-          <w:rFonts w:eastAsiaTheme="minorEastAsia"/>
-          <w:lang w:eastAsia="zh-CN"/>
-        </w:rPr>
-        <w:t>，规划结果的一致性与可重复性显著更优。综上，</w:t>
-      </w:r>
-      <w:r>
-        <w:rPr>
-          <w:rFonts w:eastAsiaTheme="minorEastAsia"/>
-          <w:lang w:eastAsia="zh-CN"/>
-        </w:rPr>
-        <w:t>SC-RRT</w:t>
-      </w:r>
-      <w:r>
-        <w:rPr>
-          <w:rFonts w:eastAsiaTheme="minorEastAsia"/>
-          <w:lang w:eastAsia="zh-CN"/>
-        </w:rPr>
-        <w:t>在路径质量、计算效率与规划稳定性之间实现了最优综合平衡，并在二维与三维不同障碍密度场景下均保持稳定收敛</w:t>
-      </w:r>
-      <w:r>
-        <w:rPr>
-          <w:rFonts w:eastAsiaTheme="minorEastAsia" w:hint="eastAsia"/>
-          <w:lang w:eastAsia="zh-CN"/>
-        </w:rPr>
-        <w:t>和良好可扩展性</w:t>
-      </w:r>
-      <w:r>
-        <w:rPr>
-          <w:rFonts w:eastAsiaTheme="minorEastAsia"/>
-          <w:lang w:eastAsia="zh-CN"/>
-        </w:rPr>
-        <w:t>，展现出良好的泛化能力与工程实用价值。</w:t>
+        <w:t>In terms of path stability, SC-RRT exhibits a path length standard deviation of only ±57.53 mm, which is significantly lower than that of RRT (±126.25 mm) and Dynamic-RRT (±136.02 mm), demonstrating markedly superior consistency and reproducibility in planning results.</w:t>
+      </w:r>
+      <w:r>
+        <w:t xml:space="preserve"> </w:t>
+      </w:r>
+      <w:r>
+        <w:rPr>
+          <w:rFonts w:eastAsiaTheme="minorEastAsia"/>
+          <w:lang w:eastAsia="zh-CN"/>
+        </w:rPr>
+        <w:t>In summary, SC-RRT achieves an optimal overall balance among path quality, computational efficiency, and planning stability. It maintains stable convergence and strong scalability across both two-dimensional and three-dimensional scenarios with varying obstacle densities, demonstrating robust generalization capability and substantial practical engineering value.</w:t>
+      </w:r>
+      <w:r>
+        <w:rPr>
+          <w:rFonts w:eastAsiaTheme="minorEastAsia"/>
+          <w:lang w:eastAsia="zh-CN"/>
+        </w:rPr>
+        <w:t xml:space="preserve"> </w:t>
       </w:r>
     </w:p>
     <w:p>
@@ -11177,34 +9411,13 @@
           <w:lang w:eastAsia="zh-CN"/>
         </w:rPr>
       </w:pPr>
-      <w:bookmarkStart w:id="17" w:name="OLE_LINK5"/>
-      <w:r>
-        <w:rPr>
-          <w:rFonts w:eastAsiaTheme="minorEastAsia"/>
-          <w:lang w:eastAsia="zh-CN"/>
-        </w:rPr>
-        <w:t>针对采样式路径规划算法在障碍密集环境中有效采样比例低、收敛速度慢且知情子集对代价估计偏差敏感的问题，本文提出了</w:t>
-      </w:r>
-      <w:r>
-        <w:rPr>
-          <w:rFonts w:eastAsiaTheme="minorEastAsia"/>
-          <w:lang w:eastAsia="zh-CN"/>
-        </w:rPr>
-        <w:t>SC-RRT</w:t>
-      </w:r>
-      <w:r>
-        <w:rPr>
-          <w:rFonts w:eastAsiaTheme="minorEastAsia"/>
-          <w:lang w:eastAsia="zh-CN"/>
-        </w:rPr>
-        <w:t>算法。该算法包含两个紧密耦合的核心机制</w:t>
-      </w:r>
-      <w:r>
-        <w:rPr>
-          <w:rFonts w:eastAsiaTheme="minorEastAsia" w:hint="eastAsia"/>
-          <w:lang w:eastAsia="zh-CN"/>
-        </w:rPr>
-        <w:t>。</w:t>
+      <w:bookmarkStart w:id="18" w:name="OLE_LINK5"/>
+      <w:r>
+        <w:rPr>
+          <w:rFonts w:eastAsiaTheme="minorEastAsia"/>
+          <w:lang w:eastAsia="zh-CN"/>
+        </w:rPr>
+        <w:t>To address the issues of low effective sampling rates, slow convergence in obstacle-dense environments, and the sensitivity of informed subsets to cost estimation bias in sampling-based path planning algorithms, this paper proposes the SC-RRT algorithm. The algorithm comprises two tightly coupled core mechanisms.</w:t>
       </w:r>
     </w:p>
     <w:p>
@@ -11216,13 +9429,21 @@
           <w:lang w:eastAsia="zh-CN"/>
         </w:rPr>
       </w:pPr>
+      <w:bookmarkStart w:id="19" w:name="OLE_LINK15"/>
+      <w:r>
+        <w:rPr>
+          <w:rFonts w:eastAsiaTheme="minorEastAsia"/>
+          <w:lang w:eastAsia="zh-CN"/>
+        </w:rPr>
+        <w:t xml:space="preserve">First, Adaptive Asymmetric Dual-Ellipsoidal Constrained Sampling (ADCS). A dynamically updated intermediate point, derived online from the bidirectional search state, is introduced to decompose the global planning task into two directional subproblems: “start–intermediate” and “goal–intermediate.” For each direction, a hyper-ellipsoidal informed subset with independently adjustable scale is constructed. Unlike Dynamic-RRT, which adopts a single symmetric ellipsoid with the start and goal as fixed focal points, the asymmetric dual-ellipsoid structure of ADCS enables directional compression and expansion according to the differing search progress on the two sides. While maintaining </w:t>
+      </w:r>
       <w:proofErr w:type="gramStart"/>
       <w:r>
         <w:rPr>
           <w:rFonts w:eastAsiaTheme="minorEastAsia"/>
           <w:lang w:eastAsia="zh-CN"/>
         </w:rPr>
-        <w:t>一</w:t>
+        <w:t>exploratory</w:t>
       </w:r>
       <w:proofErr w:type="gramEnd"/>
       <w:r>
@@ -11230,133 +9451,15 @@
           <w:rFonts w:eastAsiaTheme="minorEastAsia"/>
           <w:lang w:eastAsia="zh-CN"/>
         </w:rPr>
-        <w:t>，自适应非对称双椭球约束采样（</w:t>
-      </w:r>
-      <w:r>
-        <w:rPr>
-          <w:rFonts w:eastAsiaTheme="minorEastAsia"/>
-          <w:lang w:eastAsia="zh-CN"/>
-        </w:rPr>
-        <w:t>ADCS</w:t>
-      </w:r>
-      <w:r>
-        <w:rPr>
-          <w:rFonts w:eastAsiaTheme="minorEastAsia"/>
-          <w:lang w:eastAsia="zh-CN"/>
-        </w:rPr>
-        <w:t>）。引入基于双树搜索状态在线更新的动态中介点，将全局规划任务分解为</w:t>
-      </w:r>
-      <w:r>
-        <w:rPr>
-          <w:rFonts w:eastAsiaTheme="minorEastAsia"/>
-          <w:lang w:eastAsia="zh-CN"/>
-        </w:rPr>
-        <w:t>"</w:t>
-      </w:r>
-      <w:r>
-        <w:rPr>
-          <w:rFonts w:eastAsiaTheme="minorEastAsia"/>
-          <w:lang w:eastAsia="zh-CN"/>
-        </w:rPr>
-        <w:t>起点</w:t>
-      </w:r>
-      <w:r>
-        <w:rPr>
-          <w:rFonts w:eastAsiaTheme="minorEastAsia"/>
-          <w:lang w:eastAsia="zh-CN"/>
-        </w:rPr>
-        <w:t>—</w:t>
-      </w:r>
-      <w:r>
-        <w:rPr>
-          <w:rFonts w:eastAsiaTheme="minorEastAsia"/>
-          <w:lang w:eastAsia="zh-CN"/>
-        </w:rPr>
-        <w:t>中介点</w:t>
-      </w:r>
-      <w:r>
-        <w:rPr>
-          <w:rFonts w:eastAsiaTheme="minorEastAsia"/>
-          <w:lang w:eastAsia="zh-CN"/>
-        </w:rPr>
-        <w:t>"</w:t>
-      </w:r>
-      <w:r>
-        <w:rPr>
-          <w:rFonts w:eastAsiaTheme="minorEastAsia"/>
-          <w:lang w:eastAsia="zh-CN"/>
-        </w:rPr>
-        <w:t>与</w:t>
-      </w:r>
-      <w:r>
-        <w:rPr>
-          <w:rFonts w:eastAsiaTheme="minorEastAsia"/>
-          <w:lang w:eastAsia="zh-CN"/>
-        </w:rPr>
-        <w:t>"</w:t>
-      </w:r>
-      <w:r>
-        <w:rPr>
-          <w:rFonts w:eastAsiaTheme="minorEastAsia"/>
-          <w:lang w:eastAsia="zh-CN"/>
-        </w:rPr>
-        <w:t>终点</w:t>
-      </w:r>
-      <w:r>
-        <w:rPr>
-          <w:rFonts w:eastAsiaTheme="minorEastAsia"/>
-          <w:lang w:eastAsia="zh-CN"/>
-        </w:rPr>
-        <w:t>—</w:t>
-      </w:r>
-      <w:r>
-        <w:rPr>
-          <w:rFonts w:eastAsiaTheme="minorEastAsia"/>
-          <w:lang w:eastAsia="zh-CN"/>
-        </w:rPr>
-        <w:t>中介点</w:t>
-      </w:r>
-      <w:r>
-        <w:rPr>
-          <w:rFonts w:eastAsiaTheme="minorEastAsia"/>
-          <w:lang w:eastAsia="zh-CN"/>
-        </w:rPr>
-        <w:t>"</w:t>
-      </w:r>
-      <w:r>
-        <w:rPr>
-          <w:rFonts w:eastAsiaTheme="minorEastAsia"/>
-          <w:lang w:eastAsia="zh-CN"/>
-        </w:rPr>
-        <w:t>两个方向性子问题，并分别构造尺度可独立调节的超椭球知情子集。与</w:t>
-      </w:r>
-      <w:r>
-        <w:rPr>
-          <w:rFonts w:eastAsiaTheme="minorEastAsia"/>
-          <w:lang w:eastAsia="zh-CN"/>
-        </w:rPr>
-        <w:t>Dynamic-RRT</w:t>
-      </w:r>
-      <w:r>
-        <w:rPr>
-          <w:rFonts w:eastAsiaTheme="minorEastAsia"/>
-          <w:lang w:eastAsia="zh-CN"/>
-        </w:rPr>
-        <w:t>以起点和终点为固定焦点的单一对称椭球不同，</w:t>
-      </w:r>
-      <w:r>
-        <w:rPr>
-          <w:rFonts w:eastAsiaTheme="minorEastAsia"/>
-          <w:lang w:eastAsia="zh-CN"/>
-        </w:rPr>
-        <w:t>ADCS</w:t>
-      </w:r>
-      <w:r>
-        <w:rPr>
-          <w:rFonts w:eastAsiaTheme="minorEastAsia"/>
-          <w:lang w:eastAsia="zh-CN"/>
-        </w:rPr>
-        <w:t>的非对称双椭球结构能够针对两侧搜索进展差异进行方向性压缩与扩展，在保持探索覆盖性的同时显著提高潜在可行通道上的采样密度，有效缓解了引言中指出的单向框架全局引导能力不足的问题。</w:t>
+        <w:t xml:space="preserve"> coverage, it significantly increases the sampling density along potentially feasible corridors, effectively mitigating the insufficient global guidance capability of single-direction frameworks highlighted in the introduction.</w:t>
+      </w:r>
+      <w:bookmarkEnd w:id="19"/>
+      <w:r>
+        <w:rPr>
+          <w:rFonts w:eastAsiaTheme="minorEastAsia"/>
+          <w:lang w:eastAsia="zh-CN"/>
+        </w:rPr>
+        <w:t xml:space="preserve"> </w:t>
       </w:r>
     </w:p>
     <w:p>
@@ -11373,83 +9476,41 @@
           <w:rFonts w:eastAsiaTheme="minorEastAsia"/>
           <w:lang w:eastAsia="zh-CN"/>
         </w:rPr>
-        <w:t>二，基于搜索状态反馈的在线调节机制（</w:t>
-      </w:r>
-      <w:r>
-        <w:rPr>
-          <w:rFonts w:eastAsiaTheme="minorEastAsia"/>
-          <w:lang w:eastAsia="zh-CN"/>
-        </w:rPr>
-        <w:t>SSFOR</w:t>
-      </w:r>
-      <w:r>
-        <w:rPr>
-          <w:rFonts w:eastAsiaTheme="minorEastAsia"/>
-          <w:lang w:eastAsia="zh-CN"/>
-        </w:rPr>
-        <w:t>）。以当前最优路径代价及其近期历史序列为反馈信号，实时输出超椭球扩张因子</w:t>
-      </w:r>
-      <m:oMath>
-        <m:r>
-          <w:rPr>
-            <w:rFonts w:ascii="Cambria Math" w:eastAsiaTheme="minorEastAsia" w:hAnsi="Cambria Math"/>
-            <w:lang w:eastAsia="zh-CN"/>
-          </w:rPr>
-          <m:t>γ</m:t>
-        </m:r>
-      </m:oMath>
-      <w:r>
-        <w:rPr>
-          <w:rFonts w:eastAsiaTheme="minorEastAsia"/>
-          <w:lang w:eastAsia="zh-CN"/>
-        </w:rPr>
-        <w:t>与知情采样概率</w:t>
-      </w:r>
-      <m:oMath>
-        <m:r>
-          <w:rPr>
-            <w:rFonts w:ascii="Cambria Math" w:eastAsiaTheme="minorEastAsia" w:hAnsi="Cambria Math"/>
-            <w:lang w:eastAsia="zh-CN"/>
-          </w:rPr>
-          <m:t>p</m:t>
-        </m:r>
-      </m:oMath>
-      <w:r>
-        <w:rPr>
-          <w:rFonts w:eastAsiaTheme="minorEastAsia"/>
-          <w:lang w:eastAsia="zh-CN"/>
-        </w:rPr>
-        <w:t>，对知情子集的体积与采样分配比例实施闭环调节。当路径改进停滞时自动扩大探索范围，当改进高效时逐步收紧约束以强化局部收敛，从而克服传统方法中代价高估导致采样</w:t>
-      </w:r>
-      <w:r>
-        <w:rPr>
-          <w:rFonts w:eastAsiaTheme="minorEastAsia" w:hint="eastAsia"/>
-          <w:lang w:eastAsia="zh-CN"/>
-        </w:rPr>
-        <w:t>知情子集</w:t>
-      </w:r>
-      <w:r>
-        <w:rPr>
-          <w:rFonts w:eastAsiaTheme="minorEastAsia"/>
-          <w:lang w:eastAsia="zh-CN"/>
-        </w:rPr>
-        <w:t>过大或代价低估导致采样</w:t>
-      </w:r>
-      <w:r>
-        <w:rPr>
-          <w:rFonts w:eastAsiaTheme="minorEastAsia" w:hint="eastAsia"/>
-          <w:lang w:eastAsia="zh-CN"/>
-        </w:rPr>
-        <w:t>知情子集</w:t>
-      </w:r>
-      <w:r>
-        <w:rPr>
-          <w:rFonts w:eastAsiaTheme="minorEastAsia"/>
-          <w:lang w:eastAsia="zh-CN"/>
-        </w:rPr>
-        <w:t>过早收缩的敏感性问题。</w:t>
+        <w:t xml:space="preserve">Second, the Search-State Feedback Online Regulation (SSFOR) mechanism. Using the current best path cost and its recent historical sequence as feedback signals, SSFOR dynamically outputs the hyper-ellipsoid expansion factor γ and the informed sampling probability p, implementing closed-loop regulation over the volume of the </w:t>
+      </w:r>
+      <w:r>
+        <w:rPr>
+          <w:rFonts w:eastAsiaTheme="minorEastAsia"/>
+          <w:lang w:eastAsia="zh-CN"/>
+        </w:rPr>
+        <w:lastRenderedPageBreak/>
+        <w:t xml:space="preserve">informed subset and the sampling allocation ratio. When path improvement stagnates, the exploration range is automatically expanded; when improvement is efficient, the constraints are progressively tightened to enhance local convergence. In this way, the mechanism overcomes the sensitivity issues in traditional methods, where cost overestimation leads to an excessively </w:t>
+      </w:r>
+      <w:proofErr w:type="gramStart"/>
+      <w:r>
+        <w:rPr>
+          <w:rFonts w:eastAsiaTheme="minorEastAsia"/>
+          <w:lang w:eastAsia="zh-CN"/>
+        </w:rPr>
+        <w:t>large informed</w:t>
+      </w:r>
+      <w:proofErr w:type="gramEnd"/>
+      <w:r>
+        <w:rPr>
+          <w:rFonts w:eastAsiaTheme="minorEastAsia"/>
+          <w:lang w:eastAsia="zh-CN"/>
+        </w:rPr>
+        <w:t xml:space="preserve"> subset and cost underestimation results in premature contraction of the sampling region.</w:t>
+      </w:r>
+      <w:r>
+        <w:rPr>
+          <w:rFonts w:eastAsiaTheme="minorEastAsia"/>
+          <w:lang w:eastAsia="zh-CN"/>
+        </w:rPr>
+        <w:t xml:space="preserve"> </w:t>
       </w:r>
     </w:p>
+    <w:bookmarkEnd w:id="18"/>
     <w:p>
       <w:pPr>
         <w:ind w:firstLineChars="200" w:firstLine="440"/>
@@ -11458,184 +9519,22 @@
           <w:rFonts w:eastAsiaTheme="minorEastAsia"/>
           <w:lang w:eastAsia="zh-CN"/>
         </w:rPr>
-      </w:pPr>
-      <w:r>
-        <w:rPr>
-          <w:rFonts w:eastAsiaTheme="minorEastAsia"/>
-          <w:lang w:eastAsia="zh-CN"/>
-        </w:rPr>
-        <w:t>在二维与三维不同障碍密度的典型场景中，以相同环境配置与计算预算为约束，</w:t>
-      </w:r>
-      <w:r>
-        <w:rPr>
-          <w:rFonts w:eastAsiaTheme="minorEastAsia"/>
-          <w:lang w:eastAsia="zh-CN"/>
-        </w:rPr>
-        <w:t>在</w:t>
-      </w:r>
-      <w:r>
-        <w:rPr>
-          <w:rFonts w:eastAsiaTheme="minorEastAsia"/>
-          <w:lang w:eastAsia="zh-CN"/>
-        </w:rPr>
-        <w:t>ADCS</w:t>
-      </w:r>
-      <w:r>
-        <w:rPr>
-          <w:rFonts w:eastAsiaTheme="minorEastAsia"/>
-          <w:lang w:eastAsia="zh-CN"/>
-        </w:rPr>
-        <w:t>的双向非对称约束与</w:t>
-      </w:r>
-      <w:r>
-        <w:rPr>
-          <w:rFonts w:eastAsiaTheme="minorEastAsia"/>
-          <w:lang w:eastAsia="zh-CN"/>
-        </w:rPr>
-        <w:t>SSFOR</w:t>
-      </w:r>
-      <w:r>
-        <w:rPr>
-          <w:rFonts w:eastAsiaTheme="minorEastAsia"/>
-          <w:lang w:eastAsia="zh-CN"/>
-        </w:rPr>
-        <w:t>闭环调节的协同作用下，</w:t>
-      </w:r>
-      <w:r>
-        <w:rPr>
-          <w:rFonts w:eastAsiaTheme="minorEastAsia"/>
-          <w:lang w:eastAsia="zh-CN"/>
-        </w:rPr>
-        <w:t>SC-RRT</w:t>
-      </w:r>
-      <w:r>
-        <w:rPr>
-          <w:rFonts w:eastAsiaTheme="minorEastAsia"/>
-          <w:lang w:eastAsia="zh-CN"/>
-        </w:rPr>
-        <w:t>在不同维度空间与障碍分布条件下均表现出更一致的收敛行为、更少的冗余扩展与更高的规划稳定性</w:t>
-      </w:r>
-      <w:r>
-        <w:rPr>
-          <w:rFonts w:eastAsiaTheme="minorEastAsia" w:hint="eastAsia"/>
-          <w:lang w:eastAsia="zh-CN"/>
-        </w:rPr>
-        <w:t>。</w:t>
-      </w:r>
-      <w:r>
-        <w:rPr>
-          <w:rFonts w:eastAsiaTheme="minorEastAsia" w:hint="eastAsia"/>
-          <w:lang w:eastAsia="zh-CN"/>
-        </w:rPr>
-        <w:t>证明了</w:t>
-      </w:r>
-      <w:r>
-        <w:rPr>
-          <w:rFonts w:eastAsiaTheme="minorEastAsia"/>
-          <w:lang w:eastAsia="zh-CN"/>
-        </w:rPr>
-        <w:t>自适应非对称双椭球约束采样</w:t>
-      </w:r>
-      <w:r>
-        <w:rPr>
-          <w:rFonts w:eastAsiaTheme="minorEastAsia" w:hint="eastAsia"/>
-          <w:lang w:eastAsia="zh-CN"/>
-        </w:rPr>
-        <w:t>策略与在线约束反馈调节的结合是提升采样</w:t>
-      </w:r>
-      <w:proofErr w:type="gramStart"/>
-      <w:r>
-        <w:rPr>
-          <w:rFonts w:eastAsiaTheme="minorEastAsia" w:hint="eastAsia"/>
-          <w:lang w:eastAsia="zh-CN"/>
-        </w:rPr>
-        <w:t>式规划</w:t>
-      </w:r>
-      <w:proofErr w:type="gramEnd"/>
-      <w:r>
-        <w:rPr>
-          <w:rFonts w:eastAsiaTheme="minorEastAsia" w:hint="eastAsia"/>
-          <w:lang w:eastAsia="zh-CN"/>
-        </w:rPr>
-        <w:t>算法综合性能的有效途径。</w:t>
-      </w:r>
-      <w:r>
-        <w:rPr>
-          <w:rFonts w:eastAsiaTheme="minorEastAsia"/>
-          <w:lang w:eastAsia="zh-CN"/>
-        </w:rPr>
-        <w:t>为同类采样</w:t>
-      </w:r>
-      <w:proofErr w:type="gramStart"/>
-      <w:r>
-        <w:rPr>
-          <w:rFonts w:eastAsiaTheme="minorEastAsia"/>
-          <w:lang w:eastAsia="zh-CN"/>
-        </w:rPr>
-        <w:t>式规划</w:t>
-      </w:r>
-      <w:proofErr w:type="gramEnd"/>
-      <w:r>
-        <w:rPr>
-          <w:rFonts w:eastAsiaTheme="minorEastAsia"/>
-          <w:lang w:eastAsia="zh-CN"/>
-        </w:rPr>
-        <w:t>算法突破代价估计偏差敏感性提供了可推广的建模范式。</w:t>
-      </w:r>
-      <w:r>
-        <w:rPr>
-          <w:rFonts w:eastAsiaTheme="minorEastAsia"/>
-          <w:lang w:eastAsia="zh-CN"/>
-        </w:rPr>
-        <w:t>SC-RRT</w:t>
-      </w:r>
-      <w:r>
-        <w:rPr>
-          <w:rFonts w:eastAsiaTheme="minorEastAsia"/>
-          <w:lang w:eastAsia="zh-CN"/>
-        </w:rPr>
-        <w:t>继承了</w:t>
-      </w:r>
-      <w:r>
-        <w:rPr>
-          <w:rFonts w:eastAsiaTheme="minorEastAsia"/>
-          <w:lang w:eastAsia="zh-CN"/>
-        </w:rPr>
-        <w:t>Informed RRT*</w:t>
-      </w:r>
-      <w:r>
-        <w:rPr>
-          <w:rFonts w:eastAsiaTheme="minorEastAsia"/>
-          <w:lang w:eastAsia="zh-CN"/>
-        </w:rPr>
-        <w:t>的概率完备性，并在渐进最优性框架下通过双向扩展与动态约束调节进一步加速收敛，理论性质与工程效率得到协同保障</w:t>
-      </w:r>
-      <w:r>
-        <w:rPr>
-          <w:rFonts w:eastAsiaTheme="minorEastAsia" w:hint="eastAsia"/>
-          <w:lang w:eastAsia="zh-CN"/>
-        </w:rPr>
-        <w:t>。</w:t>
-      </w:r>
-    </w:p>
-    <w:bookmarkEnd w:id="17"/>
-    <w:p>
-      <w:pPr>
-        <w:ind w:firstLineChars="200" w:firstLine="440"/>
-        <w:jc w:val="both"/>
-        <w:rPr>
-          <w:rFonts w:eastAsiaTheme="minorEastAsia"/>
-          <w:lang w:eastAsia="zh-CN"/>
-        </w:rPr>
         <w:sectPr>
-          <w:footerReference w:type="even" r:id="rId41"/>
-          <w:footerReference w:type="default" r:id="rId42"/>
+          <w:footerReference w:type="even" r:id="rId44"/>
+          <w:footerReference w:type="default" r:id="rId45"/>
           <w:type w:val="continuous"/>
           <w:pgSz w:w="11910" w:h="15820"/>
           <w:pgMar w:top="540" w:right="900" w:bottom="1120" w:left="800" w:header="616" w:footer="939" w:gutter="0"/>
           <w:cols w:space="708"/>
         </w:sectPr>
       </w:pPr>
+      <w:r>
+        <w:rPr>
+          <w:rFonts w:eastAsiaTheme="minorEastAsia"/>
+          <w:lang w:eastAsia="zh-CN"/>
+        </w:rPr>
+        <w:t>Under representative scenarios with varying obstacle densities in both two-dimensional and three-dimensional spaces, and under identical environmental configurations and computational budgets, SC-RRT—through the synergistic effect of ADCS’s bidirectional asymmetric constraints and SSFOR’s closed-loop regulation—demonstrates more consistent convergence behavior, fewer redundant expansions, and higher planning stability across different spatial dimensions and obstacle distributions. These results confirm that the integration of adaptive asymmetric dual-ellipsoidal constrained sampling with online constraint feedback regulation is an effective approach to enhancing the overall performance of sampling-based planning algorithms. It further provides a generalizable modeling paradigm for mitigating sensitivity to cost estimation bias in similar methods. SC-RRT inherits the probabilistic completeness of Informed RRT* and, within the asymptotic optimality framework, further accelerates convergence through bidirectional expansion and dynamic constraint regulation, thereby ensuring both theoretical soundness and engineering efficiency.</w:t>
+      </w:r>
     </w:p>
     <w:p>
       <w:pPr>
@@ -12265,33 +10164,11 @@
     <w:p>
       <w:pPr>
         <w:pStyle w:val="a3"/>
-        <w:rPr>
+        <w:spacing w:before="6"/>
+        <w:rPr>
+          <w:rFonts w:eastAsiaTheme="minorEastAsia" w:hint="eastAsia"/>
           <w:sz w:val="18"/>
-        </w:rPr>
-      </w:pPr>
-    </w:p>
-    <w:p>
-      <w:pPr>
-        <w:pStyle w:val="a3"/>
-        <w:rPr>
-          <w:sz w:val="18"/>
-        </w:rPr>
-      </w:pPr>
-    </w:p>
-    <w:p>
-      <w:pPr>
-        <w:pStyle w:val="a3"/>
-        <w:rPr>
-          <w:sz w:val="18"/>
-        </w:rPr>
-      </w:pPr>
-    </w:p>
-    <w:p>
-      <w:pPr>
-        <w:pStyle w:val="a3"/>
-        <w:spacing w:before="6"/>
-        <w:rPr>
-          <w:sz w:val="18"/>
+          <w:lang w:eastAsia="zh-CN"/>
         </w:rPr>
       </w:pPr>
     </w:p>
@@ -12301,8 +10178,8 @@
         <w:spacing w:before="1"/>
         <w:ind w:left="220" w:firstLine="0"/>
       </w:pPr>
-      <w:bookmarkStart w:id="18" w:name="References"/>
-      <w:bookmarkEnd w:id="18"/>
+      <w:bookmarkStart w:id="20" w:name="References"/>
+      <w:bookmarkEnd w:id="20"/>
       <w:r>
         <w:rPr>
           <w:spacing w:val="-2"/>
@@ -12328,16 +10205,16 @@
           <w:sz w:val="17"/>
         </w:rPr>
       </w:pPr>
-      <w:bookmarkStart w:id="19" w:name="_bookmark25"/>
-      <w:bookmarkStart w:id="20" w:name="_Ref223801121"/>
-      <w:bookmarkEnd w:id="19"/>
+      <w:bookmarkStart w:id="21" w:name="_bookmark25"/>
+      <w:bookmarkStart w:id="22" w:name="_Ref223801121"/>
+      <w:bookmarkEnd w:id="21"/>
       <w:r>
         <w:rPr>
           <w:sz w:val="17"/>
         </w:rPr>
         <w:t>Zhong R Y, Xu X, Klotz E, et al. Intelligent manufacturing in the context of industry 4.0: A review[J]. Engineering, 2017, 3(5): 616–630.</w:t>
       </w:r>
-      <w:bookmarkEnd w:id="20"/>
+      <w:bookmarkEnd w:id="22"/>
     </w:p>
     <w:p>
       <w:pPr>
@@ -12432,7 +10309,7 @@
           <w:sz w:val="17"/>
         </w:rPr>
       </w:pPr>
-      <w:bookmarkStart w:id="21" w:name="_Ref223786922"/>
+      <w:bookmarkStart w:id="23" w:name="_Ref223786922"/>
       <w:r>
         <w:rPr>
           <w:sz w:val="17"/>
@@ -12445,7 +10322,7 @@
         </w:rPr>
         <w:t>.</w:t>
       </w:r>
-      <w:bookmarkEnd w:id="21"/>
+      <w:bookmarkEnd w:id="23"/>
     </w:p>
     <w:p>
       <w:pPr>
@@ -12464,7 +10341,7 @@
           <w:sz w:val="17"/>
         </w:rPr>
       </w:pPr>
-      <w:bookmarkStart w:id="22" w:name="_Ref223788011"/>
+      <w:bookmarkStart w:id="24" w:name="_Ref223788011"/>
       <w:proofErr w:type="spellStart"/>
       <w:r>
         <w:rPr>
@@ -12479,7 +10356,7 @@
         </w:rPr>
         <w:t xml:space="preserve"> M, Simic M. Sampling-based robot motion planning: A review[J]. IEEE Access, 2014, 2: 56–77.</w:t>
       </w:r>
-      <w:bookmarkEnd w:id="22"/>
+      <w:bookmarkEnd w:id="24"/>
     </w:p>
     <w:p>
       <w:pPr>
@@ -12498,7 +10375,7 @@
           <w:sz w:val="17"/>
         </w:rPr>
       </w:pPr>
-      <w:bookmarkStart w:id="23" w:name="_Ref223788013"/>
+      <w:bookmarkStart w:id="25" w:name="_Ref223788013"/>
       <w:r>
         <w:rPr>
           <w:sz w:val="17"/>
@@ -12537,9 +10414,9 @@
           <w:sz w:val="17"/>
         </w:rPr>
       </w:pPr>
-      <w:bookmarkStart w:id="24" w:name="_Ref223801137"/>
-      <w:bookmarkStart w:id="25" w:name="_Ref223788118"/>
-      <w:bookmarkEnd w:id="23"/>
+      <w:bookmarkStart w:id="26" w:name="_Ref223801137"/>
+      <w:bookmarkStart w:id="27" w:name="_Ref223788118"/>
+      <w:bookmarkEnd w:id="25"/>
       <w:r>
         <w:rPr>
           <w:sz w:val="17"/>
@@ -12574,7 +10451,7 @@
         </w:rPr>
         <w:t xml:space="preserve"> C, Tran D T, et al. Heuristic approaches in robot path planning: A survey[J]. Robotics and Autonomous Systems, 2016, 86: 13–28.</w:t>
       </w:r>
-      <w:bookmarkEnd w:id="24"/>
+      <w:bookmarkEnd w:id="26"/>
       <w:r>
         <w:rPr>
           <w:sz w:val="17"/>
@@ -12599,16 +10476,16 @@
           <w:sz w:val="17"/>
         </w:rPr>
       </w:pPr>
-      <w:bookmarkStart w:id="26" w:name="_Ref223801156"/>
-      <w:bookmarkStart w:id="27" w:name="_Ref223790244"/>
-      <w:bookmarkEnd w:id="25"/>
+      <w:bookmarkStart w:id="28" w:name="_Ref223801156"/>
+      <w:bookmarkStart w:id="29" w:name="_Ref223790244"/>
+      <w:bookmarkEnd w:id="27"/>
       <w:r>
         <w:rPr>
           <w:sz w:val="17"/>
         </w:rPr>
         <w:t>LaValle S M. Planning Algorithms[M]. Cambridge: Cambridge University Press, 2006. ISBN: 978-0-521-86205-9.</w:t>
       </w:r>
-      <w:bookmarkEnd w:id="26"/>
+      <w:bookmarkEnd w:id="28"/>
       <w:r>
         <w:rPr>
           <w:sz w:val="17"/>
@@ -12633,7 +10510,7 @@
           <w:sz w:val="17"/>
         </w:rPr>
       </w:pPr>
-      <w:bookmarkStart w:id="28" w:name="_Ref223801157"/>
+      <w:bookmarkStart w:id="30" w:name="_Ref223801157"/>
       <w:proofErr w:type="spellStart"/>
       <w:r>
         <w:rPr>
@@ -12648,7 +10525,7 @@
         </w:rPr>
         <w:t xml:space="preserve"> J C. Robot Motion Planning[M]. Boston, MA: Springer, 1991. ISBN: 978-0-7923-9129-1.</w:t>
       </w:r>
-      <w:bookmarkEnd w:id="28"/>
+      <w:bookmarkEnd w:id="30"/>
     </w:p>
     <w:p>
       <w:pPr>
@@ -12667,7 +10544,7 @@
           <w:sz w:val="17"/>
         </w:rPr>
       </w:pPr>
-      <w:bookmarkStart w:id="29" w:name="_Ref224485128"/>
+      <w:bookmarkStart w:id="31" w:name="_Ref224485128"/>
       <w:r>
         <w:rPr>
           <w:sz w:val="17"/>
@@ -12688,8 +10565,8 @@
         </w:rPr>
         <w:t xml:space="preserve"> L E. Sampling-based methods for motion planning with constraints[J]. Annual Review of Control, Robotics, and Autonomous Systems, 2018, 1: 159–185.</w:t>
       </w:r>
-      <w:bookmarkEnd w:id="27"/>
       <w:bookmarkEnd w:id="29"/>
+      <w:bookmarkEnd w:id="31"/>
     </w:p>
     <w:p>
       <w:pPr>
@@ -12708,7 +10585,7 @@
           <w:sz w:val="17"/>
         </w:rPr>
       </w:pPr>
-      <w:bookmarkStart w:id="30" w:name="_Ref223790271"/>
+      <w:bookmarkStart w:id="32" w:name="_Ref223790271"/>
       <w:r>
         <w:rPr>
           <w:sz w:val="17"/>
@@ -12729,7 +10606,7 @@
         </w:rPr>
         <w:t xml:space="preserve"> A. A survey of robotic motion planning in dynamic environments[J]. Robotics and Autonomous Systems, 2018, 100: 171–185.</w:t>
       </w:r>
-      <w:bookmarkEnd w:id="30"/>
+      <w:bookmarkEnd w:id="32"/>
     </w:p>
     <w:p>
       <w:pPr>
@@ -12748,14 +10625,14 @@
           <w:sz w:val="17"/>
         </w:rPr>
       </w:pPr>
-      <w:bookmarkStart w:id="31" w:name="_Ref223801187"/>
+      <w:bookmarkStart w:id="33" w:name="_Ref223801187"/>
       <w:r>
         <w:rPr>
           <w:sz w:val="17"/>
         </w:rPr>
         <w:t>Aggarwal S, Kumar N. Path planning techniques for unmanned aerial vehicles: A review, solutions, and challenges[J]. Computer Communications, 2020, 149: 270–299.</w:t>
       </w:r>
-      <w:bookmarkEnd w:id="31"/>
+      <w:bookmarkEnd w:id="33"/>
     </w:p>
     <w:p>
       <w:pPr>
@@ -12774,7 +10651,7 @@
           <w:sz w:val="17"/>
         </w:rPr>
       </w:pPr>
-      <w:bookmarkStart w:id="32" w:name="_Ref223801245"/>
+      <w:bookmarkStart w:id="34" w:name="_Ref223801245"/>
       <w:r>
         <w:rPr>
           <w:sz w:val="17"/>
@@ -12795,7 +10672,7 @@
         </w:rPr>
         <w:t xml:space="preserve"> random trees: A new tool for path planning[R]. TR 98-11, Computer Science Department, Iowa State University, 1998.</w:t>
       </w:r>
-      <w:bookmarkEnd w:id="32"/>
+      <w:bookmarkEnd w:id="34"/>
     </w:p>
     <w:p>
       <w:pPr>
@@ -12814,7 +10691,7 @@
           <w:sz w:val="17"/>
         </w:rPr>
       </w:pPr>
-      <w:bookmarkStart w:id="33" w:name="_Ref223790300"/>
+      <w:bookmarkStart w:id="35" w:name="_Ref223790300"/>
       <w:r>
         <w:rPr>
           <w:sz w:val="17"/>
@@ -12849,7 +10726,7 @@
         </w:rPr>
         <w:t xml:space="preserve"> planning[J]. International Journal of Robotics Research, 2001, 20(5): 378–400.</w:t>
       </w:r>
-      <w:bookmarkEnd w:id="33"/>
+      <w:bookmarkEnd w:id="35"/>
     </w:p>
     <w:p>
       <w:pPr>
@@ -12868,7 +10745,7 @@
           <w:sz w:val="17"/>
         </w:rPr>
       </w:pPr>
-      <w:bookmarkStart w:id="34" w:name="_Ref223801271"/>
+      <w:bookmarkStart w:id="36" w:name="_Ref223801271"/>
       <w:r>
         <w:rPr>
           <w:sz w:val="17"/>
@@ -12889,7 +10766,7 @@
         </w:rPr>
         <w:t>, LaValle S M. RRT-Connect: An efficient approach to single-query path planning[C]. Proceedings of IEEE International Conference on Robotics and Automation (ICRA), San Francisco, CA, USA: IEEE, 2000: 995–1001.</w:t>
       </w:r>
-      <w:bookmarkEnd w:id="34"/>
+      <w:bookmarkEnd w:id="36"/>
     </w:p>
     <w:p>
       <w:pPr>
@@ -12908,7 +10785,7 @@
           <w:sz w:val="17"/>
         </w:rPr>
       </w:pPr>
-      <w:bookmarkStart w:id="35" w:name="_Ref223790301"/>
+      <w:bookmarkStart w:id="37" w:name="_Ref223790301"/>
       <w:r>
         <w:rPr>
           <w:sz w:val="17"/>
@@ -12929,7 +10806,7 @@
         </w:rPr>
         <w:t>. Asymptotically optimal sampling-based motion planning methods[J]. Annual Review of Control, Robotics, and Autonomous Systems, 2021, 4: 295–318.</w:t>
       </w:r>
-      <w:bookmarkEnd w:id="35"/>
+      <w:bookmarkEnd w:id="37"/>
     </w:p>
     <w:p>
       <w:pPr>
@@ -12948,7 +10825,7 @@
           <w:sz w:val="17"/>
         </w:rPr>
       </w:pPr>
-      <w:bookmarkStart w:id="36" w:name="_Ref223790404"/>
+      <w:bookmarkStart w:id="38" w:name="_Ref223790404"/>
       <w:r>
         <w:rPr>
           <w:sz w:val="17"/>
@@ -12969,7 +10846,7 @@
         </w:rPr>
         <w:t xml:space="preserve"> random trees for optimal motion planning in complex cluttered environments[J]. Robotics and Autonomous Systems, 2016, 68: 1–11.</w:t>
       </w:r>
-      <w:bookmarkEnd w:id="36"/>
+      <w:bookmarkEnd w:id="38"/>
     </w:p>
     <w:p>
       <w:pPr>
@@ -12988,14 +10865,14 @@
           <w:sz w:val="17"/>
         </w:rPr>
       </w:pPr>
-      <w:bookmarkStart w:id="37" w:name="_Ref223790405"/>
+      <w:bookmarkStart w:id="39" w:name="_Ref223790405"/>
       <w:r>
         <w:rPr>
           <w:sz w:val="17"/>
         </w:rPr>
         <w:t>Ding J, Zhou Y, Huang X, et al. An improved RRT* algorithm for robot path planning based on path expansion heuristic sampling[J]. Journal of Computational Science, 2023, 67: 101904.</w:t>
       </w:r>
-      <w:bookmarkEnd w:id="37"/>
+      <w:bookmarkEnd w:id="39"/>
     </w:p>
     <w:p>
       <w:pPr>
@@ -13022,7 +10899,7 @@
         </w:rPr>
         <w:t>Noreen I, Khan A, Habib Z. Optimal path planning using RRT* based approaches: A survey and future directions[J]. International Journal of Advanced Computer Science and Applications, 2016, 7(11): 97–107. DOI: 10.14569/IJACSA.2016.071114</w:t>
       </w:r>
-      <w:bookmarkStart w:id="38" w:name="_Ref224588821"/>
+      <w:bookmarkStart w:id="40" w:name="_Ref224588821"/>
     </w:p>
     <w:p>
       <w:pPr>
@@ -13041,9 +10918,9 @@
           <w:sz w:val="17"/>
         </w:rPr>
       </w:pPr>
-      <w:bookmarkStart w:id="39" w:name="_Ref223801376"/>
-      <w:bookmarkStart w:id="40" w:name="_Ref223790551"/>
-      <w:bookmarkEnd w:id="38"/>
+      <w:bookmarkStart w:id="41" w:name="_Ref223801376"/>
+      <w:bookmarkStart w:id="42" w:name="_Ref223790551"/>
+      <w:bookmarkEnd w:id="40"/>
       <w:r>
         <w:rPr>
           <w:sz w:val="17"/>
@@ -13078,8 +10955,8 @@
         </w:rPr>
         <w:t xml:space="preserve"> Sinica, 2022, 9(2): 283–294.</w:t>
       </w:r>
-      <w:bookmarkEnd w:id="39"/>
-      <w:bookmarkEnd w:id="40"/>
+      <w:bookmarkEnd w:id="41"/>
+      <w:bookmarkEnd w:id="42"/>
     </w:p>
     <w:p>
       <w:pPr>
@@ -13098,7 +10975,7 @@
           <w:sz w:val="17"/>
         </w:rPr>
       </w:pPr>
-      <w:bookmarkStart w:id="41" w:name="_Ref224675015"/>
+      <w:bookmarkStart w:id="43" w:name="_Ref224675015"/>
       <w:r>
         <w:rPr>
           <w:sz w:val="17"/>
@@ -13119,7 +10996,7 @@
         </w:rPr>
         <w:t xml:space="preserve"> random tree algorithm for path planning[J]. Engineering Applications of Artificial Intelligence, 2024, 133: 108072.</w:t>
       </w:r>
-      <w:bookmarkEnd w:id="41"/>
+      <w:bookmarkEnd w:id="43"/>
     </w:p>
     <w:p>
       <w:pPr>
@@ -13138,7 +11015,7 @@
           <w:sz w:val="17"/>
         </w:rPr>
       </w:pPr>
-      <w:bookmarkStart w:id="42" w:name="_Ref223790586"/>
+      <w:bookmarkStart w:id="44" w:name="_Ref223790586"/>
       <w:r>
         <w:rPr>
           <w:sz w:val="17"/>
@@ -13173,7 +11050,7 @@
         </w:rPr>
         <w:t xml:space="preserve"> random vines (RRV) for motion planning in configuration spaces with narrow passages[C]. Proceedings of IEEE International Conference on Robotics and Automation (ICRA), Brisbane, QLD, Australia: IEEE, 2018: 7055–7062.</w:t>
       </w:r>
-      <w:bookmarkEnd w:id="42"/>
+      <w:bookmarkEnd w:id="44"/>
     </w:p>
     <w:p>
       <w:pPr>
@@ -13192,7 +11069,7 @@
           <w:sz w:val="17"/>
         </w:rPr>
       </w:pPr>
-      <w:bookmarkStart w:id="43" w:name="_Ref223791415"/>
+      <w:bookmarkStart w:id="45" w:name="_Ref223791415"/>
       <w:r>
         <w:rPr>
           <w:sz w:val="17"/>
@@ -13213,7 +11090,7 @@
         </w:rPr>
         <w:t>, Barfoot T D. Informed RRT*: Optimal sampling-based path planning focused via direct sampling of an admissible ellipsoidal heuristic[C]. Proceedings of IEEE/RSJ International Conference on Intelligent Robots and Systems (IROS), Chicago, IL, USA: IEEE, 2014: 2997–3004.</w:t>
       </w:r>
-      <w:bookmarkEnd w:id="43"/>
+      <w:bookmarkEnd w:id="45"/>
     </w:p>
     <w:p>
       <w:pPr>
@@ -13232,7 +11109,7 @@
           <w:sz w:val="17"/>
         </w:rPr>
       </w:pPr>
-      <w:bookmarkStart w:id="44" w:name="_Ref223791416"/>
+      <w:bookmarkStart w:id="46" w:name="_Ref223791416"/>
       <w:r>
         <w:rPr>
           <w:sz w:val="17"/>
@@ -13253,7 +11130,7 @@
         </w:rPr>
         <w:t>, Barfoot T D. Informed sampling for asymptotically optimal path planning[J]. IEEE Transactions on Robotics, 2018, 34(4): 966–984.</w:t>
       </w:r>
-      <w:bookmarkEnd w:id="44"/>
+      <w:bookmarkEnd w:id="46"/>
     </w:p>
     <w:p>
       <w:pPr>
@@ -13272,7 +11149,7 @@
           <w:sz w:val="17"/>
         </w:rPr>
       </w:pPr>
-      <w:bookmarkStart w:id="45" w:name="_Ref223790273"/>
+      <w:bookmarkStart w:id="47" w:name="_Ref223790273"/>
       <w:r>
         <w:rPr>
           <w:sz w:val="17"/>
@@ -13293,7 +11170,7 @@
         </w:rPr>
         <w:t>, Barfoot T D. Batch informed trees (BIT*): Sampling-based optimal planning via the heuristically guided search of implicit random geometric graphs[C]. Proceedings of IEEE International Conference on Robotics and Automation (ICRA), Seattle, WA, USA: IEEE, 2015: 3067–3074.</w:t>
       </w:r>
-      <w:bookmarkEnd w:id="45"/>
+      <w:bookmarkEnd w:id="47"/>
     </w:p>
     <w:p>
       <w:pPr>
@@ -13312,7 +11189,7 @@
           <w:sz w:val="17"/>
         </w:rPr>
       </w:pPr>
-      <w:bookmarkStart w:id="46" w:name="_Ref223801612"/>
+      <w:bookmarkStart w:id="48" w:name="_Ref223801612"/>
       <w:r>
         <w:rPr>
           <w:sz w:val="17"/>
@@ -13331,16 +11208,9 @@
         <w:rPr>
           <w:sz w:val="17"/>
         </w:rPr>
-        <w:t xml:space="preserve">. Batch Informed Trees (BIT*): Informed asymptotically optimal anytime search[J]. International </w:t>
-      </w:r>
-      <w:r>
-        <w:rPr>
-          <w:sz w:val="17"/>
-        </w:rPr>
-        <w:lastRenderedPageBreak/>
-        <w:t>Journal of Robotics Research, 2020, 39(5): 543–567. DOI: 10.1177/0278364919890396</w:t>
-      </w:r>
-      <w:bookmarkEnd w:id="46"/>
+        <w:t>. Batch Informed Trees (BIT*): Informed asymptotically optimal anytime search[J]. International Journal of Robotics Research, 2020, 39(5): 543–567. DOI: 10.1177/0278364919890396</w:t>
+      </w:r>
+      <w:bookmarkEnd w:id="48"/>
     </w:p>
     <w:p>
       <w:pPr>
@@ -13359,14 +11229,14 @@
           <w:sz w:val="17"/>
         </w:rPr>
       </w:pPr>
-      <w:bookmarkStart w:id="47" w:name="_Ref223791442"/>
+      <w:bookmarkStart w:id="49" w:name="_Ref223791442"/>
       <w:r>
         <w:rPr>
           <w:sz w:val="17"/>
         </w:rPr>
         <w:t>Yuan L, Zhao J, Li W, et al. Improved informed-RRT* based path planning and trajectory optimization for mobile robots[J]. International Journal of Precision Engineering and Manufacturing, 2023, 24(3): 469–482.</w:t>
       </w:r>
-      <w:bookmarkEnd w:id="47"/>
+      <w:bookmarkEnd w:id="49"/>
     </w:p>
     <w:p>
       <w:pPr>
@@ -13385,11 +11255,12 @@
           <w:sz w:val="17"/>
         </w:rPr>
       </w:pPr>
-      <w:bookmarkStart w:id="48" w:name="_Ref223791448"/>
-      <w:r>
-        <w:rPr>
-          <w:sz w:val="17"/>
-        </w:rPr>
+      <w:bookmarkStart w:id="50" w:name="_Ref223791448"/>
+      <w:r>
+        <w:rPr>
+          <w:sz w:val="17"/>
+        </w:rPr>
+        <w:lastRenderedPageBreak/>
         <w:t xml:space="preserve">Zeng Z, Chang Y. ABF-RRT*: Bidirectional fast optimal </w:t>
       </w:r>
       <w:proofErr w:type="gramStart"/>
@@ -13412,7 +11283,7 @@
         </w:rPr>
         <w:t>25, 37: 165.</w:t>
       </w:r>
-      <w:bookmarkEnd w:id="48"/>
+      <w:bookmarkEnd w:id="50"/>
     </w:p>
     <w:p>
       <w:pPr>
@@ -13433,7 +11304,7 @@
           <w:lang w:eastAsia="zh-CN"/>
         </w:rPr>
       </w:pPr>
-      <w:bookmarkStart w:id="49" w:name="_Ref223791494"/>
+      <w:bookmarkStart w:id="51" w:name="_Ref223791494"/>
       <w:r>
         <w:rPr>
           <w:sz w:val="17"/>
@@ -13468,7 +11339,7 @@
         </w:rPr>
         <w:t>8.</w:t>
       </w:r>
-      <w:bookmarkEnd w:id="49"/>
+      <w:bookmarkEnd w:id="51"/>
     </w:p>
     <w:p>
       <w:pPr>
@@ -13489,7 +11360,7 @@
           <w:lang w:eastAsia="zh-CN"/>
         </w:rPr>
       </w:pPr>
-      <w:bookmarkStart w:id="50" w:name="_Ref223812078"/>
+      <w:bookmarkStart w:id="52" w:name="_Ref223812078"/>
       <w:r>
         <w:rPr>
           <w:rFonts w:eastAsiaTheme="minorEastAsia"/>
@@ -13516,7 +11387,7 @@
         </w:rPr>
         <w:t xml:space="preserve"> genetic algorithm: NSGA-II[J]. IEEE Transactions on Evolutionary Computation, 2002, 6(2): 182–197. DOI: 10.1109/4235.996017</w:t>
       </w:r>
-      <w:bookmarkEnd w:id="50"/>
+      <w:bookmarkEnd w:id="52"/>
     </w:p>
     <w:p>
       <w:pPr>
@@ -13537,7 +11408,7 @@
           <w:lang w:eastAsia="zh-CN"/>
         </w:rPr>
       </w:pPr>
-      <w:bookmarkStart w:id="51" w:name="_Ref223812940"/>
+      <w:bookmarkStart w:id="53" w:name="_Ref223812940"/>
       <w:proofErr w:type="spellStart"/>
       <w:r>
         <w:rPr>
@@ -13556,7 +11427,7 @@
         </w:rPr>
         <w:t xml:space="preserve"> H, Lynch K M, Hutchinson S, et al. Principles of Robot Motion: Theory, Algorithms, and Implementations[M]. Cambridge, MA: MIT Press, 2005. ISBN: 978-0-262-03327-5.</w:t>
       </w:r>
-      <w:bookmarkEnd w:id="51"/>
+      <w:bookmarkEnd w:id="53"/>
     </w:p>
     <w:p>
       <w:pPr>
@@ -13577,7 +11448,7 @@
           <w:lang w:eastAsia="zh-CN"/>
         </w:rPr>
       </w:pPr>
-      <w:bookmarkStart w:id="52" w:name="_Ref224507149"/>
+      <w:bookmarkStart w:id="54" w:name="_Ref224507149"/>
       <w:r>
         <w:rPr>
           <w:rFonts w:eastAsiaTheme="minorEastAsia"/>
@@ -13586,7 +11457,7 @@
         </w:rPr>
         <w:t>Lynch K M, Park F C. Modern Robotics: Mechanics, Planning, and Control[M]. Cambridge: Cambridge University Press, 2017. ISBN: 978-1-107-15630-2. DOI: 10.1017/9781316661239</w:t>
       </w:r>
-      <w:bookmarkEnd w:id="52"/>
+      <w:bookmarkEnd w:id="54"/>
     </w:p>
     <w:p>
       <w:pPr>
@@ -13607,7 +11478,7 @@
           <w:lang w:eastAsia="zh-CN"/>
         </w:rPr>
       </w:pPr>
-      <w:bookmarkStart w:id="53" w:name="_Ref223814085"/>
+      <w:bookmarkStart w:id="55" w:name="_Ref223814085"/>
       <w:proofErr w:type="spellStart"/>
       <w:r>
         <w:rPr>
@@ -13662,7 +11533,7 @@
         </w:rPr>
         <w:t xml:space="preserve"> J C, et al. Probabilistic roadmaps for path planning in high-dimensional configuration spaces[J]. IEEE Transactions on Robotics and Automation, 1996, 12(4): 566–580. DOI: 10.1109/70.508439</w:t>
       </w:r>
-      <w:bookmarkEnd w:id="53"/>
+      <w:bookmarkEnd w:id="55"/>
     </w:p>
     <w:p>
       <w:pPr>
@@ -13683,7 +11554,7 @@
           <w:lang w:eastAsia="zh-CN"/>
         </w:rPr>
       </w:pPr>
-      <w:bookmarkStart w:id="54" w:name="_Ref223814284"/>
+      <w:bookmarkStart w:id="56" w:name="_Ref223814284"/>
       <w:proofErr w:type="spellStart"/>
       <w:r>
         <w:rPr>
@@ -13738,7 +11609,7 @@
         </w:rPr>
         <w:t>, Kobayashi Y, et al. Path smoothing techniques in robot navigation: State-of-the-art, current and future challenges[J]. Sensors, 2018, 18(9): 3170. DOI: 10.3390/s18093170</w:t>
       </w:r>
-      <w:bookmarkEnd w:id="54"/>
+      <w:bookmarkEnd w:id="56"/>
     </w:p>
     <w:p>
       <w:pPr>
@@ -13759,7 +11630,7 @@
           <w:lang w:eastAsia="zh-CN"/>
         </w:rPr>
       </w:pPr>
-      <w:bookmarkStart w:id="55" w:name="_Ref223814286"/>
+      <w:bookmarkStart w:id="57" w:name="_Ref223814286"/>
       <w:r>
         <w:rPr>
           <w:rFonts w:eastAsiaTheme="minorEastAsia"/>
@@ -13786,7 +11657,7 @@
         </w:rPr>
         <w:t xml:space="preserve"> S. An analytical continuous-curvature path-smoothing algorithm[J]. IEEE Transactions on Robotics, 2010, 26(3): 561–568. DOI: 10.1109/TRO.2010.2042990</w:t>
       </w:r>
-      <w:bookmarkEnd w:id="55"/>
+      <w:bookmarkEnd w:id="57"/>
     </w:p>
     <w:p>
       <w:pPr>
@@ -13807,7 +11678,7 @@
           <w:lang w:eastAsia="zh-CN"/>
         </w:rPr>
       </w:pPr>
-      <w:bookmarkStart w:id="56" w:name="_Ref223815176"/>
+      <w:bookmarkStart w:id="58" w:name="_Ref223815176"/>
       <w:r>
         <w:rPr>
           <w:rFonts w:eastAsiaTheme="minorEastAsia"/>
@@ -13816,7 +11687,7 @@
         </w:rPr>
         <w:t>Nasir J, Islam F, Malik U, et al. RRT*-SMART: A rapid convergence implementation of RRT*[J]. International Journal of Advanced Robotic Systems, 2013, 10(7): 299. DOI: 10.5772/56718</w:t>
       </w:r>
-      <w:bookmarkEnd w:id="56"/>
+      <w:bookmarkEnd w:id="58"/>
     </w:p>
     <w:p>
       <w:pPr>
@@ -13837,7 +11708,7 @@
           <w:lang w:eastAsia="zh-CN"/>
         </w:rPr>
       </w:pPr>
-      <w:bookmarkStart w:id="57" w:name="_Ref223815184"/>
+      <w:bookmarkStart w:id="59" w:name="_Ref223815184"/>
       <w:r>
         <w:rPr>
           <w:rFonts w:eastAsiaTheme="minorEastAsia"/>
@@ -13864,7 +11735,7 @@
         </w:rPr>
         <w:t xml:space="preserve"> sampling-based method for optimal motion planning in many dimensions[J]. International Journal of Robotics Research, 2015, 34(7): 883–921. DOI: 10.1177/0278364915577958</w:t>
       </w:r>
-      <w:bookmarkEnd w:id="57"/>
+      <w:bookmarkEnd w:id="59"/>
     </w:p>
     <w:p>
       <w:pPr>
@@ -13885,7 +11756,7 @@
           <w:lang w:eastAsia="zh-CN"/>
         </w:rPr>
       </w:pPr>
-      <w:bookmarkStart w:id="58" w:name="_Ref223815190"/>
+      <w:bookmarkStart w:id="60" w:name="_Ref223815190"/>
       <w:r>
         <w:rPr>
           <w:rFonts w:eastAsiaTheme="minorEastAsia"/>
@@ -13894,7 +11765,7 @@
         </w:rPr>
         <w:t>Salzman O, Halperin D. Asymptotically near-optimal RRT for fast, high-quality, motion planning[C]. Proceedings of IEEE International Conference on Robotics and Automation (ICRA), Hong Kong, China: IEEE, 2014: 4680–4685. DOI: 10.1109/ICRA.2014.6907543</w:t>
       </w:r>
-      <w:bookmarkEnd w:id="58"/>
+      <w:bookmarkEnd w:id="60"/>
     </w:p>
     <w:p>
       <w:pPr>
@@ -13915,7 +11786,7 @@
           <w:lang w:eastAsia="zh-CN"/>
         </w:rPr>
       </w:pPr>
-      <w:bookmarkStart w:id="59" w:name="_Ref223815199"/>
+      <w:bookmarkStart w:id="61" w:name="_Ref223815199"/>
       <w:r>
         <w:rPr>
           <w:rFonts w:eastAsiaTheme="minorEastAsia"/>
@@ -13924,7 +11795,7 @@
         </w:rPr>
         <w:t>Ferguson D, Stentz A. Anytime RRTs[C]. Proceedings of IEEE/RSJ International Conference on Intelligent Robots and Systems (IROS), San Diego, CA, USA: IEEE, 2006: 5369–5375. DOI: 10.1109/IROS.2006.282100</w:t>
       </w:r>
-      <w:bookmarkEnd w:id="59"/>
+      <w:bookmarkEnd w:id="61"/>
     </w:p>
     <w:p>
       <w:pPr>
@@ -13945,7 +11816,7 @@
           <w:lang w:eastAsia="zh-CN"/>
         </w:rPr>
       </w:pPr>
-      <w:bookmarkStart w:id="60" w:name="_Ref223815201"/>
+      <w:bookmarkStart w:id="62" w:name="_Ref223815201"/>
       <w:r>
         <w:rPr>
           <w:rFonts w:eastAsiaTheme="minorEastAsia"/>
@@ -13954,7 +11825,7 @@
         </w:rPr>
         <w:t>Karaman S, Walter M R, Perez A, et al. Anytime motion planning using the RRT*[C]. Proceedings of IEEE International Conference on Robotics and Automation (ICRA), Shanghai, China: IEEE, 2011: 1478–1483. DOI: 10.1109/ICRA.2011.5980479</w:t>
       </w:r>
-      <w:bookmarkEnd w:id="60"/>
+      <w:bookmarkEnd w:id="62"/>
     </w:p>
     <w:p>
       <w:pPr>
@@ -13975,7 +11846,7 @@
           <w:lang w:eastAsia="zh-CN"/>
         </w:rPr>
       </w:pPr>
-      <w:bookmarkStart w:id="61" w:name="_Ref223815219"/>
+      <w:bookmarkStart w:id="63" w:name="_Ref223815219"/>
       <w:r>
         <w:rPr>
           <w:rFonts w:eastAsiaTheme="minorEastAsia"/>
@@ -13984,7 +11855,7 @@
         </w:rPr>
         <w:t>Akgun B, Stilman M. Sampling heuristics for optimal motion planning in high dimensions[C]. Proceedings of IEEE/RSJ International Conference on Intelligent Robots and Systems (IROS), San Francisco, CA, USA: IEEE, 2011: 2640–2645. DOI: 10.1109/IROS.2011.6095077</w:t>
       </w:r>
-      <w:bookmarkEnd w:id="61"/>
+      <w:bookmarkEnd w:id="63"/>
     </w:p>
     <w:sectPr>
       <w:type w:val="continuous"/>
